--- a/Full STACK(Mini Project).docx
+++ b/Full STACK(Mini Project).docx
@@ -1,6 +1,6 @@
 
 <file path=word/document.xml><?xml version="1.0" encoding="utf-8"?>
-<w:document xmlns:wpc="http://schemas.microsoft.com/office/word/2010/wordprocessingCanvas" xmlns:cx="http://schemas.microsoft.com/office/drawing/2014/chartex" xmlns:cx1="http://schemas.microsoft.com/office/drawing/2015/9/8/chartex" xmlns:cx2="http://schemas.microsoft.com/office/drawing/2015/10/21/chartex" xmlns:cx3="http://schemas.microsoft.com/office/drawing/2016/5/9/chartex" xmlns:cx4="http://schemas.microsoft.com/office/drawing/2016/5/10/chartex" xmlns:cx5="http://schemas.microsoft.com/office/drawing/2016/5/11/chartex" xmlns:cx6="http://schemas.microsoft.com/office/drawing/2016/5/12/chartex" xmlns:cx7="http://schemas.microsoft.com/office/drawing/2016/5/13/chartex" xmlns:cx8="http://schemas.microsoft.com/office/drawing/2016/5/14/chartex" xmlns:mc="http://schemas.openxmlformats.org/markup-compatibility/2006" xmlns:aink="http://schemas.microsoft.com/office/drawing/2016/ink" xmlns:am3d="http://schemas.microsoft.com/office/drawing/2017/model3d" xmlns:o="urn:schemas-microsoft-com:office:office" xmlns:oel="http://schemas.microsoft.com/office/2019/extlst" xmlns:r="http://schemas.openxmlformats.org/officeDocument/2006/relationships" xmlns:m="http://schemas.openxmlformats.org/officeDocument/2006/math" xmlns:v="urn:schemas-microsoft-com:vml" xmlns:wp14="http://schemas.microsoft.com/office/word/2010/wordprocessingDrawing" xmlns:wp="http://schemas.openxmlformats.org/drawingml/2006/wordprocessingDrawing" xmlns:w10="urn:schemas-microsoft-com:office:word" xmlns:w="http://schemas.openxmlformats.org/wordprocessingml/2006/main" xmlns:w14="http://schemas.microsoft.com/office/word/2010/wordml" xmlns:w15="http://schemas.microsoft.com/office/word/2012/wordml" xmlns:w16cex="http://schemas.microsoft.com/office/word/2018/wordml/cex" xmlns:w16cid="http://schemas.microsoft.com/office/word/2016/wordml/cid" xmlns:w16="http://schemas.microsoft.com/office/word/2018/wordml" xmlns:w16du="http://schemas.microsoft.com/office/word/2023/wordml/word16du" xmlns:w16sdtdh="http://schemas.microsoft.com/office/word/2020/wordml/sdtdatahash" xmlns:w16se="http://schemas.microsoft.com/office/word/2015/wordml/symex" xmlns:wpg="http://schemas.microsoft.com/office/word/2010/wordprocessingGroup" xmlns:wpi="http://schemas.microsoft.com/office/word/2010/wordprocessingInk" xmlns:wne="http://schemas.microsoft.com/office/word/2006/wordml" xmlns:wps="http://schemas.microsoft.com/office/word/2010/wordprocessingShape" mc:Ignorable="w14 w15 w16se w16cid w16 w16cex w16sdtdh w16du wp14">
+<w:document xmlns:wpc="http://schemas.microsoft.com/office/word/2010/wordprocessingCanvas" xmlns:cx="http://schemas.microsoft.com/office/drawing/2014/chartex" xmlns:cx1="http://schemas.microsoft.com/office/drawing/2015/9/8/chartex" xmlns:cx2="http://schemas.microsoft.com/office/drawing/2015/10/21/chartex" xmlns:cx3="http://schemas.microsoft.com/office/drawing/2016/5/9/chartex" xmlns:cx4="http://schemas.microsoft.com/office/drawing/2016/5/10/chartex" xmlns:cx5="http://schemas.microsoft.com/office/drawing/2016/5/11/chartex" xmlns:cx6="http://schemas.microsoft.com/office/drawing/2016/5/12/chartex" xmlns:cx7="http://schemas.microsoft.com/office/drawing/2016/5/13/chartex" xmlns:cx8="http://schemas.microsoft.com/office/drawing/2016/5/14/chartex" xmlns:mc="http://schemas.openxmlformats.org/markup-compatibility/2006" xmlns:aink="http://schemas.microsoft.com/office/drawing/2016/ink" xmlns:am3d="http://schemas.microsoft.com/office/drawing/2017/model3d" xmlns:o="urn:schemas-microsoft-com:office:office" xmlns:oel="http://schemas.microsoft.com/office/2019/extlst" xmlns:r="http://schemas.openxmlformats.org/officeDocument/2006/relationships" xmlns:m="http://schemas.openxmlformats.org/officeDocument/2006/math" xmlns:v="urn:schemas-microsoft-com:vml" xmlns:wp14="http://schemas.microsoft.com/office/word/2010/wordprocessingDrawing" xmlns:wp="http://schemas.openxmlformats.org/drawingml/2006/wordprocessingDrawing" xmlns:w10="urn:schemas-microsoft-com:office:word" xmlns:w="http://schemas.openxmlformats.org/wordprocessingml/2006/main" xmlns:w14="http://schemas.microsoft.com/office/word/2010/wordml" xmlns:w15="http://schemas.microsoft.com/office/word/2012/wordml" xmlns:w16cex="http://schemas.microsoft.com/office/word/2018/wordml/cex" xmlns:w16cid="http://schemas.microsoft.com/office/word/2016/wordml/cid" xmlns:w16="http://schemas.microsoft.com/office/word/2018/wordml" xmlns:w16du="http://schemas.microsoft.com/office/word/2023/wordml/word16du" xmlns:w16sdtdh="http://schemas.microsoft.com/office/word/2020/wordml/sdtdatahash" xmlns:w16sdtfl="http://schemas.microsoft.com/office/word/2024/wordml/sdtformatlock" xmlns:w16se="http://schemas.microsoft.com/office/word/2015/wordml/symex" xmlns:wpg="http://schemas.microsoft.com/office/word/2010/wordprocessingGroup" xmlns:wpi="http://schemas.microsoft.com/office/word/2010/wordprocessingInk" xmlns:wne="http://schemas.microsoft.com/office/word/2006/wordml" xmlns:wps="http://schemas.microsoft.com/office/word/2010/wordprocessingShape" mc:Ignorable="w14 w15 w16se w16cid w16 w16cex w16sdtdh w16sdtfl w16du wp14">
   <w:body>
     <w:p>
       <w:pPr>
@@ -488,7 +488,7 @@
           <w:color w:val="000000" w:themeColor="text1"/>
           <w:sz w:val="32"/>
         </w:rPr>
-        <w:t>5</w:t>
+        <w:t>4</w:t>
       </w:r>
       <w:r>
         <w:rPr>
@@ -506,7 +506,7 @@
           <w:color w:val="000000" w:themeColor="text1"/>
           <w:sz w:val="32"/>
         </w:rPr>
-        <w:t>5</w:t>
+        <w:t>4</w:t>
       </w:r>
       <w:r>
         <w:rPr>
@@ -1136,7 +1136,19 @@
         <w:rPr>
           <w:szCs w:val="28"/>
         </w:rPr>
-        <w:t>Prof. Yogesh</w:t>
+        <w:t>Mr</w:t>
+      </w:r>
+      <w:r>
+        <w:rPr>
+          <w:szCs w:val="28"/>
+        </w:rPr>
+        <w:t>. Yogesh</w:t>
+      </w:r>
+      <w:r>
+        <w:rPr>
+          <w:szCs w:val="28"/>
+        </w:rPr>
+        <w:t xml:space="preserve"> BS</w:t>
       </w:r>
     </w:p>
     <w:p>
@@ -1152,7 +1164,19 @@
         <w:rPr>
           <w:szCs w:val="28"/>
         </w:rPr>
-        <w:t>Associate Professor</w:t>
+        <w:t>Ass</w:t>
+      </w:r>
+      <w:r>
+        <w:rPr>
+          <w:szCs w:val="28"/>
+        </w:rPr>
+        <w:t>istant</w:t>
+      </w:r>
+      <w:r>
+        <w:rPr>
+          <w:szCs w:val="28"/>
+        </w:rPr>
+        <w:t xml:space="preserve"> Professor</w:t>
       </w:r>
     </w:p>
     <w:p>
@@ -1774,19 +1798,11 @@
         </w:rPr>
         <w:t xml:space="preserve">) and </w:t>
       </w:r>
-      <w:proofErr w:type="spellStart"/>
-      <w:r>
-        <w:rPr>
-          <w:sz w:val="24"/>
-        </w:rPr>
-        <w:t>Dikshith</w:t>
-      </w:r>
-      <w:proofErr w:type="spellEnd"/>
-      <w:r>
-        <w:rPr>
-          <w:sz w:val="24"/>
-        </w:rPr>
-        <w:t xml:space="preserve"> M</w:t>
+      <w:r>
+        <w:rPr>
+          <w:sz w:val="24"/>
+        </w:rPr>
+        <w:t>Dikshith M</w:t>
       </w:r>
       <w:r>
         <w:rPr>
@@ -2160,7 +2176,15 @@
                 <w:bCs/>
                 <w:szCs w:val="28"/>
               </w:rPr>
-              <w:t>Prof. Yogesh</w:t>
+              <w:t>Mr</w:t>
+            </w:r>
+            <w:r>
+              <w:rPr>
+                <w:b/>
+                <w:bCs/>
+                <w:szCs w:val="28"/>
+              </w:rPr>
+              <w:t>. Yogesh</w:t>
             </w:r>
           </w:p>
           <w:p>
@@ -2179,7 +2203,23 @@
                 <w:bCs/>
                 <w:szCs w:val="28"/>
               </w:rPr>
-              <w:t>Associate Professor</w:t>
+              <w:t>Ass</w:t>
+            </w:r>
+            <w:r>
+              <w:rPr>
+                <w:b/>
+                <w:bCs/>
+                <w:szCs w:val="28"/>
+              </w:rPr>
+              <w:t>istant</w:t>
+            </w:r>
+            <w:r>
+              <w:rPr>
+                <w:b/>
+                <w:bCs/>
+                <w:szCs w:val="28"/>
+              </w:rPr>
+              <w:t xml:space="preserve"> Professor</w:t>
             </w:r>
           </w:p>
           <w:p>
@@ -2936,7 +2976,7 @@
           <w:sz w:val="24"/>
           <w:szCs w:val="24"/>
         </w:rPr>
-        <w:t>5</w:t>
+        <w:t>4</w:t>
       </w:r>
       <w:r>
         <w:rPr>
@@ -2956,7 +2996,7 @@
           <w:sz w:val="24"/>
           <w:szCs w:val="24"/>
         </w:rPr>
-        <w:t>5</w:t>
+        <w:t>4</w:t>
       </w:r>
       <w:r>
         <w:rPr>
@@ -2992,7 +3032,16 @@
           <w:sz w:val="24"/>
           <w:szCs w:val="24"/>
         </w:rPr>
-        <w:t>Prof Yogesh</w:t>
+        <w:t>Mr.</w:t>
+      </w:r>
+      <w:r>
+        <w:rPr>
+          <w:rFonts w:ascii="Times New Roman" w:eastAsia="Times New Roman" w:hAnsi="Times New Roman" w:cs="Times New Roman"/>
+          <w:b/>
+          <w:sz w:val="24"/>
+          <w:szCs w:val="24"/>
+        </w:rPr>
+        <w:t xml:space="preserve"> Yogesh</w:t>
       </w:r>
       <w:r>
         <w:rPr>
@@ -3010,7 +3059,25 @@
           <w:sz w:val="24"/>
           <w:szCs w:val="24"/>
         </w:rPr>
-        <w:t>Associate Professor</w:t>
+        <w:t>Ass</w:t>
+      </w:r>
+      <w:r>
+        <w:rPr>
+          <w:rFonts w:ascii="Times New Roman" w:eastAsia="Times New Roman" w:hAnsi="Times New Roman" w:cs="Times New Roman"/>
+          <w:b/>
+          <w:sz w:val="24"/>
+          <w:szCs w:val="24"/>
+        </w:rPr>
+        <w:t>istant</w:t>
+      </w:r>
+      <w:r>
+        <w:rPr>
+          <w:rFonts w:ascii="Times New Roman" w:eastAsia="Times New Roman" w:hAnsi="Times New Roman" w:cs="Times New Roman"/>
+          <w:b/>
+          <w:sz w:val="24"/>
+          <w:szCs w:val="24"/>
+        </w:rPr>
+        <w:t xml:space="preserve"> Professor</w:t>
       </w:r>
       <w:r>
         <w:rPr>
@@ -5530,7 +5597,27 @@
           <w:sz w:val="24"/>
           <w:szCs w:val="24"/>
         </w:rPr>
-        <w:t>………………………………………………………..16</w:t>
+        <w:t>……………………………………………………</w:t>
+      </w:r>
+      <w:proofErr w:type="gramStart"/>
+      <w:r>
+        <w:rPr>
+          <w:rFonts w:ascii="Times New Roman" w:hAnsi="Times New Roman" w:cs="Times New Roman"/>
+          <w:b/>
+          <w:sz w:val="24"/>
+          <w:szCs w:val="24"/>
+        </w:rPr>
+        <w:t>…..</w:t>
+      </w:r>
+      <w:proofErr w:type="gramEnd"/>
+      <w:r>
+        <w:rPr>
+          <w:rFonts w:ascii="Times New Roman" w:hAnsi="Times New Roman" w:cs="Times New Roman"/>
+          <w:b/>
+          <w:sz w:val="24"/>
+          <w:szCs w:val="24"/>
+        </w:rPr>
+        <w:t>16</w:t>
       </w:r>
     </w:p>
     <w:p>
@@ -6169,13 +6256,6 @@
     </w:p>
     <w:p>
       <w:pPr>
-        <w:pStyle w:val="BodyText"/>
-        <w:spacing w:before="9" w:line="360" w:lineRule="auto"/>
-        <w:jc w:val="both"/>
-      </w:pPr>
-    </w:p>
-    <w:p>
-      <w:pPr>
         <w:tabs>
           <w:tab w:val="left" w:pos="821"/>
           <w:tab w:val="right" w:leader="dot" w:pos="9440"/>
@@ -6189,12 +6269,6 @@
         <w:sectPr>
           <w:pgSz w:w="12240" w:h="15840" w:code="1"/>
           <w:pgMar w:top="720" w:right="1170" w:bottom="1350" w:left="1080" w:header="720" w:footer="720" w:gutter="0"/>
-          <w:pgBorders w:offsetFrom="page">
-            <w:top w:val="thinThickSmallGap" w:sz="24" w:space="24" w:color="auto"/>
-            <w:left w:val="thinThickSmallGap" w:sz="24" w:space="16" w:color="auto"/>
-            <w:bottom w:val="thickThinSmallGap" w:sz="24" w:space="24" w:color="auto"/>
-            <w:right w:val="thickThinSmallGap" w:sz="24" w:space="15" w:color="auto"/>
-          </w:pgBorders>
           <w:cols w:space="720"/>
           <w:docGrid w:linePitch="360"/>
         </w:sectPr>
@@ -6207,22 +6281,6 @@
           <w:tab w:val="right" w:leader="dot" w:pos="9440"/>
         </w:tabs>
         <w:spacing w:line="360" w:lineRule="auto"/>
-        <w:jc w:val="both"/>
-        <w:rPr>
-          <w:rFonts w:ascii="Times New Roman" w:eastAsia="Times New Roman" w:hAnsi="Times New Roman" w:cs="Times New Roman"/>
-          <w:sz w:val="24"/>
-          <w:szCs w:val="24"/>
-          <w:lang w:val="en-IN"/>
-        </w:rPr>
-      </w:pPr>
-    </w:p>
-    <w:p>
-      <w:pPr>
-        <w:tabs>
-          <w:tab w:val="left" w:pos="821"/>
-          <w:tab w:val="right" w:leader="dot" w:pos="9440"/>
-        </w:tabs>
-        <w:spacing w:line="360" w:lineRule="auto"/>
         <w:jc w:val="center"/>
         <w:rPr>
           <w:rFonts w:ascii="Times New Roman" w:eastAsia="Times New Roman" w:hAnsi="Times New Roman" w:cs="Times New Roman"/>
@@ -6242,6 +6300,7 @@
           <w:szCs w:val="28"/>
           <w:lang w:val="en-IN"/>
         </w:rPr>
+        <w:lastRenderedPageBreak/>
         <w:t>1.</w:t>
       </w:r>
       <w:r>
@@ -6521,7 +6580,6 @@
           <w:szCs w:val="24"/>
           <w:lang w:val="en-IN"/>
         </w:rPr>
-        <w:lastRenderedPageBreak/>
         <w:t>The application is designed to be responsive, ensuring compatibility across different devices such as desktops, tablets, and smartphones. This makes the game accessible anytime and anywhere.</w:t>
       </w:r>
     </w:p>
@@ -6547,6 +6605,7 @@
           <w:szCs w:val="24"/>
           <w:lang w:val="en-IN"/>
         </w:rPr>
+        <w:lastRenderedPageBreak/>
         <w:t>Overall, the project demonstrates how traditional games can be modernized using web technologies while maintaining their original essence.</w:t>
       </w:r>
     </w:p>
@@ -6905,7 +6964,6 @@
           <w:szCs w:val="24"/>
           <w:lang w:val="en-IN"/>
         </w:rPr>
-        <w:lastRenderedPageBreak/>
         <w:t xml:space="preserve">To ensure the application is responsive and works across different devices </w:t>
       </w:r>
     </w:p>
@@ -6935,6 +6993,7 @@
           <w:szCs w:val="24"/>
           <w:lang w:val="en-IN"/>
         </w:rPr>
+        <w:lastRenderedPageBreak/>
         <w:t xml:space="preserve">To provide a simple and user-friendly platform for gameplay </w:t>
       </w:r>
     </w:p>
@@ -7283,24 +7342,15 @@
           <w:szCs w:val="28"/>
           <w:lang w:val="en-IN"/>
         </w:rPr>
-      </w:pPr>
-    </w:p>
-    <w:p>
-      <w:pPr>
-        <w:tabs>
-          <w:tab w:val="left" w:pos="821"/>
-          <w:tab w:val="right" w:leader="dot" w:pos="9440"/>
-        </w:tabs>
-        <w:spacing w:line="360" w:lineRule="auto"/>
-        <w:jc w:val="both"/>
-        <w:rPr>
-          <w:rFonts w:ascii="Times New Roman" w:eastAsia="Times New Roman" w:hAnsi="Times New Roman" w:cs="Times New Roman"/>
-          <w:b/>
-          <w:bCs/>
-          <w:sz w:val="28"/>
-          <w:szCs w:val="28"/>
-          <w:lang w:val="en-IN"/>
-        </w:rPr>
+        <w:sectPr>
+          <w:headerReference w:type="default" r:id="rId12"/>
+          <w:footerReference w:type="default" r:id="rId13"/>
+          <w:pgSz w:w="12240" w:h="15840"/>
+          <w:pgMar w:top="1440" w:right="1440" w:bottom="1440" w:left="1440" w:header="720" w:footer="720" w:gutter="0"/>
+          <w:pgNumType w:start="1"/>
+          <w:cols w:space="720"/>
+          <w:docGrid w:linePitch="360"/>
+        </w:sectPr>
       </w:pPr>
     </w:p>
     <w:p>
@@ -8736,7 +8786,7 @@
                     </pic:cNvPicPr>
                   </pic:nvPicPr>
                   <pic:blipFill>
-                    <a:blip r:embed="rId12">
+                    <a:blip r:embed="rId14">
                       <a:extLst>
                         <a:ext uri="{28A0092B-C50C-407E-A947-70E740481C1C}">
                           <a14:useLocalDpi xmlns:a14="http://schemas.microsoft.com/office/drawing/2010/main" val="0"/>
@@ -9731,7 +9781,7 @@
                     <pic:cNvPicPr/>
                   </pic:nvPicPr>
                   <pic:blipFill>
-                    <a:blip r:embed="rId13">
+                    <a:blip r:embed="rId15">
                       <a:extLst>
                         <a:ext uri="{28A0092B-C50C-407E-A947-70E740481C1C}">
                           <a14:useLocalDpi xmlns:a14="http://schemas.microsoft.com/office/drawing/2010/main" val="0"/>
@@ -9798,7 +9848,7 @@
                     <pic:cNvPicPr/>
                   </pic:nvPicPr>
                   <pic:blipFill>
-                    <a:blip r:embed="rId14">
+                    <a:blip r:embed="rId16">
                       <a:extLst>
                         <a:ext uri="{28A0092B-C50C-407E-A947-70E740481C1C}">
                           <a14:useLocalDpi xmlns:a14="http://schemas.microsoft.com/office/drawing/2010/main" val="0"/>
@@ -10625,8 +10675,6 @@
           <w:szCs w:val="24"/>
         </w:rPr>
         <w:sectPr>
-          <w:headerReference w:type="default" r:id="rId15"/>
-          <w:footerReference w:type="default" r:id="rId16"/>
           <w:pgSz w:w="12240" w:h="15840"/>
           <w:pgMar w:top="1440" w:right="1440" w:bottom="1440" w:left="1440" w:header="720" w:footer="720" w:gutter="0"/>
           <w:pgNumType w:start="1"/>
@@ -14521,7 +14569,7 @@
 </file>
 
 <file path=word/endnotes.xml><?xml version="1.0" encoding="utf-8"?>
-<w:endnotes xmlns:wpc="http://schemas.microsoft.com/office/word/2010/wordprocessingCanvas" xmlns:cx="http://schemas.microsoft.com/office/drawing/2014/chartex" xmlns:cx1="http://schemas.microsoft.com/office/drawing/2015/9/8/chartex" xmlns:cx2="http://schemas.microsoft.com/office/drawing/2015/10/21/chartex" xmlns:cx3="http://schemas.microsoft.com/office/drawing/2016/5/9/chartex" xmlns:cx4="http://schemas.microsoft.com/office/drawing/2016/5/10/chartex" xmlns:cx5="http://schemas.microsoft.com/office/drawing/2016/5/11/chartex" xmlns:cx6="http://schemas.microsoft.com/office/drawing/2016/5/12/chartex" xmlns:cx7="http://schemas.microsoft.com/office/drawing/2016/5/13/chartex" xmlns:cx8="http://schemas.microsoft.com/office/drawing/2016/5/14/chartex" xmlns:mc="http://schemas.openxmlformats.org/markup-compatibility/2006" xmlns:aink="http://schemas.microsoft.com/office/drawing/2016/ink" xmlns:am3d="http://schemas.microsoft.com/office/drawing/2017/model3d" xmlns:o="urn:schemas-microsoft-com:office:office" xmlns:oel="http://schemas.microsoft.com/office/2019/extlst" xmlns:r="http://schemas.openxmlformats.org/officeDocument/2006/relationships" xmlns:m="http://schemas.openxmlformats.org/officeDocument/2006/math" xmlns:v="urn:schemas-microsoft-com:vml" xmlns:wp14="http://schemas.microsoft.com/office/word/2010/wordprocessingDrawing" xmlns:wp="http://schemas.openxmlformats.org/drawingml/2006/wordprocessingDrawing" xmlns:w10="urn:schemas-microsoft-com:office:word" xmlns:w="http://schemas.openxmlformats.org/wordprocessingml/2006/main" xmlns:w14="http://schemas.microsoft.com/office/word/2010/wordml" xmlns:w15="http://schemas.microsoft.com/office/word/2012/wordml" xmlns:w16cex="http://schemas.microsoft.com/office/word/2018/wordml/cex" xmlns:w16cid="http://schemas.microsoft.com/office/word/2016/wordml/cid" xmlns:w16="http://schemas.microsoft.com/office/word/2018/wordml" xmlns:w16du="http://schemas.microsoft.com/office/word/2023/wordml/word16du" xmlns:w16sdtdh="http://schemas.microsoft.com/office/word/2020/wordml/sdtdatahash" xmlns:w16se="http://schemas.microsoft.com/office/word/2015/wordml/symex" xmlns:wpg="http://schemas.microsoft.com/office/word/2010/wordprocessingGroup" xmlns:wpi="http://schemas.microsoft.com/office/word/2010/wordprocessingInk" xmlns:wne="http://schemas.microsoft.com/office/word/2006/wordml" xmlns:wps="http://schemas.microsoft.com/office/word/2010/wordprocessingShape" mc:Ignorable="w14 w15 w16se w16cid w16 w16cex w16sdtdh w16du wp14">
+<w:endnotes xmlns:wpc="http://schemas.microsoft.com/office/word/2010/wordprocessingCanvas" xmlns:cx="http://schemas.microsoft.com/office/drawing/2014/chartex" xmlns:cx1="http://schemas.microsoft.com/office/drawing/2015/9/8/chartex" xmlns:cx2="http://schemas.microsoft.com/office/drawing/2015/10/21/chartex" xmlns:cx3="http://schemas.microsoft.com/office/drawing/2016/5/9/chartex" xmlns:cx4="http://schemas.microsoft.com/office/drawing/2016/5/10/chartex" xmlns:cx5="http://schemas.microsoft.com/office/drawing/2016/5/11/chartex" xmlns:cx6="http://schemas.microsoft.com/office/drawing/2016/5/12/chartex" xmlns:cx7="http://schemas.microsoft.com/office/drawing/2016/5/13/chartex" xmlns:cx8="http://schemas.microsoft.com/office/drawing/2016/5/14/chartex" xmlns:mc="http://schemas.openxmlformats.org/markup-compatibility/2006" xmlns:aink="http://schemas.microsoft.com/office/drawing/2016/ink" xmlns:am3d="http://schemas.microsoft.com/office/drawing/2017/model3d" xmlns:o="urn:schemas-microsoft-com:office:office" xmlns:oel="http://schemas.microsoft.com/office/2019/extlst" xmlns:r="http://schemas.openxmlformats.org/officeDocument/2006/relationships" xmlns:m="http://schemas.openxmlformats.org/officeDocument/2006/math" xmlns:v="urn:schemas-microsoft-com:vml" xmlns:wp14="http://schemas.microsoft.com/office/word/2010/wordprocessingDrawing" xmlns:wp="http://schemas.openxmlformats.org/drawingml/2006/wordprocessingDrawing" xmlns:w10="urn:schemas-microsoft-com:office:word" xmlns:w="http://schemas.openxmlformats.org/wordprocessingml/2006/main" xmlns:w14="http://schemas.microsoft.com/office/word/2010/wordml" xmlns:w15="http://schemas.microsoft.com/office/word/2012/wordml" xmlns:w16cex="http://schemas.microsoft.com/office/word/2018/wordml/cex" xmlns:w16cid="http://schemas.microsoft.com/office/word/2016/wordml/cid" xmlns:w16="http://schemas.microsoft.com/office/word/2018/wordml" xmlns:w16du="http://schemas.microsoft.com/office/word/2023/wordml/word16du" xmlns:w16sdtdh="http://schemas.microsoft.com/office/word/2020/wordml/sdtdatahash" xmlns:w16sdtfl="http://schemas.microsoft.com/office/word/2024/wordml/sdtformatlock" xmlns:w16se="http://schemas.microsoft.com/office/word/2015/wordml/symex" xmlns:wpg="http://schemas.microsoft.com/office/word/2010/wordprocessingGroup" xmlns:wpi="http://schemas.microsoft.com/office/word/2010/wordprocessingInk" xmlns:wne="http://schemas.microsoft.com/office/word/2006/wordml" xmlns:wps="http://schemas.microsoft.com/office/word/2010/wordprocessingShape" mc:Ignorable="w14 w15 w16se w16cid w16 w16cex w16sdtdh w16sdtfl w16du wp14">
   <w:endnote w:type="separator" w:id="-1">
     <w:p>
       <w:pPr>
@@ -14546,7 +14594,7 @@
 </file>
 
 <file path=word/footer1.xml><?xml version="1.0" encoding="utf-8"?>
-<w:ftr xmlns:wpc="http://schemas.microsoft.com/office/word/2010/wordprocessingCanvas" xmlns:cx="http://schemas.microsoft.com/office/drawing/2014/chartex" xmlns:cx1="http://schemas.microsoft.com/office/drawing/2015/9/8/chartex" xmlns:cx2="http://schemas.microsoft.com/office/drawing/2015/10/21/chartex" xmlns:cx3="http://schemas.microsoft.com/office/drawing/2016/5/9/chartex" xmlns:cx4="http://schemas.microsoft.com/office/drawing/2016/5/10/chartex" xmlns:cx5="http://schemas.microsoft.com/office/drawing/2016/5/11/chartex" xmlns:cx6="http://schemas.microsoft.com/office/drawing/2016/5/12/chartex" xmlns:cx7="http://schemas.microsoft.com/office/drawing/2016/5/13/chartex" xmlns:cx8="http://schemas.microsoft.com/office/drawing/2016/5/14/chartex" xmlns:mc="http://schemas.openxmlformats.org/markup-compatibility/2006" xmlns:aink="http://schemas.microsoft.com/office/drawing/2016/ink" xmlns:am3d="http://schemas.microsoft.com/office/drawing/2017/model3d" xmlns:o="urn:schemas-microsoft-com:office:office" xmlns:oel="http://schemas.microsoft.com/office/2019/extlst" xmlns:r="http://schemas.openxmlformats.org/officeDocument/2006/relationships" xmlns:m="http://schemas.openxmlformats.org/officeDocument/2006/math" xmlns:v="urn:schemas-microsoft-com:vml" xmlns:wp14="http://schemas.microsoft.com/office/word/2010/wordprocessingDrawing" xmlns:wp="http://schemas.openxmlformats.org/drawingml/2006/wordprocessingDrawing" xmlns:w10="urn:schemas-microsoft-com:office:word" xmlns:w="http://schemas.openxmlformats.org/wordprocessingml/2006/main" xmlns:w14="http://schemas.microsoft.com/office/word/2010/wordml" xmlns:w15="http://schemas.microsoft.com/office/word/2012/wordml" xmlns:w16cex="http://schemas.microsoft.com/office/word/2018/wordml/cex" xmlns:w16cid="http://schemas.microsoft.com/office/word/2016/wordml/cid" xmlns:w16="http://schemas.microsoft.com/office/word/2018/wordml" xmlns:w16du="http://schemas.microsoft.com/office/word/2023/wordml/word16du" xmlns:w16sdtdh="http://schemas.microsoft.com/office/word/2020/wordml/sdtdatahash" xmlns:w16se="http://schemas.microsoft.com/office/word/2015/wordml/symex" xmlns:wpg="http://schemas.microsoft.com/office/word/2010/wordprocessingGroup" xmlns:wpi="http://schemas.microsoft.com/office/word/2010/wordprocessingInk" xmlns:wne="http://schemas.microsoft.com/office/word/2006/wordml" xmlns:wps="http://schemas.microsoft.com/office/word/2010/wordprocessingShape" mc:Ignorable="w14 w15 w16se w16cid w16 w16cex w16sdtdh w16du wp14">
+<w:ftr xmlns:wpc="http://schemas.microsoft.com/office/word/2010/wordprocessingCanvas" xmlns:cx="http://schemas.microsoft.com/office/drawing/2014/chartex" xmlns:cx1="http://schemas.microsoft.com/office/drawing/2015/9/8/chartex" xmlns:cx2="http://schemas.microsoft.com/office/drawing/2015/10/21/chartex" xmlns:cx3="http://schemas.microsoft.com/office/drawing/2016/5/9/chartex" xmlns:cx4="http://schemas.microsoft.com/office/drawing/2016/5/10/chartex" xmlns:cx5="http://schemas.microsoft.com/office/drawing/2016/5/11/chartex" xmlns:cx6="http://schemas.microsoft.com/office/drawing/2016/5/12/chartex" xmlns:cx7="http://schemas.microsoft.com/office/drawing/2016/5/13/chartex" xmlns:cx8="http://schemas.microsoft.com/office/drawing/2016/5/14/chartex" xmlns:mc="http://schemas.openxmlformats.org/markup-compatibility/2006" xmlns:aink="http://schemas.microsoft.com/office/drawing/2016/ink" xmlns:am3d="http://schemas.microsoft.com/office/drawing/2017/model3d" xmlns:o="urn:schemas-microsoft-com:office:office" xmlns:oel="http://schemas.microsoft.com/office/2019/extlst" xmlns:r="http://schemas.openxmlformats.org/officeDocument/2006/relationships" xmlns:m="http://schemas.openxmlformats.org/officeDocument/2006/math" xmlns:v="urn:schemas-microsoft-com:vml" xmlns:wp14="http://schemas.microsoft.com/office/word/2010/wordprocessingDrawing" xmlns:wp="http://schemas.openxmlformats.org/drawingml/2006/wordprocessingDrawing" xmlns:w10="urn:schemas-microsoft-com:office:word" xmlns:w="http://schemas.openxmlformats.org/wordprocessingml/2006/main" xmlns:w14="http://schemas.microsoft.com/office/word/2010/wordml" xmlns:w15="http://schemas.microsoft.com/office/word/2012/wordml" xmlns:w16cex="http://schemas.microsoft.com/office/word/2018/wordml/cex" xmlns:w16cid="http://schemas.microsoft.com/office/word/2016/wordml/cid" xmlns:w16="http://schemas.microsoft.com/office/word/2018/wordml" xmlns:w16du="http://schemas.microsoft.com/office/word/2023/wordml/word16du" xmlns:w16sdtdh="http://schemas.microsoft.com/office/word/2020/wordml/sdtdatahash" xmlns:w16sdtfl="http://schemas.microsoft.com/office/word/2024/wordml/sdtformatlock" xmlns:w16se="http://schemas.microsoft.com/office/word/2015/wordml/symex" xmlns:wpg="http://schemas.microsoft.com/office/word/2010/wordprocessingGroup" xmlns:wpi="http://schemas.microsoft.com/office/word/2010/wordprocessingInk" xmlns:wne="http://schemas.microsoft.com/office/word/2006/wordml" xmlns:wps="http://schemas.microsoft.com/office/word/2010/wordprocessingShape" mc:Ignorable="w14 w15 w16se w16cid w16 w16cex w16sdtdh w16sdtfl w16du wp14">
   <w:p>
     <w:pPr>
       <w:pBdr>
@@ -14723,7 +14771,7 @@
 </file>
 
 <file path=word/footnotes.xml><?xml version="1.0" encoding="utf-8"?>
-<w:footnotes xmlns:wpc="http://schemas.microsoft.com/office/word/2010/wordprocessingCanvas" xmlns:cx="http://schemas.microsoft.com/office/drawing/2014/chartex" xmlns:cx1="http://schemas.microsoft.com/office/drawing/2015/9/8/chartex" xmlns:cx2="http://schemas.microsoft.com/office/drawing/2015/10/21/chartex" xmlns:cx3="http://schemas.microsoft.com/office/drawing/2016/5/9/chartex" xmlns:cx4="http://schemas.microsoft.com/office/drawing/2016/5/10/chartex" xmlns:cx5="http://schemas.microsoft.com/office/drawing/2016/5/11/chartex" xmlns:cx6="http://schemas.microsoft.com/office/drawing/2016/5/12/chartex" xmlns:cx7="http://schemas.microsoft.com/office/drawing/2016/5/13/chartex" xmlns:cx8="http://schemas.microsoft.com/office/drawing/2016/5/14/chartex" xmlns:mc="http://schemas.openxmlformats.org/markup-compatibility/2006" xmlns:aink="http://schemas.microsoft.com/office/drawing/2016/ink" xmlns:am3d="http://schemas.microsoft.com/office/drawing/2017/model3d" xmlns:o="urn:schemas-microsoft-com:office:office" xmlns:oel="http://schemas.microsoft.com/office/2019/extlst" xmlns:r="http://schemas.openxmlformats.org/officeDocument/2006/relationships" xmlns:m="http://schemas.openxmlformats.org/officeDocument/2006/math" xmlns:v="urn:schemas-microsoft-com:vml" xmlns:wp14="http://schemas.microsoft.com/office/word/2010/wordprocessingDrawing" xmlns:wp="http://schemas.openxmlformats.org/drawingml/2006/wordprocessingDrawing" xmlns:w10="urn:schemas-microsoft-com:office:word" xmlns:w="http://schemas.openxmlformats.org/wordprocessingml/2006/main" xmlns:w14="http://schemas.microsoft.com/office/word/2010/wordml" xmlns:w15="http://schemas.microsoft.com/office/word/2012/wordml" xmlns:w16cex="http://schemas.microsoft.com/office/word/2018/wordml/cex" xmlns:w16cid="http://schemas.microsoft.com/office/word/2016/wordml/cid" xmlns:w16="http://schemas.microsoft.com/office/word/2018/wordml" xmlns:w16du="http://schemas.microsoft.com/office/word/2023/wordml/word16du" xmlns:w16sdtdh="http://schemas.microsoft.com/office/word/2020/wordml/sdtdatahash" xmlns:w16se="http://schemas.microsoft.com/office/word/2015/wordml/symex" xmlns:wpg="http://schemas.microsoft.com/office/word/2010/wordprocessingGroup" xmlns:wpi="http://schemas.microsoft.com/office/word/2010/wordprocessingInk" xmlns:wne="http://schemas.microsoft.com/office/word/2006/wordml" xmlns:wps="http://schemas.microsoft.com/office/word/2010/wordprocessingShape" mc:Ignorable="w14 w15 w16se w16cid w16 w16cex w16sdtdh w16du wp14">
+<w:footnotes xmlns:wpc="http://schemas.microsoft.com/office/word/2010/wordprocessingCanvas" xmlns:cx="http://schemas.microsoft.com/office/drawing/2014/chartex" xmlns:cx1="http://schemas.microsoft.com/office/drawing/2015/9/8/chartex" xmlns:cx2="http://schemas.microsoft.com/office/drawing/2015/10/21/chartex" xmlns:cx3="http://schemas.microsoft.com/office/drawing/2016/5/9/chartex" xmlns:cx4="http://schemas.microsoft.com/office/drawing/2016/5/10/chartex" xmlns:cx5="http://schemas.microsoft.com/office/drawing/2016/5/11/chartex" xmlns:cx6="http://schemas.microsoft.com/office/drawing/2016/5/12/chartex" xmlns:cx7="http://schemas.microsoft.com/office/drawing/2016/5/13/chartex" xmlns:cx8="http://schemas.microsoft.com/office/drawing/2016/5/14/chartex" xmlns:mc="http://schemas.openxmlformats.org/markup-compatibility/2006" xmlns:aink="http://schemas.microsoft.com/office/drawing/2016/ink" xmlns:am3d="http://schemas.microsoft.com/office/drawing/2017/model3d" xmlns:o="urn:schemas-microsoft-com:office:office" xmlns:oel="http://schemas.microsoft.com/office/2019/extlst" xmlns:r="http://schemas.openxmlformats.org/officeDocument/2006/relationships" xmlns:m="http://schemas.openxmlformats.org/officeDocument/2006/math" xmlns:v="urn:schemas-microsoft-com:vml" xmlns:wp14="http://schemas.microsoft.com/office/word/2010/wordprocessingDrawing" xmlns:wp="http://schemas.openxmlformats.org/drawingml/2006/wordprocessingDrawing" xmlns:w10="urn:schemas-microsoft-com:office:word" xmlns:w="http://schemas.openxmlformats.org/wordprocessingml/2006/main" xmlns:w14="http://schemas.microsoft.com/office/word/2010/wordml" xmlns:w15="http://schemas.microsoft.com/office/word/2012/wordml" xmlns:w16cex="http://schemas.microsoft.com/office/word/2018/wordml/cex" xmlns:w16cid="http://schemas.microsoft.com/office/word/2016/wordml/cid" xmlns:w16="http://schemas.microsoft.com/office/word/2018/wordml" xmlns:w16du="http://schemas.microsoft.com/office/word/2023/wordml/word16du" xmlns:w16sdtdh="http://schemas.microsoft.com/office/word/2020/wordml/sdtdatahash" xmlns:w16sdtfl="http://schemas.microsoft.com/office/word/2024/wordml/sdtformatlock" xmlns:w16se="http://schemas.microsoft.com/office/word/2015/wordml/symex" xmlns:wpg="http://schemas.microsoft.com/office/word/2010/wordprocessingGroup" xmlns:wpi="http://schemas.microsoft.com/office/word/2010/wordprocessingInk" xmlns:wne="http://schemas.microsoft.com/office/word/2006/wordml" xmlns:wps="http://schemas.microsoft.com/office/word/2010/wordprocessingShape" mc:Ignorable="w14 w15 w16se w16cid w16 w16cex w16sdtdh w16sdtfl w16du wp14">
   <w:footnote w:type="separator" w:id="-1">
     <w:p>
       <w:pPr>
@@ -14748,7 +14796,7 @@
 </file>
 
 <file path=word/header1.xml><?xml version="1.0" encoding="utf-8"?>
-<w:hdr xmlns:wpc="http://schemas.microsoft.com/office/word/2010/wordprocessingCanvas" xmlns:cx="http://schemas.microsoft.com/office/drawing/2014/chartex" xmlns:cx1="http://schemas.microsoft.com/office/drawing/2015/9/8/chartex" xmlns:cx2="http://schemas.microsoft.com/office/drawing/2015/10/21/chartex" xmlns:cx3="http://schemas.microsoft.com/office/drawing/2016/5/9/chartex" xmlns:cx4="http://schemas.microsoft.com/office/drawing/2016/5/10/chartex" xmlns:cx5="http://schemas.microsoft.com/office/drawing/2016/5/11/chartex" xmlns:cx6="http://schemas.microsoft.com/office/drawing/2016/5/12/chartex" xmlns:cx7="http://schemas.microsoft.com/office/drawing/2016/5/13/chartex" xmlns:cx8="http://schemas.microsoft.com/office/drawing/2016/5/14/chartex" xmlns:mc="http://schemas.openxmlformats.org/markup-compatibility/2006" xmlns:aink="http://schemas.microsoft.com/office/drawing/2016/ink" xmlns:am3d="http://schemas.microsoft.com/office/drawing/2017/model3d" xmlns:o="urn:schemas-microsoft-com:office:office" xmlns:oel="http://schemas.microsoft.com/office/2019/extlst" xmlns:r="http://schemas.openxmlformats.org/officeDocument/2006/relationships" xmlns:m="http://schemas.openxmlformats.org/officeDocument/2006/math" xmlns:v="urn:schemas-microsoft-com:vml" xmlns:wp14="http://schemas.microsoft.com/office/word/2010/wordprocessingDrawing" xmlns:wp="http://schemas.openxmlformats.org/drawingml/2006/wordprocessingDrawing" xmlns:w10="urn:schemas-microsoft-com:office:word" xmlns:w="http://schemas.openxmlformats.org/wordprocessingml/2006/main" xmlns:w14="http://schemas.microsoft.com/office/word/2010/wordml" xmlns:w15="http://schemas.microsoft.com/office/word/2012/wordml" xmlns:w16cex="http://schemas.microsoft.com/office/word/2018/wordml/cex" xmlns:w16cid="http://schemas.microsoft.com/office/word/2016/wordml/cid" xmlns:w16="http://schemas.microsoft.com/office/word/2018/wordml" xmlns:w16du="http://schemas.microsoft.com/office/word/2023/wordml/word16du" xmlns:w16sdtdh="http://schemas.microsoft.com/office/word/2020/wordml/sdtdatahash" xmlns:w16se="http://schemas.microsoft.com/office/word/2015/wordml/symex" xmlns:wpg="http://schemas.microsoft.com/office/word/2010/wordprocessingGroup" xmlns:wpi="http://schemas.microsoft.com/office/word/2010/wordprocessingInk" xmlns:wne="http://schemas.microsoft.com/office/word/2006/wordml" xmlns:wps="http://schemas.microsoft.com/office/word/2010/wordprocessingShape" mc:Ignorable="w14 w15 w16se w16cid w16 w16cex w16sdtdh w16du wp14">
+<w:hdr xmlns:wpc="http://schemas.microsoft.com/office/word/2010/wordprocessingCanvas" xmlns:cx="http://schemas.microsoft.com/office/drawing/2014/chartex" xmlns:cx1="http://schemas.microsoft.com/office/drawing/2015/9/8/chartex" xmlns:cx2="http://schemas.microsoft.com/office/drawing/2015/10/21/chartex" xmlns:cx3="http://schemas.microsoft.com/office/drawing/2016/5/9/chartex" xmlns:cx4="http://schemas.microsoft.com/office/drawing/2016/5/10/chartex" xmlns:cx5="http://schemas.microsoft.com/office/drawing/2016/5/11/chartex" xmlns:cx6="http://schemas.microsoft.com/office/drawing/2016/5/12/chartex" xmlns:cx7="http://schemas.microsoft.com/office/drawing/2016/5/13/chartex" xmlns:cx8="http://schemas.microsoft.com/office/drawing/2016/5/14/chartex" xmlns:mc="http://schemas.openxmlformats.org/markup-compatibility/2006" xmlns:aink="http://schemas.microsoft.com/office/drawing/2016/ink" xmlns:am3d="http://schemas.microsoft.com/office/drawing/2017/model3d" xmlns:o="urn:schemas-microsoft-com:office:office" xmlns:oel="http://schemas.microsoft.com/office/2019/extlst" xmlns:r="http://schemas.openxmlformats.org/officeDocument/2006/relationships" xmlns:m="http://schemas.openxmlformats.org/officeDocument/2006/math" xmlns:v="urn:schemas-microsoft-com:vml" xmlns:wp14="http://schemas.microsoft.com/office/word/2010/wordprocessingDrawing" xmlns:wp="http://schemas.openxmlformats.org/drawingml/2006/wordprocessingDrawing" xmlns:w10="urn:schemas-microsoft-com:office:word" xmlns:w="http://schemas.openxmlformats.org/wordprocessingml/2006/main" xmlns:w14="http://schemas.microsoft.com/office/word/2010/wordml" xmlns:w15="http://schemas.microsoft.com/office/word/2012/wordml" xmlns:w16cex="http://schemas.microsoft.com/office/word/2018/wordml/cex" xmlns:w16cid="http://schemas.microsoft.com/office/word/2016/wordml/cid" xmlns:w16="http://schemas.microsoft.com/office/word/2018/wordml" xmlns:w16du="http://schemas.microsoft.com/office/word/2023/wordml/word16du" xmlns:w16sdtdh="http://schemas.microsoft.com/office/word/2020/wordml/sdtdatahash" xmlns:w16sdtfl="http://schemas.microsoft.com/office/word/2024/wordml/sdtformatlock" xmlns:w16se="http://schemas.microsoft.com/office/word/2015/wordml/symex" xmlns:wpg="http://schemas.microsoft.com/office/word/2010/wordprocessingGroup" xmlns:wpi="http://schemas.microsoft.com/office/word/2010/wordprocessingInk" xmlns:wne="http://schemas.microsoft.com/office/word/2006/wordml" xmlns:wps="http://schemas.microsoft.com/office/word/2010/wordprocessingShape" mc:Ignorable="w14 w15 w16se w16cid w16 w16cex w16sdtdh w16sdtfl w16du wp14">
   <w:p>
     <w:pPr>
       <w:pStyle w:val="Header"/>
@@ -14815,7 +14863,7 @@
 </file>
 
 <file path=word/numbering.xml><?xml version="1.0" encoding="utf-8"?>
-<w:numbering xmlns:wpc="http://schemas.microsoft.com/office/word/2010/wordprocessingCanvas" xmlns:cx="http://schemas.microsoft.com/office/drawing/2014/chartex" xmlns:cx1="http://schemas.microsoft.com/office/drawing/2015/9/8/chartex" xmlns:cx2="http://schemas.microsoft.com/office/drawing/2015/10/21/chartex" xmlns:cx3="http://schemas.microsoft.com/office/drawing/2016/5/9/chartex" xmlns:cx4="http://schemas.microsoft.com/office/drawing/2016/5/10/chartex" xmlns:cx5="http://schemas.microsoft.com/office/drawing/2016/5/11/chartex" xmlns:cx6="http://schemas.microsoft.com/office/drawing/2016/5/12/chartex" xmlns:cx7="http://schemas.microsoft.com/office/drawing/2016/5/13/chartex" xmlns:cx8="http://schemas.microsoft.com/office/drawing/2016/5/14/chartex" xmlns:mc="http://schemas.openxmlformats.org/markup-compatibility/2006" xmlns:aink="http://schemas.microsoft.com/office/drawing/2016/ink" xmlns:am3d="http://schemas.microsoft.com/office/drawing/2017/model3d" xmlns:o="urn:schemas-microsoft-com:office:office" xmlns:oel="http://schemas.microsoft.com/office/2019/extlst" xmlns:r="http://schemas.openxmlformats.org/officeDocument/2006/relationships" xmlns:m="http://schemas.openxmlformats.org/officeDocument/2006/math" xmlns:v="urn:schemas-microsoft-com:vml" xmlns:wp14="http://schemas.microsoft.com/office/word/2010/wordprocessingDrawing" xmlns:wp="http://schemas.openxmlformats.org/drawingml/2006/wordprocessingDrawing" xmlns:w10="urn:schemas-microsoft-com:office:word" xmlns:w="http://schemas.openxmlformats.org/wordprocessingml/2006/main" xmlns:w14="http://schemas.microsoft.com/office/word/2010/wordml" xmlns:w15="http://schemas.microsoft.com/office/word/2012/wordml" xmlns:w16cex="http://schemas.microsoft.com/office/word/2018/wordml/cex" xmlns:w16cid="http://schemas.microsoft.com/office/word/2016/wordml/cid" xmlns:w16="http://schemas.microsoft.com/office/word/2018/wordml" xmlns:w16du="http://schemas.microsoft.com/office/word/2023/wordml/word16du" xmlns:w16sdtdh="http://schemas.microsoft.com/office/word/2020/wordml/sdtdatahash" xmlns:w16se="http://schemas.microsoft.com/office/word/2015/wordml/symex" xmlns:wpg="http://schemas.microsoft.com/office/word/2010/wordprocessingGroup" xmlns:wpi="http://schemas.microsoft.com/office/word/2010/wordprocessingInk" xmlns:wne="http://schemas.microsoft.com/office/word/2006/wordml" xmlns:wps="http://schemas.microsoft.com/office/word/2010/wordprocessingShape" mc:Ignorable="w14 w15 w16se w16cid w16 w16cex w16sdtdh w16du wp14">
+<w:numbering xmlns:wpc="http://schemas.microsoft.com/office/word/2010/wordprocessingCanvas" xmlns:cx="http://schemas.microsoft.com/office/drawing/2014/chartex" xmlns:cx1="http://schemas.microsoft.com/office/drawing/2015/9/8/chartex" xmlns:cx2="http://schemas.microsoft.com/office/drawing/2015/10/21/chartex" xmlns:cx3="http://schemas.microsoft.com/office/drawing/2016/5/9/chartex" xmlns:cx4="http://schemas.microsoft.com/office/drawing/2016/5/10/chartex" xmlns:cx5="http://schemas.microsoft.com/office/drawing/2016/5/11/chartex" xmlns:cx6="http://schemas.microsoft.com/office/drawing/2016/5/12/chartex" xmlns:cx7="http://schemas.microsoft.com/office/drawing/2016/5/13/chartex" xmlns:cx8="http://schemas.microsoft.com/office/drawing/2016/5/14/chartex" xmlns:mc="http://schemas.openxmlformats.org/markup-compatibility/2006" xmlns:aink="http://schemas.microsoft.com/office/drawing/2016/ink" xmlns:am3d="http://schemas.microsoft.com/office/drawing/2017/model3d" xmlns:o="urn:schemas-microsoft-com:office:office" xmlns:oel="http://schemas.microsoft.com/office/2019/extlst" xmlns:r="http://schemas.openxmlformats.org/officeDocument/2006/relationships" xmlns:m="http://schemas.openxmlformats.org/officeDocument/2006/math" xmlns:v="urn:schemas-microsoft-com:vml" xmlns:wp14="http://schemas.microsoft.com/office/word/2010/wordprocessingDrawing" xmlns:wp="http://schemas.openxmlformats.org/drawingml/2006/wordprocessingDrawing" xmlns:w10="urn:schemas-microsoft-com:office:word" xmlns:w="http://schemas.openxmlformats.org/wordprocessingml/2006/main" xmlns:w14="http://schemas.microsoft.com/office/word/2010/wordml" xmlns:w15="http://schemas.microsoft.com/office/word/2012/wordml" xmlns:w16cex="http://schemas.microsoft.com/office/word/2018/wordml/cex" xmlns:w16cid="http://schemas.microsoft.com/office/word/2016/wordml/cid" xmlns:w16="http://schemas.microsoft.com/office/word/2018/wordml" xmlns:w16du="http://schemas.microsoft.com/office/word/2023/wordml/word16du" xmlns:w16sdtdh="http://schemas.microsoft.com/office/word/2020/wordml/sdtdatahash" xmlns:w16sdtfl="http://schemas.microsoft.com/office/word/2024/wordml/sdtformatlock" xmlns:w16se="http://schemas.microsoft.com/office/word/2015/wordml/symex" xmlns:wpg="http://schemas.microsoft.com/office/word/2010/wordprocessingGroup" xmlns:wpi="http://schemas.microsoft.com/office/word/2010/wordprocessingInk" xmlns:wne="http://schemas.microsoft.com/office/word/2006/wordml" xmlns:wps="http://schemas.microsoft.com/office/word/2010/wordprocessingShape" mc:Ignorable="w14 w15 w16se w16cid w16 w16cex w16sdtdh w16sdtfl w16du wp14">
   <w:abstractNum w:abstractNumId="0" w15:restartNumberingAfterBreak="0">
     <w:nsid w:val="01BC35BF"/>
     <w:multiLevelType w:val="multilevel"/>
@@ -22964,7 +23012,7 @@
 </file>
 
 <file path=word/styles.xml><?xml version="1.0" encoding="utf-8"?>
-<w:styles xmlns:mc="http://schemas.openxmlformats.org/markup-compatibility/2006" xmlns:r="http://schemas.openxmlformats.org/officeDocument/2006/relationships" xmlns:w="http://schemas.openxmlformats.org/wordprocessingml/2006/main" xmlns:w14="http://schemas.microsoft.com/office/word/2010/wordml" xmlns:w15="http://schemas.microsoft.com/office/word/2012/wordml" xmlns:w16cex="http://schemas.microsoft.com/office/word/2018/wordml/cex" xmlns:w16cid="http://schemas.microsoft.com/office/word/2016/wordml/cid" xmlns:w16="http://schemas.microsoft.com/office/word/2018/wordml" xmlns:w16du="http://schemas.microsoft.com/office/word/2023/wordml/word16du" xmlns:w16sdtdh="http://schemas.microsoft.com/office/word/2020/wordml/sdtdatahash" xmlns:w16se="http://schemas.microsoft.com/office/word/2015/wordml/symex" mc:Ignorable="w14 w15 w16se w16cid w16 w16cex w16sdtdh w16du">
+<w:styles xmlns:mc="http://schemas.openxmlformats.org/markup-compatibility/2006" xmlns:r="http://schemas.openxmlformats.org/officeDocument/2006/relationships" xmlns:w="http://schemas.openxmlformats.org/wordprocessingml/2006/main" xmlns:w14="http://schemas.microsoft.com/office/word/2010/wordml" xmlns:w15="http://schemas.microsoft.com/office/word/2012/wordml" xmlns:w16cex="http://schemas.microsoft.com/office/word/2018/wordml/cex" xmlns:w16cid="http://schemas.microsoft.com/office/word/2016/wordml/cid" xmlns:w16="http://schemas.microsoft.com/office/word/2018/wordml" xmlns:w16du="http://schemas.microsoft.com/office/word/2023/wordml/word16du" xmlns:w16sdtdh="http://schemas.microsoft.com/office/word/2020/wordml/sdtdatahash" xmlns:w16sdtfl="http://schemas.microsoft.com/office/word/2024/wordml/sdtformatlock" xmlns:w16se="http://schemas.microsoft.com/office/word/2015/wordml/symex" mc:Ignorable="w14 w15 w16se w16cid w16 w16cex w16sdtdh w16sdtfl w16du">
   <w:docDefaults>
     <w:rPrDefault>
       <w:rPr>

--- a/Full STACK(Mini Project).docx
+++ b/Full STACK(Mini Project).docx
@@ -488,25 +488,7 @@
           <w:color w:val="000000" w:themeColor="text1"/>
           <w:sz w:val="32"/>
         </w:rPr>
-        <w:t>4</w:t>
-      </w:r>
-      <w:r>
-        <w:rPr>
-          <w:rFonts w:ascii="Times New Roman" w:eastAsia="Times New Roman" w:hAnsi="Times New Roman" w:cs="Times New Roman"/>
-          <w:b/>
-          <w:color w:val="000000" w:themeColor="text1"/>
-          <w:sz w:val="32"/>
-        </w:rPr>
-        <w:t>X</w:t>
-      </w:r>
-      <w:r>
-        <w:rPr>
-          <w:rFonts w:ascii="Times New Roman" w:eastAsia="Times New Roman" w:hAnsi="Times New Roman" w:cs="Times New Roman"/>
-          <w:b/>
-          <w:color w:val="000000" w:themeColor="text1"/>
-          <w:sz w:val="32"/>
-        </w:rPr>
-        <w:t>4</w:t>
+        <w:t>5X5</w:t>
       </w:r>
       <w:r>
         <w:rPr>
@@ -1716,7 +1698,23 @@
           <w:sz w:val="24"/>
           <w:szCs w:val="24"/>
         </w:rPr>
-        <w:t>-Bara 4X4 game using JS React</w:t>
+        <w:t xml:space="preserve">-Bara </w:t>
+      </w:r>
+      <w:r>
+        <w:rPr>
+          <w:color w:val="000000" w:themeColor="text1"/>
+          <w:sz w:val="24"/>
+          <w:szCs w:val="24"/>
+        </w:rPr>
+        <w:t>5X5</w:t>
+      </w:r>
+      <w:r>
+        <w:rPr>
+          <w:color w:val="000000" w:themeColor="text1"/>
+          <w:sz w:val="24"/>
+          <w:szCs w:val="24"/>
+        </w:rPr>
+        <w:t xml:space="preserve"> game using JS React</w:t>
       </w:r>
       <w:r>
         <w:rPr>
@@ -2976,27 +2974,7 @@
           <w:sz w:val="24"/>
           <w:szCs w:val="24"/>
         </w:rPr>
-        <w:t>4</w:t>
-      </w:r>
-      <w:r>
-        <w:rPr>
-          <w:rFonts w:ascii="Times New Roman" w:eastAsia="Times New Roman" w:hAnsi="Times New Roman" w:cs="Times New Roman"/>
-          <w:b/>
-          <w:color w:val="000000" w:themeColor="text1"/>
-          <w:sz w:val="24"/>
-          <w:szCs w:val="24"/>
-        </w:rPr>
-        <w:t>X</w:t>
-      </w:r>
-      <w:r>
-        <w:rPr>
-          <w:rFonts w:ascii="Times New Roman" w:eastAsia="Times New Roman" w:hAnsi="Times New Roman" w:cs="Times New Roman"/>
-          <w:b/>
-          <w:color w:val="000000" w:themeColor="text1"/>
-          <w:sz w:val="24"/>
-          <w:szCs w:val="24"/>
-        </w:rPr>
-        <w:t>4</w:t>
+        <w:t>5X5</w:t>
       </w:r>
       <w:r>
         <w:rPr>
@@ -8769,10 +8747,10 @@
           <w:lang w:val="en-IN"/>
         </w:rPr>
         <w:drawing>
-          <wp:inline distT="0" distB="0" distL="0" distR="0" wp14:anchorId="239C13DA" wp14:editId="0FE0B1A9">
-            <wp:extent cx="5486400" cy="4450080"/>
-            <wp:effectExtent l="0" t="0" r="0" b="7620"/>
-            <wp:docPr id="736821296" name="Picture 2"/>
+          <wp:inline distT="0" distB="0" distL="0" distR="0" wp14:anchorId="11595700" wp14:editId="1D74AE24">
+            <wp:extent cx="5938520" cy="2581910"/>
+            <wp:effectExtent l="0" t="0" r="5080" b="8890"/>
+            <wp:docPr id="1641759586" name="Picture 1"/>
             <wp:cNvGraphicFramePr>
               <a:graphicFrameLocks xmlns:a="http://schemas.openxmlformats.org/drawingml/2006/main" noChangeAspect="1"/>
             </wp:cNvGraphicFramePr>
@@ -8780,7 +8758,7 @@
               <a:graphicData uri="http://schemas.openxmlformats.org/drawingml/2006/picture">
                 <pic:pic xmlns:pic="http://schemas.openxmlformats.org/drawingml/2006/picture">
                   <pic:nvPicPr>
-                    <pic:cNvPr id="0" name="Picture 6"/>
+                    <pic:cNvPr id="0" name="Picture 1"/>
                     <pic:cNvPicPr>
                       <a:picLocks noChangeAspect="1" noChangeArrowheads="1"/>
                     </pic:cNvPicPr>
@@ -8801,7 +8779,7 @@
                   <pic:spPr bwMode="auto">
                     <a:xfrm>
                       <a:off x="0" y="0"/>
-                      <a:ext cx="5486400" cy="4450080"/>
+                      <a:ext cx="5938520" cy="2581910"/>
                     </a:xfrm>
                     <a:prstGeom prst="rect">
                       <a:avLst/>
@@ -8928,28 +8906,62 @@
           <w:szCs w:val="24"/>
           <w:lang w:val="en-IN"/>
         </w:rPr>
+        <w:t xml:space="preserve">The system architecture of the </w:t>
+      </w:r>
+      <w:proofErr w:type="spellStart"/>
+      <w:r>
+        <w:rPr>
+          <w:rFonts w:ascii="Times New Roman" w:eastAsia="Times New Roman" w:hAnsi="Times New Roman" w:cs="Times New Roman"/>
+          <w:sz w:val="24"/>
+          <w:szCs w:val="24"/>
+          <w:lang w:val="en-IN"/>
+        </w:rPr>
+        <w:t>Chowka</w:t>
+      </w:r>
+      <w:proofErr w:type="spellEnd"/>
+      <w:r>
+        <w:rPr>
+          <w:rFonts w:ascii="Times New Roman" w:eastAsia="Times New Roman" w:hAnsi="Times New Roman" w:cs="Times New Roman"/>
+          <w:sz w:val="24"/>
+          <w:szCs w:val="24"/>
+          <w:lang w:val="en-IN"/>
+        </w:rPr>
+        <w:t>-Bara game follows a component-based structure using React. The user interacts with the application through the user interface, which consists of React components like the game board, dice, and player tokens.</w:t>
+      </w:r>
+    </w:p>
+    <w:p>
+      <w:pPr>
+        <w:tabs>
+          <w:tab w:val="left" w:pos="821"/>
+          <w:tab w:val="right" w:leader="dot" w:pos="9440"/>
+        </w:tabs>
+        <w:spacing w:line="360" w:lineRule="auto"/>
+        <w:jc w:val="both"/>
+        <w:rPr>
+          <w:rFonts w:ascii="Times New Roman" w:eastAsia="Times New Roman" w:hAnsi="Times New Roman" w:cs="Times New Roman"/>
+          <w:sz w:val="24"/>
+          <w:szCs w:val="24"/>
+          <w:lang w:val="en-IN"/>
+        </w:rPr>
+      </w:pPr>
+      <w:r>
+        <w:rPr>
+          <w:rFonts w:ascii="Times New Roman" w:eastAsia="Times New Roman" w:hAnsi="Times New Roman" w:cs="Times New Roman"/>
+          <w:sz w:val="24"/>
+          <w:szCs w:val="24"/>
+          <w:lang w:val="en-IN"/>
+        </w:rPr>
+        <w:t xml:space="preserve">The application logic layer, implemented using JavaScript, processes user actions such as dice rolling and player movement. React state management is used to store and update game data </w:t>
+      </w:r>
+      <w:r>
+        <w:rPr>
+          <w:rFonts w:ascii="Times New Roman" w:eastAsia="Times New Roman" w:hAnsi="Times New Roman" w:cs="Times New Roman"/>
+          <w:sz w:val="24"/>
+          <w:szCs w:val="24"/>
+          <w:lang w:val="en-IN"/>
+        </w:rPr>
         <w:lastRenderedPageBreak/>
-        <w:t xml:space="preserve">The system architecture of the </w:t>
-      </w:r>
-      <w:proofErr w:type="spellStart"/>
-      <w:r>
-        <w:rPr>
-          <w:rFonts w:ascii="Times New Roman" w:eastAsia="Times New Roman" w:hAnsi="Times New Roman" w:cs="Times New Roman"/>
-          <w:sz w:val="24"/>
-          <w:szCs w:val="24"/>
-          <w:lang w:val="en-IN"/>
-        </w:rPr>
-        <w:t>Chowka</w:t>
-      </w:r>
-      <w:proofErr w:type="spellEnd"/>
-      <w:r>
-        <w:rPr>
-          <w:rFonts w:ascii="Times New Roman" w:eastAsia="Times New Roman" w:hAnsi="Times New Roman" w:cs="Times New Roman"/>
-          <w:sz w:val="24"/>
-          <w:szCs w:val="24"/>
-          <w:lang w:val="en-IN"/>
-        </w:rPr>
-        <w:t>-Bara game follows a component-based structure using React. The user interacts with the application through the user interface, which consists of React components like the game board, dice, and player tokens.</w:t>
+        <w:t>dynamically. The entire application runs within a web browser, which renders the interface and executes the logic.</w:t>
       </w:r>
     </w:p>
     <w:p>
@@ -8965,1714 +8977,6 @@
           <w:sz w:val="24"/>
           <w:szCs w:val="24"/>
           <w:lang w:val="en-IN"/>
-        </w:rPr>
-      </w:pPr>
-      <w:r>
-        <w:rPr>
-          <w:rFonts w:ascii="Times New Roman" w:eastAsia="Times New Roman" w:hAnsi="Times New Roman" w:cs="Times New Roman"/>
-          <w:sz w:val="24"/>
-          <w:szCs w:val="24"/>
-          <w:lang w:val="en-IN"/>
-        </w:rPr>
-        <w:t>The application logic layer, implemented using JavaScript, processes user actions such as dice rolling and player movement. React state management is used to store and update game data dynamically. The entire application runs within a web browser, which renders the interface and executes the logic.</w:t>
-      </w:r>
-    </w:p>
-    <w:p>
-      <w:pPr>
-        <w:tabs>
-          <w:tab w:val="left" w:pos="821"/>
-          <w:tab w:val="right" w:leader="dot" w:pos="9440"/>
-        </w:tabs>
-        <w:spacing w:line="360" w:lineRule="auto"/>
-        <w:jc w:val="both"/>
-        <w:rPr>
-          <w:rFonts w:ascii="Times New Roman" w:eastAsia="Times New Roman" w:hAnsi="Times New Roman" w:cs="Times New Roman"/>
-          <w:sz w:val="24"/>
-          <w:szCs w:val="24"/>
-          <w:lang w:val="en-IN"/>
-        </w:rPr>
-      </w:pPr>
-    </w:p>
-    <w:p>
-      <w:pPr>
-        <w:tabs>
-          <w:tab w:val="left" w:pos="821"/>
-          <w:tab w:val="right" w:leader="dot" w:pos="9440"/>
-        </w:tabs>
-        <w:spacing w:line="360" w:lineRule="auto"/>
-        <w:jc w:val="both"/>
-        <w:rPr>
-          <w:rFonts w:ascii="Times New Roman" w:eastAsia="Times New Roman" w:hAnsi="Times New Roman" w:cs="Times New Roman"/>
-          <w:b/>
-          <w:bCs/>
-          <w:sz w:val="28"/>
-          <w:szCs w:val="28"/>
-        </w:rPr>
-      </w:pPr>
-    </w:p>
-    <w:p>
-      <w:pPr>
-        <w:tabs>
-          <w:tab w:val="left" w:pos="821"/>
-          <w:tab w:val="right" w:leader="dot" w:pos="9440"/>
-        </w:tabs>
-        <w:spacing w:line="360" w:lineRule="auto"/>
-        <w:jc w:val="both"/>
-        <w:rPr>
-          <w:rFonts w:ascii="Times New Roman" w:eastAsia="Times New Roman" w:hAnsi="Times New Roman" w:cs="Times New Roman"/>
-          <w:b/>
-          <w:bCs/>
-          <w:sz w:val="28"/>
-          <w:szCs w:val="28"/>
-          <w:lang w:val="en-IN"/>
-        </w:rPr>
-      </w:pPr>
-    </w:p>
-    <w:p>
-      <w:pPr>
-        <w:tabs>
-          <w:tab w:val="left" w:pos="821"/>
-          <w:tab w:val="right" w:leader="dot" w:pos="9440"/>
-        </w:tabs>
-        <w:spacing w:line="360" w:lineRule="auto"/>
-        <w:jc w:val="both"/>
-        <w:rPr>
-          <w:rFonts w:ascii="Times New Roman" w:eastAsia="Times New Roman" w:hAnsi="Times New Roman" w:cs="Times New Roman"/>
-          <w:sz w:val="24"/>
-          <w:szCs w:val="24"/>
-          <w:lang w:val="en-IN"/>
-        </w:rPr>
-      </w:pPr>
-    </w:p>
-    <w:p>
-      <w:pPr>
-        <w:tabs>
-          <w:tab w:val="left" w:pos="821"/>
-          <w:tab w:val="right" w:leader="dot" w:pos="9440"/>
-        </w:tabs>
-        <w:spacing w:line="360" w:lineRule="auto"/>
-        <w:rPr>
-          <w:rFonts w:ascii="Times New Roman" w:eastAsia="Times New Roman" w:hAnsi="Times New Roman" w:cs="Times New Roman"/>
-          <w:sz w:val="24"/>
-          <w:szCs w:val="24"/>
-        </w:rPr>
-      </w:pPr>
-    </w:p>
-    <w:p>
-      <w:pPr>
-        <w:tabs>
-          <w:tab w:val="left" w:pos="821"/>
-          <w:tab w:val="right" w:leader="dot" w:pos="9440"/>
-        </w:tabs>
-        <w:spacing w:line="360" w:lineRule="auto"/>
-        <w:rPr>
-          <w:rFonts w:ascii="Times New Roman" w:eastAsia="Times New Roman" w:hAnsi="Times New Roman" w:cs="Times New Roman"/>
-          <w:sz w:val="24"/>
-          <w:szCs w:val="24"/>
-        </w:rPr>
-      </w:pPr>
-    </w:p>
-    <w:p>
-      <w:pPr>
-        <w:tabs>
-          <w:tab w:val="left" w:pos="821"/>
-          <w:tab w:val="right" w:leader="dot" w:pos="9440"/>
-        </w:tabs>
-        <w:spacing w:line="360" w:lineRule="auto"/>
-        <w:rPr>
-          <w:rFonts w:ascii="Times New Roman" w:eastAsia="Times New Roman" w:hAnsi="Times New Roman" w:cs="Times New Roman"/>
-          <w:sz w:val="24"/>
-          <w:szCs w:val="24"/>
-        </w:rPr>
-      </w:pPr>
-    </w:p>
-    <w:p>
-      <w:pPr>
-        <w:tabs>
-          <w:tab w:val="left" w:pos="821"/>
-          <w:tab w:val="right" w:leader="dot" w:pos="9440"/>
-        </w:tabs>
-        <w:spacing w:line="360" w:lineRule="auto"/>
-        <w:rPr>
-          <w:rFonts w:ascii="Times New Roman" w:eastAsia="Times New Roman" w:hAnsi="Times New Roman" w:cs="Times New Roman"/>
-          <w:sz w:val="24"/>
-          <w:szCs w:val="24"/>
-        </w:rPr>
-      </w:pPr>
-    </w:p>
-    <w:p>
-      <w:pPr>
-        <w:tabs>
-          <w:tab w:val="left" w:pos="821"/>
-          <w:tab w:val="right" w:leader="dot" w:pos="9440"/>
-        </w:tabs>
-        <w:spacing w:line="360" w:lineRule="auto"/>
-        <w:rPr>
-          <w:rFonts w:ascii="Times New Roman" w:eastAsia="Times New Roman" w:hAnsi="Times New Roman" w:cs="Times New Roman"/>
-          <w:sz w:val="24"/>
-          <w:szCs w:val="24"/>
-        </w:rPr>
-      </w:pPr>
-    </w:p>
-    <w:p>
-      <w:pPr>
-        <w:tabs>
-          <w:tab w:val="left" w:pos="821"/>
-          <w:tab w:val="right" w:leader="dot" w:pos="9440"/>
-        </w:tabs>
-        <w:spacing w:line="360" w:lineRule="auto"/>
-        <w:rPr>
-          <w:rFonts w:ascii="Times New Roman" w:eastAsia="Times New Roman" w:hAnsi="Times New Roman" w:cs="Times New Roman"/>
-          <w:sz w:val="24"/>
-          <w:szCs w:val="24"/>
-        </w:rPr>
-      </w:pPr>
-    </w:p>
-    <w:p>
-      <w:pPr>
-        <w:tabs>
-          <w:tab w:val="left" w:pos="821"/>
-          <w:tab w:val="right" w:leader="dot" w:pos="9440"/>
-        </w:tabs>
-        <w:spacing w:line="360" w:lineRule="auto"/>
-        <w:rPr>
-          <w:rFonts w:ascii="Times New Roman" w:eastAsia="Times New Roman" w:hAnsi="Times New Roman" w:cs="Times New Roman"/>
-          <w:sz w:val="24"/>
-          <w:szCs w:val="24"/>
-        </w:rPr>
-      </w:pPr>
-    </w:p>
-    <w:p>
-      <w:pPr>
-        <w:tabs>
-          <w:tab w:val="left" w:pos="821"/>
-          <w:tab w:val="right" w:leader="dot" w:pos="9440"/>
-        </w:tabs>
-        <w:spacing w:line="360" w:lineRule="auto"/>
-        <w:rPr>
-          <w:rFonts w:ascii="Times New Roman" w:eastAsia="Times New Roman" w:hAnsi="Times New Roman" w:cs="Times New Roman"/>
-          <w:sz w:val="24"/>
-          <w:szCs w:val="24"/>
-        </w:rPr>
-      </w:pPr>
-    </w:p>
-    <w:p>
-      <w:pPr>
-        <w:tabs>
-          <w:tab w:val="left" w:pos="821"/>
-          <w:tab w:val="right" w:leader="dot" w:pos="9440"/>
-        </w:tabs>
-        <w:spacing w:line="360" w:lineRule="auto"/>
-        <w:rPr>
-          <w:rFonts w:ascii="Times New Roman" w:eastAsia="Times New Roman" w:hAnsi="Times New Roman" w:cs="Times New Roman"/>
-          <w:sz w:val="24"/>
-          <w:szCs w:val="24"/>
-        </w:rPr>
-      </w:pPr>
-    </w:p>
-    <w:p>
-      <w:pPr>
-        <w:tabs>
-          <w:tab w:val="left" w:pos="821"/>
-          <w:tab w:val="right" w:leader="dot" w:pos="9440"/>
-        </w:tabs>
-        <w:spacing w:line="360" w:lineRule="auto"/>
-        <w:rPr>
-          <w:rFonts w:ascii="Times New Roman" w:eastAsia="Times New Roman" w:hAnsi="Times New Roman" w:cs="Times New Roman"/>
-          <w:sz w:val="24"/>
-          <w:szCs w:val="24"/>
-        </w:rPr>
-      </w:pPr>
-    </w:p>
-    <w:p>
-      <w:pPr>
-        <w:tabs>
-          <w:tab w:val="left" w:pos="821"/>
-          <w:tab w:val="right" w:leader="dot" w:pos="9440"/>
-        </w:tabs>
-        <w:spacing w:line="360" w:lineRule="auto"/>
-        <w:rPr>
-          <w:rFonts w:ascii="Times New Roman" w:eastAsia="Times New Roman" w:hAnsi="Times New Roman" w:cs="Times New Roman"/>
-          <w:sz w:val="24"/>
-          <w:szCs w:val="24"/>
-        </w:rPr>
-      </w:pPr>
-    </w:p>
-    <w:p>
-      <w:pPr>
-        <w:tabs>
-          <w:tab w:val="left" w:pos="821"/>
-          <w:tab w:val="right" w:leader="dot" w:pos="9440"/>
-        </w:tabs>
-        <w:spacing w:line="360" w:lineRule="auto"/>
-        <w:rPr>
-          <w:rFonts w:ascii="Times New Roman" w:eastAsia="Times New Roman" w:hAnsi="Times New Roman" w:cs="Times New Roman"/>
-          <w:sz w:val="24"/>
-          <w:szCs w:val="24"/>
-        </w:rPr>
-      </w:pPr>
-    </w:p>
-    <w:p>
-      <w:pPr>
-        <w:tabs>
-          <w:tab w:val="left" w:pos="821"/>
-          <w:tab w:val="right" w:leader="dot" w:pos="9440"/>
-        </w:tabs>
-        <w:spacing w:after="0" w:line="360" w:lineRule="auto"/>
-        <w:jc w:val="center"/>
-        <w:rPr>
-          <w:rFonts w:ascii="Times New Roman" w:hAnsi="Times New Roman" w:cs="Times New Roman"/>
-          <w:b/>
-          <w:sz w:val="28"/>
-          <w:szCs w:val="28"/>
-        </w:rPr>
-      </w:pPr>
-      <w:r>
-        <w:rPr>
-          <w:rFonts w:ascii="Times New Roman" w:hAnsi="Times New Roman" w:cs="Times New Roman"/>
-          <w:b/>
-          <w:sz w:val="28"/>
-          <w:szCs w:val="28"/>
-        </w:rPr>
-        <w:lastRenderedPageBreak/>
-        <w:t>3.IMPLEMENTATION/ METHODOLOGY / PROPOSED APPROACH</w:t>
-      </w:r>
-    </w:p>
-    <w:p>
-      <w:pPr>
-        <w:tabs>
-          <w:tab w:val="left" w:pos="821"/>
-          <w:tab w:val="right" w:leader="dot" w:pos="9440"/>
-        </w:tabs>
-        <w:spacing w:line="360" w:lineRule="auto"/>
-        <w:jc w:val="both"/>
-        <w:rPr>
-          <w:rFonts w:ascii="Times New Roman" w:eastAsia="Times New Roman" w:hAnsi="Times New Roman" w:cs="Times New Roman"/>
-          <w:sz w:val="24"/>
-          <w:szCs w:val="24"/>
-          <w:lang w:val="en-IN"/>
-        </w:rPr>
-      </w:pPr>
-      <w:r>
-        <w:rPr>
-          <w:rFonts w:ascii="Times New Roman" w:eastAsia="Times New Roman" w:hAnsi="Times New Roman" w:cs="Times New Roman"/>
-          <w:sz w:val="24"/>
-          <w:szCs w:val="24"/>
-          <w:lang w:val="en-IN"/>
-        </w:rPr>
-        <w:t xml:space="preserve">The implementation of the </w:t>
-      </w:r>
-      <w:proofErr w:type="spellStart"/>
-      <w:r>
-        <w:rPr>
-          <w:rFonts w:ascii="Times New Roman" w:eastAsia="Times New Roman" w:hAnsi="Times New Roman" w:cs="Times New Roman"/>
-          <w:sz w:val="24"/>
-          <w:szCs w:val="24"/>
-          <w:lang w:val="en-IN"/>
-        </w:rPr>
-        <w:t>Chowka</w:t>
-      </w:r>
-      <w:proofErr w:type="spellEnd"/>
-      <w:r>
-        <w:rPr>
-          <w:rFonts w:ascii="Times New Roman" w:eastAsia="Times New Roman" w:hAnsi="Times New Roman" w:cs="Times New Roman"/>
-          <w:sz w:val="24"/>
-          <w:szCs w:val="24"/>
-          <w:lang w:val="en-IN"/>
-        </w:rPr>
-        <w:t>-Bara 4×4 game is carried out using a frontend-based approach with modern web technologies such as React and JavaScript. The system is designed following a component-based architecture, where the entire application is divided into smaller, reusable modules. Each module is responsible for a specific functionality, such as rendering the game board, handling player movements, managing dice rolls, and updating the game state. This modular design improves code readability, reusability, and maintainability.</w:t>
-      </w:r>
-    </w:p>
-    <w:p>
-      <w:pPr>
-        <w:tabs>
-          <w:tab w:val="left" w:pos="821"/>
-          <w:tab w:val="right" w:leader="dot" w:pos="9440"/>
-        </w:tabs>
-        <w:spacing w:line="360" w:lineRule="auto"/>
-        <w:jc w:val="both"/>
-        <w:rPr>
-          <w:rFonts w:ascii="Times New Roman" w:eastAsia="Times New Roman" w:hAnsi="Times New Roman" w:cs="Times New Roman"/>
-          <w:sz w:val="24"/>
-          <w:szCs w:val="24"/>
-          <w:lang w:val="en-IN"/>
-        </w:rPr>
-      </w:pPr>
-      <w:r>
-        <w:rPr>
-          <w:rFonts w:ascii="Times New Roman" w:eastAsia="Times New Roman" w:hAnsi="Times New Roman" w:cs="Times New Roman"/>
-          <w:sz w:val="24"/>
-          <w:szCs w:val="24"/>
-          <w:lang w:val="en-IN"/>
-        </w:rPr>
-        <w:t>The proposed approach focuses on building a simple, interactive, and user-friendly system that replicates the traditional gameplay in a digital format. React is used to create dynamic and responsive user interfaces, allowing real-time updates without reloading the page. JavaScript is used to implement the core game logic, including random dice generation, player movement rules, turn management, and win condition checking. CSS is used to design the layout of the game board and enhance the visual appearance of the application.</w:t>
-      </w:r>
-    </w:p>
-    <w:p>
-      <w:pPr>
-        <w:tabs>
-          <w:tab w:val="left" w:pos="821"/>
-          <w:tab w:val="right" w:leader="dot" w:pos="9440"/>
-        </w:tabs>
-        <w:spacing w:line="360" w:lineRule="auto"/>
-        <w:jc w:val="both"/>
-        <w:rPr>
-          <w:rFonts w:ascii="Times New Roman" w:eastAsia="Times New Roman" w:hAnsi="Times New Roman" w:cs="Times New Roman"/>
-          <w:sz w:val="24"/>
-          <w:szCs w:val="24"/>
-          <w:lang w:val="en-IN"/>
-        </w:rPr>
-      </w:pPr>
-      <w:r>
-        <w:rPr>
-          <w:rFonts w:ascii="Times New Roman" w:eastAsia="Times New Roman" w:hAnsi="Times New Roman" w:cs="Times New Roman"/>
-          <w:sz w:val="24"/>
-          <w:szCs w:val="24"/>
-          <w:lang w:val="en-IN"/>
-        </w:rPr>
-        <w:t xml:space="preserve">State management plays a crucial role in the implementation of this system. </w:t>
-      </w:r>
-      <w:proofErr w:type="spellStart"/>
-      <w:r>
-        <w:rPr>
-          <w:rFonts w:ascii="Times New Roman" w:eastAsia="Times New Roman" w:hAnsi="Times New Roman" w:cs="Times New Roman"/>
-          <w:sz w:val="24"/>
-          <w:szCs w:val="24"/>
-          <w:lang w:val="en-IN"/>
-        </w:rPr>
-        <w:t>React’s</w:t>
-      </w:r>
-      <w:proofErr w:type="spellEnd"/>
-      <w:r>
-        <w:rPr>
-          <w:rFonts w:ascii="Times New Roman" w:eastAsia="Times New Roman" w:hAnsi="Times New Roman" w:cs="Times New Roman"/>
-          <w:sz w:val="24"/>
-          <w:szCs w:val="24"/>
-          <w:lang w:val="en-IN"/>
-        </w:rPr>
-        <w:t xml:space="preserve"> state and hooks are used to store and update important game data such as player positions, current turn, dice values, and game status. Whenever a user performs an action, such as clicking the dice button, the state is updated accordingly, and the UI reflects these changes instantly. This ensures smooth gameplay and better user experience.</w:t>
-      </w:r>
-    </w:p>
-    <w:p>
-      <w:pPr>
-        <w:tabs>
-          <w:tab w:val="left" w:pos="821"/>
-          <w:tab w:val="right" w:leader="dot" w:pos="9440"/>
-        </w:tabs>
-        <w:spacing w:line="360" w:lineRule="auto"/>
-        <w:jc w:val="both"/>
-        <w:rPr>
-          <w:rFonts w:ascii="Times New Roman" w:eastAsia="Times New Roman" w:hAnsi="Times New Roman" w:cs="Times New Roman"/>
-          <w:sz w:val="24"/>
-          <w:szCs w:val="24"/>
-          <w:lang w:val="en-IN"/>
-        </w:rPr>
-      </w:pPr>
-      <w:r>
-        <w:rPr>
-          <w:rFonts w:ascii="Times New Roman" w:eastAsia="Times New Roman" w:hAnsi="Times New Roman" w:cs="Times New Roman"/>
-          <w:sz w:val="24"/>
-          <w:szCs w:val="24"/>
-          <w:lang w:val="en-IN"/>
-        </w:rPr>
-        <w:t>The application follows a structured step-by-step workflow. Initially, the game is initialized with default values, including player positions and game settings. When the user interacts with the system, such as rolling the dice, the input is processed by the application logic. Based on the generated dice value, the player’s position is updated according to the game rules. The system then checks for valid moves and determines whether the player has reached the winning condition.</w:t>
-      </w:r>
-    </w:p>
-    <w:p>
-      <w:pPr>
-        <w:tabs>
-          <w:tab w:val="left" w:pos="821"/>
-          <w:tab w:val="right" w:leader="dot" w:pos="9440"/>
-        </w:tabs>
-        <w:spacing w:line="360" w:lineRule="auto"/>
-        <w:jc w:val="both"/>
-        <w:rPr>
-          <w:rFonts w:ascii="Times New Roman" w:eastAsia="Times New Roman" w:hAnsi="Times New Roman" w:cs="Times New Roman"/>
-          <w:sz w:val="24"/>
-          <w:szCs w:val="24"/>
-          <w:lang w:val="en-IN"/>
-        </w:rPr>
-      </w:pPr>
-      <w:r>
-        <w:rPr>
-          <w:rFonts w:ascii="Times New Roman" w:eastAsia="Times New Roman" w:hAnsi="Times New Roman" w:cs="Times New Roman"/>
-          <w:sz w:val="24"/>
-          <w:szCs w:val="24"/>
-          <w:lang w:val="en-IN"/>
-        </w:rPr>
-        <w:t xml:space="preserve">If no player has won, the turn is passed to the next player, and the process continues. All updates are reflected in the user interface in real time using </w:t>
-      </w:r>
-      <w:proofErr w:type="spellStart"/>
-      <w:r>
-        <w:rPr>
-          <w:rFonts w:ascii="Times New Roman" w:eastAsia="Times New Roman" w:hAnsi="Times New Roman" w:cs="Times New Roman"/>
-          <w:sz w:val="24"/>
-          <w:szCs w:val="24"/>
-          <w:lang w:val="en-IN"/>
-        </w:rPr>
-        <w:t>React’s</w:t>
-      </w:r>
-      <w:proofErr w:type="spellEnd"/>
-      <w:r>
-        <w:rPr>
-          <w:rFonts w:ascii="Times New Roman" w:eastAsia="Times New Roman" w:hAnsi="Times New Roman" w:cs="Times New Roman"/>
-          <w:sz w:val="24"/>
-          <w:szCs w:val="24"/>
-          <w:lang w:val="en-IN"/>
-        </w:rPr>
-        <w:t xml:space="preserve"> rendering mechanism. The game continues until a player satisfies the winning condition, after which the result is displayed.</w:t>
-      </w:r>
-    </w:p>
-    <w:p>
-      <w:pPr>
-        <w:tabs>
-          <w:tab w:val="left" w:pos="821"/>
-          <w:tab w:val="right" w:leader="dot" w:pos="9440"/>
-        </w:tabs>
-        <w:spacing w:line="360" w:lineRule="auto"/>
-        <w:jc w:val="both"/>
-        <w:rPr>
-          <w:rFonts w:ascii="Times New Roman" w:eastAsia="Times New Roman" w:hAnsi="Times New Roman" w:cs="Times New Roman"/>
-          <w:sz w:val="24"/>
-          <w:szCs w:val="24"/>
-          <w:lang w:val="en-IN"/>
-        </w:rPr>
-      </w:pPr>
-      <w:r>
-        <w:rPr>
-          <w:rFonts w:ascii="Times New Roman" w:eastAsia="Times New Roman" w:hAnsi="Times New Roman" w:cs="Times New Roman"/>
-          <w:sz w:val="24"/>
-          <w:szCs w:val="24"/>
-          <w:lang w:val="en-IN"/>
-        </w:rPr>
-        <w:t xml:space="preserve">Overall, this implementation ensures efficient performance, smooth interaction, and an engaging user experience while preserving the core essence of the traditional </w:t>
-      </w:r>
-      <w:proofErr w:type="spellStart"/>
-      <w:r>
-        <w:rPr>
-          <w:rFonts w:ascii="Times New Roman" w:eastAsia="Times New Roman" w:hAnsi="Times New Roman" w:cs="Times New Roman"/>
-          <w:sz w:val="24"/>
-          <w:szCs w:val="24"/>
-          <w:lang w:val="en-IN"/>
-        </w:rPr>
-        <w:t>Chowka</w:t>
-      </w:r>
-      <w:proofErr w:type="spellEnd"/>
-      <w:r>
-        <w:rPr>
-          <w:rFonts w:ascii="Times New Roman" w:eastAsia="Times New Roman" w:hAnsi="Times New Roman" w:cs="Times New Roman"/>
-          <w:sz w:val="24"/>
-          <w:szCs w:val="24"/>
-          <w:lang w:val="en-IN"/>
-        </w:rPr>
-        <w:t>-Bara game in a modern digital format.</w:t>
-      </w:r>
-    </w:p>
-    <w:p>
-      <w:pPr>
-        <w:tabs>
-          <w:tab w:val="left" w:pos="821"/>
-          <w:tab w:val="right" w:leader="dot" w:pos="9440"/>
-        </w:tabs>
-        <w:spacing w:line="360" w:lineRule="auto"/>
-        <w:jc w:val="both"/>
-        <w:rPr>
-          <w:rFonts w:ascii="Times New Roman" w:eastAsia="Times New Roman" w:hAnsi="Times New Roman" w:cs="Times New Roman"/>
-          <w:b/>
-          <w:bCs/>
-          <w:sz w:val="24"/>
-          <w:szCs w:val="24"/>
-          <w:lang w:val="en-IN"/>
-        </w:rPr>
-      </w:pPr>
-      <w:r>
-        <w:rPr>
-          <w:rFonts w:ascii="Times New Roman" w:eastAsia="Times New Roman" w:hAnsi="Times New Roman" w:cs="Times New Roman"/>
-          <w:b/>
-          <w:bCs/>
-          <w:sz w:val="24"/>
-          <w:szCs w:val="24"/>
-          <w:lang w:val="en-IN"/>
-        </w:rPr>
-        <w:lastRenderedPageBreak/>
-        <w:t>3.1 ALGORITHMS / TECHNOLOGIES USED</w:t>
-      </w:r>
-    </w:p>
-    <w:p>
-      <w:pPr>
-        <w:tabs>
-          <w:tab w:val="left" w:pos="821"/>
-          <w:tab w:val="right" w:leader="dot" w:pos="9440"/>
-        </w:tabs>
-        <w:spacing w:line="360" w:lineRule="auto"/>
-        <w:jc w:val="both"/>
-        <w:rPr>
-          <w:rFonts w:ascii="Times New Roman" w:eastAsia="Times New Roman" w:hAnsi="Times New Roman" w:cs="Times New Roman"/>
-          <w:sz w:val="24"/>
-          <w:szCs w:val="24"/>
-          <w:lang w:val="en-IN"/>
-        </w:rPr>
-      </w:pPr>
-      <w:r>
-        <w:rPr>
-          <w:rFonts w:ascii="Times New Roman" w:eastAsia="Times New Roman" w:hAnsi="Times New Roman" w:cs="Times New Roman"/>
-          <w:sz w:val="24"/>
-          <w:szCs w:val="24"/>
-          <w:lang w:val="en-IN"/>
-        </w:rPr>
-        <w:t>The project uses the following technologies:</w:t>
-      </w:r>
-    </w:p>
-    <w:p>
-      <w:pPr>
-        <w:numPr>
-          <w:ilvl w:val="0"/>
-          <w:numId w:val="54"/>
-        </w:numPr>
-        <w:tabs>
-          <w:tab w:val="left" w:pos="821"/>
-          <w:tab w:val="right" w:leader="dot" w:pos="9440"/>
-        </w:tabs>
-        <w:spacing w:line="360" w:lineRule="auto"/>
-        <w:jc w:val="both"/>
-        <w:rPr>
-          <w:rFonts w:ascii="Times New Roman" w:eastAsia="Times New Roman" w:hAnsi="Times New Roman" w:cs="Times New Roman"/>
-          <w:sz w:val="24"/>
-          <w:szCs w:val="24"/>
-          <w:lang w:val="en-IN"/>
-        </w:rPr>
-      </w:pPr>
-      <w:r>
-        <w:rPr>
-          <w:rFonts w:ascii="Times New Roman" w:eastAsia="Times New Roman" w:hAnsi="Times New Roman" w:cs="Times New Roman"/>
-          <w:b/>
-          <w:bCs/>
-          <w:sz w:val="24"/>
-          <w:szCs w:val="24"/>
-          <w:lang w:val="en-IN"/>
-        </w:rPr>
-        <w:t>React JS:</w:t>
-      </w:r>
-      <w:r>
-        <w:rPr>
-          <w:rFonts w:ascii="Times New Roman" w:eastAsia="Times New Roman" w:hAnsi="Times New Roman" w:cs="Times New Roman"/>
-          <w:sz w:val="24"/>
-          <w:szCs w:val="24"/>
-          <w:lang w:val="en-IN"/>
-        </w:rPr>
-        <w:t xml:space="preserve"> Used to build the user interface with reusable components like Board, Dice, and Player </w:t>
-      </w:r>
-    </w:p>
-    <w:p>
-      <w:pPr>
-        <w:numPr>
-          <w:ilvl w:val="0"/>
-          <w:numId w:val="54"/>
-        </w:numPr>
-        <w:tabs>
-          <w:tab w:val="left" w:pos="821"/>
-          <w:tab w:val="right" w:leader="dot" w:pos="9440"/>
-        </w:tabs>
-        <w:spacing w:line="360" w:lineRule="auto"/>
-        <w:jc w:val="both"/>
-        <w:rPr>
-          <w:rFonts w:ascii="Times New Roman" w:eastAsia="Times New Roman" w:hAnsi="Times New Roman" w:cs="Times New Roman"/>
-          <w:sz w:val="24"/>
-          <w:szCs w:val="24"/>
-          <w:lang w:val="en-IN"/>
-        </w:rPr>
-      </w:pPr>
-      <w:r>
-        <w:rPr>
-          <w:rFonts w:ascii="Times New Roman" w:eastAsia="Times New Roman" w:hAnsi="Times New Roman" w:cs="Times New Roman"/>
-          <w:b/>
-          <w:bCs/>
-          <w:sz w:val="24"/>
-          <w:szCs w:val="24"/>
-          <w:lang w:val="en-IN"/>
-        </w:rPr>
-        <w:t>JavaScript:</w:t>
-      </w:r>
-      <w:r>
-        <w:rPr>
-          <w:rFonts w:ascii="Times New Roman" w:eastAsia="Times New Roman" w:hAnsi="Times New Roman" w:cs="Times New Roman"/>
-          <w:sz w:val="24"/>
-          <w:szCs w:val="24"/>
-          <w:lang w:val="en-IN"/>
-        </w:rPr>
-        <w:t xml:space="preserve"> Implements core logic such as dice rolling, movement, and win conditions </w:t>
-      </w:r>
-    </w:p>
-    <w:p>
-      <w:pPr>
-        <w:numPr>
-          <w:ilvl w:val="0"/>
-          <w:numId w:val="54"/>
-        </w:numPr>
-        <w:tabs>
-          <w:tab w:val="left" w:pos="821"/>
-          <w:tab w:val="right" w:leader="dot" w:pos="9440"/>
-        </w:tabs>
-        <w:spacing w:line="360" w:lineRule="auto"/>
-        <w:jc w:val="both"/>
-        <w:rPr>
-          <w:rFonts w:ascii="Times New Roman" w:eastAsia="Times New Roman" w:hAnsi="Times New Roman" w:cs="Times New Roman"/>
-          <w:sz w:val="24"/>
-          <w:szCs w:val="24"/>
-          <w:lang w:val="en-IN"/>
-        </w:rPr>
-      </w:pPr>
-      <w:r>
-        <w:rPr>
-          <w:rFonts w:ascii="Times New Roman" w:eastAsia="Times New Roman" w:hAnsi="Times New Roman" w:cs="Times New Roman"/>
-          <w:b/>
-          <w:bCs/>
-          <w:sz w:val="24"/>
-          <w:szCs w:val="24"/>
-          <w:lang w:val="en-IN"/>
-        </w:rPr>
-        <w:t>CSS:</w:t>
-      </w:r>
-      <w:r>
-        <w:rPr>
-          <w:rFonts w:ascii="Times New Roman" w:eastAsia="Times New Roman" w:hAnsi="Times New Roman" w:cs="Times New Roman"/>
-          <w:sz w:val="24"/>
-          <w:szCs w:val="24"/>
-          <w:lang w:val="en-IN"/>
-        </w:rPr>
-        <w:t xml:space="preserve"> Used for styling and layout of the game board </w:t>
-      </w:r>
-    </w:p>
-    <w:p>
-      <w:pPr>
-        <w:numPr>
-          <w:ilvl w:val="0"/>
-          <w:numId w:val="54"/>
-        </w:numPr>
-        <w:tabs>
-          <w:tab w:val="left" w:pos="821"/>
-          <w:tab w:val="right" w:leader="dot" w:pos="9440"/>
-        </w:tabs>
-        <w:spacing w:line="360" w:lineRule="auto"/>
-        <w:jc w:val="both"/>
-        <w:rPr>
-          <w:rFonts w:ascii="Times New Roman" w:eastAsia="Times New Roman" w:hAnsi="Times New Roman" w:cs="Times New Roman"/>
-          <w:sz w:val="24"/>
-          <w:szCs w:val="24"/>
-          <w:lang w:val="en-IN"/>
-        </w:rPr>
-      </w:pPr>
-      <w:r>
-        <w:rPr>
-          <w:rFonts w:ascii="Times New Roman" w:eastAsia="Times New Roman" w:hAnsi="Times New Roman" w:cs="Times New Roman"/>
-          <w:b/>
-          <w:bCs/>
-          <w:sz w:val="24"/>
-          <w:szCs w:val="24"/>
-          <w:lang w:val="en-IN"/>
-        </w:rPr>
-        <w:t>HTML:</w:t>
-      </w:r>
-      <w:r>
-        <w:rPr>
-          <w:rFonts w:ascii="Times New Roman" w:eastAsia="Times New Roman" w:hAnsi="Times New Roman" w:cs="Times New Roman"/>
-          <w:sz w:val="24"/>
-          <w:szCs w:val="24"/>
-          <w:lang w:val="en-IN"/>
-        </w:rPr>
-        <w:t xml:space="preserve"> Provides structure for rendering components </w:t>
-      </w:r>
-    </w:p>
-    <w:p>
-      <w:pPr>
-        <w:numPr>
-          <w:ilvl w:val="0"/>
-          <w:numId w:val="54"/>
-        </w:numPr>
-        <w:tabs>
-          <w:tab w:val="left" w:pos="821"/>
-          <w:tab w:val="right" w:leader="dot" w:pos="9440"/>
-        </w:tabs>
-        <w:spacing w:line="360" w:lineRule="auto"/>
-        <w:jc w:val="both"/>
-        <w:rPr>
-          <w:rFonts w:ascii="Times New Roman" w:eastAsia="Times New Roman" w:hAnsi="Times New Roman" w:cs="Times New Roman"/>
-          <w:sz w:val="24"/>
-          <w:szCs w:val="24"/>
-          <w:lang w:val="en-IN"/>
-        </w:rPr>
-      </w:pPr>
-      <w:r>
-        <w:rPr>
-          <w:rFonts w:ascii="Times New Roman" w:eastAsia="Times New Roman" w:hAnsi="Times New Roman" w:cs="Times New Roman"/>
-          <w:b/>
-          <w:bCs/>
-          <w:sz w:val="24"/>
-          <w:szCs w:val="24"/>
-          <w:lang w:val="en-IN"/>
-        </w:rPr>
-        <w:t>(Optional Express/DB):</w:t>
-      </w:r>
-      <w:r>
-        <w:rPr>
-          <w:rFonts w:ascii="Times New Roman" w:eastAsia="Times New Roman" w:hAnsi="Times New Roman" w:cs="Times New Roman"/>
-          <w:sz w:val="24"/>
-          <w:szCs w:val="24"/>
-          <w:lang w:val="en-IN"/>
-        </w:rPr>
-        <w:t xml:space="preserve"> Not required as this is a frontend-only game</w:t>
-      </w:r>
-      <w:r>
-        <w:rPr>
-          <w:rFonts w:ascii="Times New Roman" w:eastAsia="Times New Roman" w:hAnsi="Times New Roman" w:cs="Times New Roman"/>
-          <w:sz w:val="24"/>
-          <w:szCs w:val="24"/>
-          <w:lang w:val="en-IN"/>
-        </w:rPr>
-        <w:t>.</w:t>
-      </w:r>
-      <w:r>
-        <w:rPr>
-          <w:rFonts w:ascii="Times New Roman" w:eastAsia="Times New Roman" w:hAnsi="Times New Roman" w:cs="Times New Roman"/>
-          <w:noProof/>
-          <w:sz w:val="24"/>
-          <w:szCs w:val="24"/>
-          <w:lang w:val="en-IN"/>
-        </w:rPr>
-        <w:t xml:space="preserve"> </w:t>
-      </w:r>
-    </w:p>
-    <w:p>
-      <w:pPr>
-        <w:tabs>
-          <w:tab w:val="left" w:pos="821"/>
-          <w:tab w:val="right" w:leader="dot" w:pos="9440"/>
-        </w:tabs>
-        <w:spacing w:line="360" w:lineRule="auto"/>
-        <w:jc w:val="center"/>
-        <w:rPr>
-          <w:rFonts w:ascii="Times New Roman" w:eastAsia="Times New Roman" w:hAnsi="Times New Roman" w:cs="Times New Roman"/>
-          <w:sz w:val="24"/>
-          <w:szCs w:val="24"/>
-          <w:lang w:val="en-IN"/>
-        </w:rPr>
-      </w:pPr>
-      <w:r>
-        <w:rPr>
-          <w:rFonts w:ascii="Times New Roman" w:eastAsia="Times New Roman" w:hAnsi="Times New Roman" w:cs="Times New Roman"/>
-          <w:noProof/>
-          <w:sz w:val="24"/>
-          <w:szCs w:val="24"/>
-          <w:lang w:val="en-IN"/>
-        </w:rPr>
-        <w:drawing>
-          <wp:inline distT="0" distB="0" distL="0" distR="0" wp14:anchorId="322FF591" wp14:editId="74EC7B96">
-            <wp:extent cx="5057775" cy="4382865"/>
-            <wp:effectExtent l="0" t="0" r="0" b="0"/>
-            <wp:docPr id="244115425" name="Picture 1"/>
-            <wp:cNvGraphicFramePr>
-              <a:graphicFrameLocks xmlns:a="http://schemas.openxmlformats.org/drawingml/2006/main" noChangeAspect="1"/>
-            </wp:cNvGraphicFramePr>
-            <a:graphic xmlns:a="http://schemas.openxmlformats.org/drawingml/2006/main">
-              <a:graphicData uri="http://schemas.openxmlformats.org/drawingml/2006/picture">
-                <pic:pic xmlns:pic="http://schemas.openxmlformats.org/drawingml/2006/picture">
-                  <pic:nvPicPr>
-                    <pic:cNvPr id="244115425" name="Picture 244115425"/>
-                    <pic:cNvPicPr/>
-                  </pic:nvPicPr>
-                  <pic:blipFill>
-                    <a:blip r:embed="rId15">
-                      <a:extLst>
-                        <a:ext uri="{28A0092B-C50C-407E-A947-70E740481C1C}">
-                          <a14:useLocalDpi xmlns:a14="http://schemas.microsoft.com/office/drawing/2010/main" val="0"/>
-                        </a:ext>
-                      </a:extLst>
-                    </a:blip>
-                    <a:stretch>
-                      <a:fillRect/>
-                    </a:stretch>
-                  </pic:blipFill>
-                  <pic:spPr>
-                    <a:xfrm>
-                      <a:off x="0" y="0"/>
-                      <a:ext cx="5069637" cy="4393144"/>
-                    </a:xfrm>
-                    <a:prstGeom prst="rect">
-                      <a:avLst/>
-                    </a:prstGeom>
-                  </pic:spPr>
-                </pic:pic>
-              </a:graphicData>
-            </a:graphic>
-          </wp:inline>
-        </w:drawing>
-      </w:r>
-    </w:p>
-    <w:p>
-      <w:pPr>
-        <w:tabs>
-          <w:tab w:val="left" w:pos="821"/>
-          <w:tab w:val="right" w:leader="dot" w:pos="9440"/>
-        </w:tabs>
-        <w:spacing w:line="360" w:lineRule="auto"/>
-        <w:jc w:val="center"/>
-        <w:rPr>
-          <w:rFonts w:ascii="Times New Roman" w:eastAsia="Times New Roman" w:hAnsi="Times New Roman" w:cs="Times New Roman"/>
-          <w:sz w:val="24"/>
-          <w:szCs w:val="24"/>
-          <w:lang w:val="en-IN"/>
-        </w:rPr>
-      </w:pPr>
-      <w:r>
-        <w:rPr>
-          <w:rFonts w:ascii="Times New Roman" w:eastAsia="Times New Roman" w:hAnsi="Times New Roman" w:cs="Times New Roman"/>
-          <w:noProof/>
-          <w:sz w:val="24"/>
-          <w:szCs w:val="24"/>
-          <w:lang w:val="en-IN"/>
-        </w:rPr>
-        <w:lastRenderedPageBreak/>
-        <w:drawing>
-          <wp:inline distT="0" distB="0" distL="0" distR="0" wp14:anchorId="1BE53F3B" wp14:editId="14FD09C4">
-            <wp:extent cx="4829175" cy="4290020"/>
-            <wp:effectExtent l="0" t="0" r="0" b="3175"/>
-            <wp:docPr id="2096140409" name="Picture 2"/>
-            <wp:cNvGraphicFramePr>
-              <a:graphicFrameLocks xmlns:a="http://schemas.openxmlformats.org/drawingml/2006/main" noChangeAspect="1"/>
-            </wp:cNvGraphicFramePr>
-            <a:graphic xmlns:a="http://schemas.openxmlformats.org/drawingml/2006/main">
-              <a:graphicData uri="http://schemas.openxmlformats.org/drawingml/2006/picture">
-                <pic:pic xmlns:pic="http://schemas.openxmlformats.org/drawingml/2006/picture">
-                  <pic:nvPicPr>
-                    <pic:cNvPr id="2096140409" name="Picture 2096140409"/>
-                    <pic:cNvPicPr/>
-                  </pic:nvPicPr>
-                  <pic:blipFill>
-                    <a:blip r:embed="rId16">
-                      <a:extLst>
-                        <a:ext uri="{28A0092B-C50C-407E-A947-70E740481C1C}">
-                          <a14:useLocalDpi xmlns:a14="http://schemas.microsoft.com/office/drawing/2010/main" val="0"/>
-                        </a:ext>
-                      </a:extLst>
-                    </a:blip>
-                    <a:stretch>
-                      <a:fillRect/>
-                    </a:stretch>
-                  </pic:blipFill>
-                  <pic:spPr>
-                    <a:xfrm>
-                      <a:off x="0" y="0"/>
-                      <a:ext cx="4836761" cy="4296759"/>
-                    </a:xfrm>
-                    <a:prstGeom prst="rect">
-                      <a:avLst/>
-                    </a:prstGeom>
-                  </pic:spPr>
-                </pic:pic>
-              </a:graphicData>
-            </a:graphic>
-          </wp:inline>
-        </w:drawing>
-      </w:r>
-    </w:p>
-    <w:p>
-      <w:pPr>
-        <w:tabs>
-          <w:tab w:val="left" w:pos="821"/>
-          <w:tab w:val="right" w:leader="dot" w:pos="9440"/>
-        </w:tabs>
-        <w:spacing w:line="360" w:lineRule="auto"/>
-        <w:jc w:val="both"/>
-        <w:rPr>
-          <w:rFonts w:ascii="Times New Roman" w:eastAsia="Times New Roman" w:hAnsi="Times New Roman" w:cs="Times New Roman"/>
-          <w:b/>
-          <w:bCs/>
-          <w:sz w:val="24"/>
-          <w:szCs w:val="24"/>
-          <w:lang w:val="en-IN"/>
-        </w:rPr>
-      </w:pPr>
-      <w:r>
-        <w:rPr>
-          <w:rFonts w:ascii="Times New Roman" w:eastAsia="Times New Roman" w:hAnsi="Times New Roman" w:cs="Times New Roman"/>
-          <w:b/>
-          <w:bCs/>
-          <w:sz w:val="24"/>
-          <w:szCs w:val="24"/>
-          <w:lang w:val="en-IN"/>
-        </w:rPr>
-        <w:t>Technique Used:</w:t>
-      </w:r>
-    </w:p>
-    <w:p>
-      <w:pPr>
-        <w:numPr>
-          <w:ilvl w:val="0"/>
-          <w:numId w:val="55"/>
-        </w:numPr>
-        <w:tabs>
-          <w:tab w:val="left" w:pos="821"/>
-          <w:tab w:val="right" w:leader="dot" w:pos="9440"/>
-        </w:tabs>
-        <w:spacing w:line="360" w:lineRule="auto"/>
-        <w:jc w:val="both"/>
-        <w:rPr>
-          <w:rFonts w:ascii="Times New Roman" w:eastAsia="Times New Roman" w:hAnsi="Times New Roman" w:cs="Times New Roman"/>
-          <w:sz w:val="24"/>
-          <w:szCs w:val="24"/>
-          <w:lang w:val="en-IN"/>
-        </w:rPr>
-      </w:pPr>
-      <w:r>
-        <w:rPr>
-          <w:rFonts w:ascii="Times New Roman" w:eastAsia="Times New Roman" w:hAnsi="Times New Roman" w:cs="Times New Roman"/>
-          <w:sz w:val="24"/>
-          <w:szCs w:val="24"/>
-          <w:lang w:val="en-IN"/>
-        </w:rPr>
-        <w:t xml:space="preserve">Component-Based Design </w:t>
-      </w:r>
-    </w:p>
-    <w:p>
-      <w:pPr>
-        <w:numPr>
-          <w:ilvl w:val="0"/>
-          <w:numId w:val="55"/>
-        </w:numPr>
-        <w:tabs>
-          <w:tab w:val="left" w:pos="821"/>
-          <w:tab w:val="right" w:leader="dot" w:pos="9440"/>
-        </w:tabs>
-        <w:spacing w:line="360" w:lineRule="auto"/>
-        <w:jc w:val="both"/>
-        <w:rPr>
-          <w:rFonts w:ascii="Times New Roman" w:eastAsia="Times New Roman" w:hAnsi="Times New Roman" w:cs="Times New Roman"/>
-          <w:sz w:val="24"/>
-          <w:szCs w:val="24"/>
-          <w:lang w:val="en-IN"/>
-        </w:rPr>
-      </w:pPr>
-      <w:r>
-        <w:rPr>
-          <w:rFonts w:ascii="Times New Roman" w:eastAsia="Times New Roman" w:hAnsi="Times New Roman" w:cs="Times New Roman"/>
-          <w:sz w:val="24"/>
-          <w:szCs w:val="24"/>
-          <w:lang w:val="en-IN"/>
-        </w:rPr>
-        <w:t>Event Handling (</w:t>
-      </w:r>
-      <w:proofErr w:type="spellStart"/>
-      <w:r>
-        <w:rPr>
-          <w:rFonts w:ascii="Times New Roman" w:eastAsia="Times New Roman" w:hAnsi="Times New Roman" w:cs="Times New Roman"/>
-          <w:sz w:val="24"/>
-          <w:szCs w:val="24"/>
-          <w:lang w:val="en-IN"/>
-        </w:rPr>
-        <w:t>onClick</w:t>
-      </w:r>
-      <w:proofErr w:type="spellEnd"/>
-      <w:r>
-        <w:rPr>
-          <w:rFonts w:ascii="Times New Roman" w:eastAsia="Times New Roman" w:hAnsi="Times New Roman" w:cs="Times New Roman"/>
-          <w:sz w:val="24"/>
-          <w:szCs w:val="24"/>
-          <w:lang w:val="en-IN"/>
-        </w:rPr>
-        <w:t xml:space="preserve"> for dice roll) </w:t>
-      </w:r>
-    </w:p>
-    <w:p>
-      <w:pPr>
-        <w:numPr>
-          <w:ilvl w:val="0"/>
-          <w:numId w:val="55"/>
-        </w:numPr>
-        <w:tabs>
-          <w:tab w:val="left" w:pos="821"/>
-          <w:tab w:val="right" w:leader="dot" w:pos="9440"/>
-        </w:tabs>
-        <w:spacing w:line="360" w:lineRule="auto"/>
-        <w:jc w:val="both"/>
-        <w:rPr>
-          <w:rFonts w:ascii="Times New Roman" w:eastAsia="Times New Roman" w:hAnsi="Times New Roman" w:cs="Times New Roman"/>
-          <w:sz w:val="24"/>
-          <w:szCs w:val="24"/>
-          <w:lang w:val="en-IN"/>
-        </w:rPr>
-      </w:pPr>
-      <w:r>
-        <w:rPr>
-          <w:rFonts w:ascii="Times New Roman" w:eastAsia="Times New Roman" w:hAnsi="Times New Roman" w:cs="Times New Roman"/>
-          <w:sz w:val="24"/>
-          <w:szCs w:val="24"/>
-          <w:lang w:val="en-IN"/>
-        </w:rPr>
-        <w:t xml:space="preserve">State Management using React Hooks </w:t>
-      </w:r>
-    </w:p>
-    <w:p>
-      <w:pPr>
-        <w:tabs>
-          <w:tab w:val="left" w:pos="821"/>
-          <w:tab w:val="right" w:leader="dot" w:pos="9440"/>
-        </w:tabs>
-        <w:spacing w:line="360" w:lineRule="auto"/>
-        <w:jc w:val="both"/>
-        <w:rPr>
-          <w:rFonts w:ascii="Times New Roman" w:eastAsia="Times New Roman" w:hAnsi="Times New Roman" w:cs="Times New Roman"/>
-          <w:b/>
-          <w:bCs/>
-          <w:sz w:val="24"/>
-          <w:szCs w:val="24"/>
-          <w:lang w:val="en-IN"/>
-        </w:rPr>
-      </w:pPr>
-      <w:r>
-        <w:rPr>
-          <w:rFonts w:ascii="Times New Roman" w:eastAsia="Times New Roman" w:hAnsi="Times New Roman" w:cs="Times New Roman"/>
-          <w:b/>
-          <w:bCs/>
-          <w:sz w:val="24"/>
-          <w:szCs w:val="24"/>
-          <w:lang w:val="en-IN"/>
-        </w:rPr>
-        <w:t>3.2 DATA COLLECTION PROCESS</w:t>
-      </w:r>
-    </w:p>
-    <w:p>
-      <w:pPr>
-        <w:tabs>
-          <w:tab w:val="left" w:pos="821"/>
-          <w:tab w:val="right" w:leader="dot" w:pos="9440"/>
-        </w:tabs>
-        <w:spacing w:line="360" w:lineRule="auto"/>
-        <w:jc w:val="both"/>
-        <w:rPr>
-          <w:rFonts w:ascii="Times New Roman" w:eastAsia="Times New Roman" w:hAnsi="Times New Roman" w:cs="Times New Roman"/>
-          <w:sz w:val="24"/>
-          <w:szCs w:val="24"/>
-          <w:lang w:val="en-IN"/>
-        </w:rPr>
-      </w:pPr>
-      <w:r>
-        <w:rPr>
-          <w:rFonts w:ascii="Times New Roman" w:eastAsia="Times New Roman" w:hAnsi="Times New Roman" w:cs="Times New Roman"/>
-          <w:sz w:val="24"/>
-          <w:szCs w:val="24"/>
-          <w:lang w:val="en-IN"/>
-        </w:rPr>
-        <w:t>Since this is a game-based application, no external data collection is required.</w:t>
-      </w:r>
-    </w:p>
-    <w:p>
-      <w:pPr>
-        <w:tabs>
-          <w:tab w:val="left" w:pos="821"/>
-          <w:tab w:val="right" w:leader="dot" w:pos="9440"/>
-        </w:tabs>
-        <w:spacing w:line="360" w:lineRule="auto"/>
-        <w:jc w:val="both"/>
-        <w:rPr>
-          <w:rFonts w:ascii="Times New Roman" w:eastAsia="Times New Roman" w:hAnsi="Times New Roman" w:cs="Times New Roman"/>
-          <w:sz w:val="24"/>
-          <w:szCs w:val="24"/>
-          <w:lang w:val="en-IN"/>
-        </w:rPr>
-      </w:pPr>
-      <w:r>
-        <w:rPr>
-          <w:rFonts w:ascii="Times New Roman" w:eastAsia="Times New Roman" w:hAnsi="Times New Roman" w:cs="Times New Roman"/>
-          <w:sz w:val="24"/>
-          <w:szCs w:val="24"/>
-          <w:lang w:val="en-IN"/>
-        </w:rPr>
-        <w:t>All data used in the system is:</w:t>
-      </w:r>
-    </w:p>
-    <w:p>
-      <w:pPr>
-        <w:numPr>
-          <w:ilvl w:val="0"/>
-          <w:numId w:val="56"/>
-        </w:numPr>
-        <w:tabs>
-          <w:tab w:val="left" w:pos="821"/>
-          <w:tab w:val="right" w:leader="dot" w:pos="9440"/>
-        </w:tabs>
-        <w:spacing w:line="360" w:lineRule="auto"/>
-        <w:jc w:val="both"/>
-        <w:rPr>
-          <w:rFonts w:ascii="Times New Roman" w:eastAsia="Times New Roman" w:hAnsi="Times New Roman" w:cs="Times New Roman"/>
-          <w:sz w:val="24"/>
-          <w:szCs w:val="24"/>
-          <w:lang w:val="en-IN"/>
-        </w:rPr>
-      </w:pPr>
-      <w:r>
-        <w:rPr>
-          <w:rFonts w:ascii="Times New Roman" w:eastAsia="Times New Roman" w:hAnsi="Times New Roman" w:cs="Times New Roman"/>
-          <w:sz w:val="24"/>
-          <w:szCs w:val="24"/>
-          <w:lang w:val="en-IN"/>
-        </w:rPr>
-        <w:t xml:space="preserve">Generated internally (dice values using random function) </w:t>
-      </w:r>
-    </w:p>
-    <w:p>
-      <w:pPr>
-        <w:numPr>
-          <w:ilvl w:val="0"/>
-          <w:numId w:val="56"/>
-        </w:numPr>
-        <w:tabs>
-          <w:tab w:val="left" w:pos="821"/>
-          <w:tab w:val="right" w:leader="dot" w:pos="9440"/>
-        </w:tabs>
-        <w:spacing w:line="360" w:lineRule="auto"/>
-        <w:jc w:val="both"/>
-        <w:rPr>
-          <w:rFonts w:ascii="Times New Roman" w:eastAsia="Times New Roman" w:hAnsi="Times New Roman" w:cs="Times New Roman"/>
-          <w:sz w:val="24"/>
-          <w:szCs w:val="24"/>
-          <w:lang w:val="en-IN"/>
-        </w:rPr>
-      </w:pPr>
-      <w:r>
-        <w:rPr>
-          <w:rFonts w:ascii="Times New Roman" w:eastAsia="Times New Roman" w:hAnsi="Times New Roman" w:cs="Times New Roman"/>
-          <w:sz w:val="24"/>
-          <w:szCs w:val="24"/>
-          <w:lang w:val="en-IN"/>
-        </w:rPr>
-        <w:t xml:space="preserve">Stored temporarily using React state </w:t>
-      </w:r>
-    </w:p>
-    <w:p>
-      <w:pPr>
-        <w:numPr>
-          <w:ilvl w:val="0"/>
-          <w:numId w:val="56"/>
-        </w:numPr>
-        <w:tabs>
-          <w:tab w:val="left" w:pos="821"/>
-          <w:tab w:val="right" w:leader="dot" w:pos="9440"/>
-        </w:tabs>
-        <w:spacing w:line="360" w:lineRule="auto"/>
-        <w:jc w:val="both"/>
-        <w:rPr>
-          <w:rFonts w:ascii="Times New Roman" w:eastAsia="Times New Roman" w:hAnsi="Times New Roman" w:cs="Times New Roman"/>
-          <w:sz w:val="24"/>
-          <w:szCs w:val="24"/>
-          <w:lang w:val="en-IN"/>
-        </w:rPr>
-      </w:pPr>
-      <w:r>
-        <w:rPr>
-          <w:rFonts w:ascii="Times New Roman" w:eastAsia="Times New Roman" w:hAnsi="Times New Roman" w:cs="Times New Roman"/>
-          <w:sz w:val="24"/>
-          <w:szCs w:val="24"/>
-          <w:lang w:val="en-IN"/>
-        </w:rPr>
-        <w:t xml:space="preserve">Reset after game completion </w:t>
-      </w:r>
-    </w:p>
-    <w:p>
-      <w:pPr>
-        <w:tabs>
-          <w:tab w:val="left" w:pos="821"/>
-          <w:tab w:val="right" w:leader="dot" w:pos="9440"/>
-        </w:tabs>
-        <w:spacing w:line="360" w:lineRule="auto"/>
-        <w:jc w:val="both"/>
-        <w:rPr>
-          <w:rFonts w:ascii="Times New Roman" w:eastAsia="Times New Roman" w:hAnsi="Times New Roman" w:cs="Times New Roman"/>
-          <w:sz w:val="24"/>
-          <w:szCs w:val="24"/>
-          <w:lang w:val="en-IN"/>
-        </w:rPr>
-      </w:pPr>
-      <w:r>
-        <w:rPr>
-          <w:rFonts w:ascii="Times New Roman" w:eastAsia="Times New Roman" w:hAnsi="Times New Roman" w:cs="Times New Roman"/>
-          <w:sz w:val="24"/>
-          <w:szCs w:val="24"/>
-          <w:lang w:val="en-IN"/>
-        </w:rPr>
-        <w:lastRenderedPageBreak/>
-        <w:t>Thus, the system does not depend on any database or external API.</w:t>
-      </w:r>
-    </w:p>
-    <w:p>
-      <w:pPr>
-        <w:tabs>
-          <w:tab w:val="left" w:pos="821"/>
-          <w:tab w:val="right" w:leader="dot" w:pos="9440"/>
-        </w:tabs>
-        <w:spacing w:line="360" w:lineRule="auto"/>
-        <w:jc w:val="both"/>
-        <w:rPr>
-          <w:rFonts w:ascii="Times New Roman" w:eastAsia="Times New Roman" w:hAnsi="Times New Roman" w:cs="Times New Roman"/>
-          <w:b/>
-          <w:bCs/>
-          <w:sz w:val="24"/>
-          <w:szCs w:val="24"/>
-          <w:lang w:val="en-IN"/>
-        </w:rPr>
-      </w:pPr>
-      <w:r>
-        <w:rPr>
-          <w:rFonts w:ascii="Times New Roman" w:eastAsia="Times New Roman" w:hAnsi="Times New Roman" w:cs="Times New Roman"/>
-          <w:b/>
-          <w:bCs/>
-          <w:sz w:val="24"/>
-          <w:szCs w:val="24"/>
-          <w:lang w:val="en-IN"/>
-        </w:rPr>
-        <w:t>3.3 CORE MODULE IMPLEMENTATION</w:t>
-      </w:r>
-    </w:p>
-    <w:p>
-      <w:pPr>
-        <w:tabs>
-          <w:tab w:val="left" w:pos="821"/>
-          <w:tab w:val="right" w:leader="dot" w:pos="9440"/>
-        </w:tabs>
-        <w:spacing w:line="360" w:lineRule="auto"/>
-        <w:jc w:val="both"/>
-        <w:rPr>
-          <w:rFonts w:ascii="Times New Roman" w:eastAsia="Times New Roman" w:hAnsi="Times New Roman" w:cs="Times New Roman"/>
-          <w:sz w:val="24"/>
-          <w:szCs w:val="24"/>
-          <w:lang w:val="en-IN"/>
-        </w:rPr>
-      </w:pPr>
-      <w:r>
-        <w:rPr>
-          <w:rFonts w:ascii="Times New Roman" w:eastAsia="Times New Roman" w:hAnsi="Times New Roman" w:cs="Times New Roman"/>
-          <w:sz w:val="24"/>
-          <w:szCs w:val="24"/>
-          <w:lang w:val="en-IN"/>
-        </w:rPr>
-        <w:t>The system is divided into the following modules:</w:t>
-      </w:r>
-    </w:p>
-    <w:p>
-      <w:pPr>
-        <w:tabs>
-          <w:tab w:val="left" w:pos="821"/>
-          <w:tab w:val="right" w:leader="dot" w:pos="9440"/>
-        </w:tabs>
-        <w:spacing w:line="360" w:lineRule="auto"/>
-        <w:jc w:val="both"/>
-        <w:rPr>
-          <w:rFonts w:ascii="Times New Roman" w:eastAsia="Times New Roman" w:hAnsi="Times New Roman" w:cs="Times New Roman"/>
-          <w:b/>
-          <w:bCs/>
-          <w:sz w:val="24"/>
-          <w:szCs w:val="24"/>
-          <w:lang w:val="en-IN"/>
-        </w:rPr>
-      </w:pPr>
-      <w:r>
-        <w:rPr>
-          <w:rFonts w:ascii="Times New Roman" w:eastAsia="Times New Roman" w:hAnsi="Times New Roman" w:cs="Times New Roman"/>
-          <w:b/>
-          <w:bCs/>
-          <w:sz w:val="24"/>
-          <w:szCs w:val="24"/>
-          <w:lang w:val="en-IN"/>
-        </w:rPr>
-        <w:t>1. Game Board Module</w:t>
-      </w:r>
-    </w:p>
-    <w:p>
-      <w:pPr>
-        <w:numPr>
-          <w:ilvl w:val="0"/>
-          <w:numId w:val="57"/>
-        </w:numPr>
-        <w:tabs>
-          <w:tab w:val="left" w:pos="821"/>
-          <w:tab w:val="right" w:leader="dot" w:pos="9440"/>
-        </w:tabs>
-        <w:spacing w:line="360" w:lineRule="auto"/>
-        <w:jc w:val="both"/>
-        <w:rPr>
-          <w:rFonts w:ascii="Times New Roman" w:eastAsia="Times New Roman" w:hAnsi="Times New Roman" w:cs="Times New Roman"/>
-          <w:sz w:val="24"/>
-          <w:szCs w:val="24"/>
-          <w:lang w:val="en-IN"/>
-        </w:rPr>
-      </w:pPr>
-      <w:r>
-        <w:rPr>
-          <w:rFonts w:ascii="Times New Roman" w:eastAsia="Times New Roman" w:hAnsi="Times New Roman" w:cs="Times New Roman"/>
-          <w:sz w:val="24"/>
-          <w:szCs w:val="24"/>
-          <w:lang w:val="en-IN"/>
-        </w:rPr>
-        <w:t xml:space="preserve">Displays 4×4 grid </w:t>
-      </w:r>
-    </w:p>
-    <w:p>
-      <w:pPr>
-        <w:numPr>
-          <w:ilvl w:val="0"/>
-          <w:numId w:val="57"/>
-        </w:numPr>
-        <w:tabs>
-          <w:tab w:val="left" w:pos="821"/>
-          <w:tab w:val="right" w:leader="dot" w:pos="9440"/>
-        </w:tabs>
-        <w:spacing w:line="360" w:lineRule="auto"/>
-        <w:jc w:val="both"/>
-        <w:rPr>
-          <w:rFonts w:ascii="Times New Roman" w:eastAsia="Times New Roman" w:hAnsi="Times New Roman" w:cs="Times New Roman"/>
-          <w:sz w:val="24"/>
-          <w:szCs w:val="24"/>
-          <w:lang w:val="en-IN"/>
-        </w:rPr>
-      </w:pPr>
-      <w:r>
-        <w:rPr>
-          <w:rFonts w:ascii="Times New Roman" w:eastAsia="Times New Roman" w:hAnsi="Times New Roman" w:cs="Times New Roman"/>
-          <w:sz w:val="24"/>
-          <w:szCs w:val="24"/>
-          <w:lang w:val="en-IN"/>
-        </w:rPr>
-        <w:t xml:space="preserve">Handles layout using CSS Grid </w:t>
-      </w:r>
-    </w:p>
-    <w:p>
-      <w:pPr>
-        <w:tabs>
-          <w:tab w:val="left" w:pos="821"/>
-          <w:tab w:val="right" w:leader="dot" w:pos="9440"/>
-        </w:tabs>
-        <w:spacing w:line="360" w:lineRule="auto"/>
-        <w:jc w:val="both"/>
-        <w:rPr>
-          <w:rFonts w:ascii="Times New Roman" w:eastAsia="Times New Roman" w:hAnsi="Times New Roman" w:cs="Times New Roman"/>
-          <w:b/>
-          <w:bCs/>
-          <w:sz w:val="24"/>
-          <w:szCs w:val="24"/>
-          <w:lang w:val="en-IN"/>
-        </w:rPr>
-      </w:pPr>
-      <w:r>
-        <w:rPr>
-          <w:rFonts w:ascii="Times New Roman" w:eastAsia="Times New Roman" w:hAnsi="Times New Roman" w:cs="Times New Roman"/>
-          <w:b/>
-          <w:bCs/>
-          <w:sz w:val="24"/>
-          <w:szCs w:val="24"/>
-          <w:lang w:val="en-IN"/>
-        </w:rPr>
-        <w:t>2. Dice Module</w:t>
-      </w:r>
-    </w:p>
-    <w:p>
-      <w:pPr>
-        <w:numPr>
-          <w:ilvl w:val="0"/>
-          <w:numId w:val="58"/>
-        </w:numPr>
-        <w:tabs>
-          <w:tab w:val="left" w:pos="821"/>
-          <w:tab w:val="right" w:leader="dot" w:pos="9440"/>
-        </w:tabs>
-        <w:spacing w:line="360" w:lineRule="auto"/>
-        <w:jc w:val="both"/>
-        <w:rPr>
-          <w:rFonts w:ascii="Times New Roman" w:eastAsia="Times New Roman" w:hAnsi="Times New Roman" w:cs="Times New Roman"/>
-          <w:sz w:val="24"/>
-          <w:szCs w:val="24"/>
-          <w:lang w:val="en-IN"/>
-        </w:rPr>
-      </w:pPr>
-      <w:r>
-        <w:rPr>
-          <w:rFonts w:ascii="Times New Roman" w:eastAsia="Times New Roman" w:hAnsi="Times New Roman" w:cs="Times New Roman"/>
-          <w:sz w:val="24"/>
-          <w:szCs w:val="24"/>
-          <w:lang w:val="en-IN"/>
-        </w:rPr>
-        <w:t xml:space="preserve">Generates random number (1–6) </w:t>
-      </w:r>
-    </w:p>
-    <w:p>
-      <w:pPr>
-        <w:numPr>
-          <w:ilvl w:val="0"/>
-          <w:numId w:val="58"/>
-        </w:numPr>
-        <w:tabs>
-          <w:tab w:val="left" w:pos="821"/>
-          <w:tab w:val="right" w:leader="dot" w:pos="9440"/>
-        </w:tabs>
-        <w:spacing w:line="360" w:lineRule="auto"/>
-        <w:jc w:val="both"/>
-        <w:rPr>
-          <w:rFonts w:ascii="Times New Roman" w:eastAsia="Times New Roman" w:hAnsi="Times New Roman" w:cs="Times New Roman"/>
-          <w:sz w:val="24"/>
-          <w:szCs w:val="24"/>
-          <w:lang w:val="en-IN"/>
-        </w:rPr>
-      </w:pPr>
-      <w:r>
-        <w:rPr>
-          <w:rFonts w:ascii="Times New Roman" w:eastAsia="Times New Roman" w:hAnsi="Times New Roman" w:cs="Times New Roman"/>
-          <w:sz w:val="24"/>
-          <w:szCs w:val="24"/>
-          <w:lang w:val="en-IN"/>
-        </w:rPr>
-        <w:t xml:space="preserve">Triggered by user click </w:t>
-      </w:r>
-    </w:p>
-    <w:p>
-      <w:pPr>
-        <w:tabs>
-          <w:tab w:val="left" w:pos="821"/>
-          <w:tab w:val="right" w:leader="dot" w:pos="9440"/>
-        </w:tabs>
-        <w:spacing w:line="360" w:lineRule="auto"/>
-        <w:jc w:val="both"/>
-        <w:rPr>
-          <w:rFonts w:ascii="Times New Roman" w:eastAsia="Times New Roman" w:hAnsi="Times New Roman" w:cs="Times New Roman"/>
-          <w:b/>
-          <w:bCs/>
-          <w:sz w:val="24"/>
-          <w:szCs w:val="24"/>
-          <w:lang w:val="en-IN"/>
-        </w:rPr>
-      </w:pPr>
-      <w:r>
-        <w:rPr>
-          <w:rFonts w:ascii="Times New Roman" w:eastAsia="Times New Roman" w:hAnsi="Times New Roman" w:cs="Times New Roman"/>
-          <w:b/>
-          <w:bCs/>
-          <w:sz w:val="24"/>
-          <w:szCs w:val="24"/>
-          <w:lang w:val="en-IN"/>
-        </w:rPr>
-        <w:t>3. Player Module</w:t>
-      </w:r>
-    </w:p>
-    <w:p>
-      <w:pPr>
-        <w:numPr>
-          <w:ilvl w:val="0"/>
-          <w:numId w:val="59"/>
-        </w:numPr>
-        <w:tabs>
-          <w:tab w:val="left" w:pos="821"/>
-          <w:tab w:val="right" w:leader="dot" w:pos="9440"/>
-        </w:tabs>
-        <w:spacing w:line="360" w:lineRule="auto"/>
-        <w:jc w:val="both"/>
-        <w:rPr>
-          <w:rFonts w:ascii="Times New Roman" w:eastAsia="Times New Roman" w:hAnsi="Times New Roman" w:cs="Times New Roman"/>
-          <w:sz w:val="24"/>
-          <w:szCs w:val="24"/>
-          <w:lang w:val="en-IN"/>
-        </w:rPr>
-      </w:pPr>
-      <w:r>
-        <w:rPr>
-          <w:rFonts w:ascii="Times New Roman" w:eastAsia="Times New Roman" w:hAnsi="Times New Roman" w:cs="Times New Roman"/>
-          <w:sz w:val="24"/>
-          <w:szCs w:val="24"/>
-          <w:lang w:val="en-IN"/>
-        </w:rPr>
-        <w:t xml:space="preserve">Tracks player positions </w:t>
-      </w:r>
-    </w:p>
-    <w:p>
-      <w:pPr>
-        <w:numPr>
-          <w:ilvl w:val="0"/>
-          <w:numId w:val="59"/>
-        </w:numPr>
-        <w:tabs>
-          <w:tab w:val="left" w:pos="821"/>
-          <w:tab w:val="right" w:leader="dot" w:pos="9440"/>
-        </w:tabs>
-        <w:spacing w:line="360" w:lineRule="auto"/>
-        <w:jc w:val="both"/>
-        <w:rPr>
-          <w:rFonts w:ascii="Times New Roman" w:eastAsia="Times New Roman" w:hAnsi="Times New Roman" w:cs="Times New Roman"/>
-          <w:sz w:val="24"/>
-          <w:szCs w:val="24"/>
-          <w:lang w:val="en-IN"/>
-        </w:rPr>
-      </w:pPr>
-      <w:r>
-        <w:rPr>
-          <w:rFonts w:ascii="Times New Roman" w:eastAsia="Times New Roman" w:hAnsi="Times New Roman" w:cs="Times New Roman"/>
-          <w:sz w:val="24"/>
-          <w:szCs w:val="24"/>
-          <w:lang w:val="en-IN"/>
-        </w:rPr>
-        <w:t xml:space="preserve">Handles movement logic </w:t>
-      </w:r>
-    </w:p>
-    <w:p>
-      <w:pPr>
-        <w:tabs>
-          <w:tab w:val="left" w:pos="821"/>
-          <w:tab w:val="right" w:leader="dot" w:pos="9440"/>
-        </w:tabs>
-        <w:spacing w:line="360" w:lineRule="auto"/>
-        <w:jc w:val="both"/>
-        <w:rPr>
-          <w:rFonts w:ascii="Times New Roman" w:eastAsia="Times New Roman" w:hAnsi="Times New Roman" w:cs="Times New Roman"/>
-          <w:b/>
-          <w:bCs/>
-          <w:sz w:val="24"/>
-          <w:szCs w:val="24"/>
-          <w:lang w:val="en-IN"/>
-        </w:rPr>
-      </w:pPr>
-      <w:r>
-        <w:rPr>
-          <w:rFonts w:ascii="Times New Roman" w:eastAsia="Times New Roman" w:hAnsi="Times New Roman" w:cs="Times New Roman"/>
-          <w:b/>
-          <w:bCs/>
-          <w:sz w:val="24"/>
-          <w:szCs w:val="24"/>
-          <w:lang w:val="en-IN"/>
-        </w:rPr>
-        <w:t>4. Game Logic Module</w:t>
-      </w:r>
-    </w:p>
-    <w:p>
-      <w:pPr>
-        <w:numPr>
-          <w:ilvl w:val="0"/>
-          <w:numId w:val="60"/>
-        </w:numPr>
-        <w:tabs>
-          <w:tab w:val="left" w:pos="821"/>
-          <w:tab w:val="right" w:leader="dot" w:pos="9440"/>
-        </w:tabs>
-        <w:spacing w:line="360" w:lineRule="auto"/>
-        <w:jc w:val="both"/>
-        <w:rPr>
-          <w:rFonts w:ascii="Times New Roman" w:eastAsia="Times New Roman" w:hAnsi="Times New Roman" w:cs="Times New Roman"/>
-          <w:sz w:val="24"/>
-          <w:szCs w:val="24"/>
-          <w:lang w:val="en-IN"/>
-        </w:rPr>
-      </w:pPr>
-      <w:r>
-        <w:rPr>
-          <w:rFonts w:ascii="Times New Roman" w:eastAsia="Times New Roman" w:hAnsi="Times New Roman" w:cs="Times New Roman"/>
-          <w:sz w:val="24"/>
-          <w:szCs w:val="24"/>
-          <w:lang w:val="en-IN"/>
-        </w:rPr>
-        <w:t xml:space="preserve">Controls turns </w:t>
-      </w:r>
-    </w:p>
-    <w:p>
-      <w:pPr>
-        <w:numPr>
-          <w:ilvl w:val="0"/>
-          <w:numId w:val="60"/>
-        </w:numPr>
-        <w:tabs>
-          <w:tab w:val="left" w:pos="821"/>
-          <w:tab w:val="right" w:leader="dot" w:pos="9440"/>
-        </w:tabs>
-        <w:spacing w:line="360" w:lineRule="auto"/>
-        <w:jc w:val="both"/>
-        <w:rPr>
-          <w:rFonts w:ascii="Times New Roman" w:eastAsia="Times New Roman" w:hAnsi="Times New Roman" w:cs="Times New Roman"/>
-          <w:sz w:val="24"/>
-          <w:szCs w:val="24"/>
-          <w:lang w:val="en-IN"/>
-        </w:rPr>
-      </w:pPr>
-      <w:r>
-        <w:rPr>
-          <w:rFonts w:ascii="Times New Roman" w:eastAsia="Times New Roman" w:hAnsi="Times New Roman" w:cs="Times New Roman"/>
-          <w:sz w:val="24"/>
-          <w:szCs w:val="24"/>
-          <w:lang w:val="en-IN"/>
-        </w:rPr>
-        <w:t xml:space="preserve">Validates moves </w:t>
-      </w:r>
-    </w:p>
-    <w:p>
-      <w:pPr>
-        <w:numPr>
-          <w:ilvl w:val="0"/>
-          <w:numId w:val="60"/>
-        </w:numPr>
-        <w:tabs>
-          <w:tab w:val="left" w:pos="821"/>
-          <w:tab w:val="right" w:leader="dot" w:pos="9440"/>
-        </w:tabs>
-        <w:spacing w:line="360" w:lineRule="auto"/>
-        <w:jc w:val="both"/>
-        <w:rPr>
-          <w:rFonts w:ascii="Times New Roman" w:eastAsia="Times New Roman" w:hAnsi="Times New Roman" w:cs="Times New Roman"/>
-          <w:sz w:val="24"/>
-          <w:szCs w:val="24"/>
-          <w:lang w:val="en-IN"/>
-        </w:rPr>
-      </w:pPr>
-      <w:r>
-        <w:rPr>
-          <w:rFonts w:ascii="Times New Roman" w:eastAsia="Times New Roman" w:hAnsi="Times New Roman" w:cs="Times New Roman"/>
-          <w:sz w:val="24"/>
-          <w:szCs w:val="24"/>
-          <w:lang w:val="en-IN"/>
-        </w:rPr>
-        <w:t>Checks winning condition</w:t>
-      </w:r>
-    </w:p>
-    <w:p>
-      <w:pPr>
-        <w:tabs>
-          <w:tab w:val="left" w:pos="821"/>
-          <w:tab w:val="right" w:leader="dot" w:pos="9440"/>
-        </w:tabs>
-        <w:spacing w:line="360" w:lineRule="auto"/>
-        <w:jc w:val="both"/>
-        <w:rPr>
-          <w:rFonts w:ascii="Times New Roman" w:eastAsia="Times New Roman" w:hAnsi="Times New Roman" w:cs="Times New Roman"/>
-          <w:b/>
-          <w:bCs/>
-          <w:sz w:val="24"/>
-          <w:szCs w:val="24"/>
-        </w:rPr>
-      </w:pPr>
-      <w:r>
-        <w:rPr>
-          <w:rFonts w:ascii="Times New Roman" w:eastAsia="Times New Roman" w:hAnsi="Times New Roman" w:cs="Times New Roman"/>
-          <w:b/>
-          <w:bCs/>
-          <w:sz w:val="24"/>
-          <w:szCs w:val="24"/>
-        </w:rPr>
-        <w:t>3.4 WORKFLOW DIAGRAM</w:t>
-      </w:r>
-    </w:p>
-    <w:p>
-      <w:pPr>
-        <w:tabs>
-          <w:tab w:val="left" w:pos="821"/>
-          <w:tab w:val="right" w:leader="dot" w:pos="9440"/>
-        </w:tabs>
-        <w:spacing w:line="360" w:lineRule="auto"/>
-        <w:jc w:val="both"/>
-        <w:rPr>
-          <w:rFonts w:ascii="Times New Roman" w:eastAsia="Times New Roman" w:hAnsi="Times New Roman" w:cs="Times New Roman"/>
-          <w:sz w:val="24"/>
-          <w:szCs w:val="24"/>
         </w:rPr>
         <w:sectPr>
           <w:pgSz w:w="12240" w:h="15840"/>
@@ -10682,12 +8986,4546 @@
           <w:docGrid w:linePitch="360"/>
         </w:sectPr>
       </w:pPr>
-      <w:r>
-        <w:rPr>
-          <w:rFonts w:ascii="Times New Roman" w:eastAsia="Times New Roman" w:hAnsi="Times New Roman" w:cs="Times New Roman"/>
-          <w:sz w:val="24"/>
-          <w:szCs w:val="24"/>
-        </w:rPr>
+    </w:p>
+    <w:p>
+      <w:pPr>
+        <w:tabs>
+          <w:tab w:val="left" w:pos="821"/>
+          <w:tab w:val="right" w:leader="dot" w:pos="9440"/>
+        </w:tabs>
+        <w:spacing w:after="0" w:line="360" w:lineRule="auto"/>
+        <w:jc w:val="center"/>
+        <w:rPr>
+          <w:rFonts w:ascii="Times New Roman" w:hAnsi="Times New Roman" w:cs="Times New Roman"/>
+          <w:b/>
+          <w:sz w:val="28"/>
+          <w:szCs w:val="28"/>
+        </w:rPr>
+      </w:pPr>
+      <w:r>
+        <w:rPr>
+          <w:rFonts w:ascii="Times New Roman" w:hAnsi="Times New Roman" w:cs="Times New Roman"/>
+          <w:b/>
+          <w:sz w:val="28"/>
+          <w:szCs w:val="28"/>
+        </w:rPr>
+        <w:lastRenderedPageBreak/>
+        <w:t>3.IMPLEMENTATION/ METHODOLOGY / PROPOSED APPROACH</w:t>
+      </w:r>
+    </w:p>
+    <w:p>
+      <w:pPr>
+        <w:tabs>
+          <w:tab w:val="left" w:pos="821"/>
+          <w:tab w:val="right" w:leader="dot" w:pos="9440"/>
+        </w:tabs>
+        <w:spacing w:line="360" w:lineRule="auto"/>
+        <w:jc w:val="both"/>
+        <w:rPr>
+          <w:rFonts w:ascii="Times New Roman" w:eastAsia="Times New Roman" w:hAnsi="Times New Roman" w:cs="Times New Roman"/>
+          <w:sz w:val="24"/>
+          <w:szCs w:val="24"/>
+          <w:lang w:val="en-IN"/>
+        </w:rPr>
+      </w:pPr>
+      <w:r>
+        <w:rPr>
+          <w:rFonts w:ascii="Times New Roman" w:eastAsia="Times New Roman" w:hAnsi="Times New Roman" w:cs="Times New Roman"/>
+          <w:sz w:val="24"/>
+          <w:szCs w:val="24"/>
+          <w:lang w:val="en-IN"/>
+        </w:rPr>
+        <w:t xml:space="preserve">The implementation of the </w:t>
+      </w:r>
+      <w:proofErr w:type="spellStart"/>
+      <w:r>
+        <w:rPr>
+          <w:rFonts w:ascii="Times New Roman" w:eastAsia="Times New Roman" w:hAnsi="Times New Roman" w:cs="Times New Roman"/>
+          <w:sz w:val="24"/>
+          <w:szCs w:val="24"/>
+          <w:lang w:val="en-IN"/>
+        </w:rPr>
+        <w:t>Chowka</w:t>
+      </w:r>
+      <w:proofErr w:type="spellEnd"/>
+      <w:r>
+        <w:rPr>
+          <w:rFonts w:ascii="Times New Roman" w:eastAsia="Times New Roman" w:hAnsi="Times New Roman" w:cs="Times New Roman"/>
+          <w:sz w:val="24"/>
+          <w:szCs w:val="24"/>
+          <w:lang w:val="en-IN"/>
+        </w:rPr>
+        <w:t>-Bara 4×4 game is carried out using a frontend-based approach with modern web technologies such as React and JavaScript. The system is designed following a component-based architecture, where the entire application is divided into smaller, reusable modules. Each module is responsible for a specific functionality, such as rendering the game board, handling player movements, managing dice rolls, and updating the game state. This modular design improves code readability, reusability, and maintainability.</w:t>
+      </w:r>
+    </w:p>
+    <w:p>
+      <w:pPr>
+        <w:tabs>
+          <w:tab w:val="left" w:pos="821"/>
+          <w:tab w:val="right" w:leader="dot" w:pos="9440"/>
+        </w:tabs>
+        <w:spacing w:line="360" w:lineRule="auto"/>
+        <w:jc w:val="both"/>
+        <w:rPr>
+          <w:rFonts w:ascii="Times New Roman" w:eastAsia="Times New Roman" w:hAnsi="Times New Roman" w:cs="Times New Roman"/>
+          <w:sz w:val="24"/>
+          <w:szCs w:val="24"/>
+          <w:lang w:val="en-IN"/>
+        </w:rPr>
+      </w:pPr>
+      <w:r>
+        <w:rPr>
+          <w:rFonts w:ascii="Times New Roman" w:eastAsia="Times New Roman" w:hAnsi="Times New Roman" w:cs="Times New Roman"/>
+          <w:sz w:val="24"/>
+          <w:szCs w:val="24"/>
+          <w:lang w:val="en-IN"/>
+        </w:rPr>
+        <w:t>The proposed approach focuses on building a simple, interactive, and user-friendly system that replicates the traditional gameplay in a digital format. React is used to create dynamic and responsive user interfaces, allowing real-time updates without reloading the page. JavaScript is used to implement the core game logic, including random dice generation, player movement rules, turn management, and win condition checking. CSS is used to design the layout of the game board and enhance the visual appearance of the application.</w:t>
+      </w:r>
+    </w:p>
+    <w:p>
+      <w:pPr>
+        <w:tabs>
+          <w:tab w:val="left" w:pos="821"/>
+          <w:tab w:val="right" w:leader="dot" w:pos="9440"/>
+        </w:tabs>
+        <w:spacing w:line="360" w:lineRule="auto"/>
+        <w:jc w:val="both"/>
+        <w:rPr>
+          <w:rFonts w:ascii="Times New Roman" w:eastAsia="Times New Roman" w:hAnsi="Times New Roman" w:cs="Times New Roman"/>
+          <w:sz w:val="24"/>
+          <w:szCs w:val="24"/>
+          <w:lang w:val="en-IN"/>
+        </w:rPr>
+      </w:pPr>
+      <w:r>
+        <w:rPr>
+          <w:rFonts w:ascii="Times New Roman" w:eastAsia="Times New Roman" w:hAnsi="Times New Roman" w:cs="Times New Roman"/>
+          <w:sz w:val="24"/>
+          <w:szCs w:val="24"/>
+          <w:lang w:val="en-IN"/>
+        </w:rPr>
+        <w:t xml:space="preserve">State management plays a crucial role in the implementation of this system. </w:t>
+      </w:r>
+      <w:proofErr w:type="spellStart"/>
+      <w:r>
+        <w:rPr>
+          <w:rFonts w:ascii="Times New Roman" w:eastAsia="Times New Roman" w:hAnsi="Times New Roman" w:cs="Times New Roman"/>
+          <w:sz w:val="24"/>
+          <w:szCs w:val="24"/>
+          <w:lang w:val="en-IN"/>
+        </w:rPr>
+        <w:t>React’s</w:t>
+      </w:r>
+      <w:proofErr w:type="spellEnd"/>
+      <w:r>
+        <w:rPr>
+          <w:rFonts w:ascii="Times New Roman" w:eastAsia="Times New Roman" w:hAnsi="Times New Roman" w:cs="Times New Roman"/>
+          <w:sz w:val="24"/>
+          <w:szCs w:val="24"/>
+          <w:lang w:val="en-IN"/>
+        </w:rPr>
+        <w:t xml:space="preserve"> state and hooks are used to store and update important game data such as player positions, current turn, dice values, and game status. Whenever a user performs an action, such as clicking the dice button, the state is updated accordingly, and the UI reflects these changes instantly. This ensures smooth gameplay and better user experience.</w:t>
+      </w:r>
+    </w:p>
+    <w:p>
+      <w:pPr>
+        <w:tabs>
+          <w:tab w:val="left" w:pos="821"/>
+          <w:tab w:val="right" w:leader="dot" w:pos="9440"/>
+        </w:tabs>
+        <w:spacing w:line="360" w:lineRule="auto"/>
+        <w:jc w:val="both"/>
+        <w:rPr>
+          <w:rFonts w:ascii="Times New Roman" w:eastAsia="Times New Roman" w:hAnsi="Times New Roman" w:cs="Times New Roman"/>
+          <w:sz w:val="24"/>
+          <w:szCs w:val="24"/>
+          <w:lang w:val="en-IN"/>
+        </w:rPr>
+      </w:pPr>
+      <w:r>
+        <w:rPr>
+          <w:rFonts w:ascii="Times New Roman" w:eastAsia="Times New Roman" w:hAnsi="Times New Roman" w:cs="Times New Roman"/>
+          <w:sz w:val="24"/>
+          <w:szCs w:val="24"/>
+          <w:lang w:val="en-IN"/>
+        </w:rPr>
+        <w:t>The application follows a structured step-by-step workflow. Initially, the game is initialized with default values, including player positions and game settings. When the user interacts with the system, such as rolling the dice, the input is processed by the application logic. Based on the generated dice value, the player’s position is updated according to the game rules. The system then checks for valid moves and determines whether the player has reached the winning condition.</w:t>
+      </w:r>
+    </w:p>
+    <w:p>
+      <w:pPr>
+        <w:tabs>
+          <w:tab w:val="left" w:pos="821"/>
+          <w:tab w:val="right" w:leader="dot" w:pos="9440"/>
+        </w:tabs>
+        <w:spacing w:line="360" w:lineRule="auto"/>
+        <w:jc w:val="both"/>
+        <w:rPr>
+          <w:rFonts w:ascii="Times New Roman" w:eastAsia="Times New Roman" w:hAnsi="Times New Roman" w:cs="Times New Roman"/>
+          <w:sz w:val="24"/>
+          <w:szCs w:val="24"/>
+          <w:lang w:val="en-IN"/>
+        </w:rPr>
+      </w:pPr>
+      <w:r>
+        <w:rPr>
+          <w:rFonts w:ascii="Times New Roman" w:eastAsia="Times New Roman" w:hAnsi="Times New Roman" w:cs="Times New Roman"/>
+          <w:sz w:val="24"/>
+          <w:szCs w:val="24"/>
+          <w:lang w:val="en-IN"/>
+        </w:rPr>
+        <w:t xml:space="preserve">If no player has won, the turn is passed to the next player, and the process continues. All updates are reflected in the user interface in real time using </w:t>
+      </w:r>
+      <w:proofErr w:type="spellStart"/>
+      <w:r>
+        <w:rPr>
+          <w:rFonts w:ascii="Times New Roman" w:eastAsia="Times New Roman" w:hAnsi="Times New Roman" w:cs="Times New Roman"/>
+          <w:sz w:val="24"/>
+          <w:szCs w:val="24"/>
+          <w:lang w:val="en-IN"/>
+        </w:rPr>
+        <w:t>React’s</w:t>
+      </w:r>
+      <w:proofErr w:type="spellEnd"/>
+      <w:r>
+        <w:rPr>
+          <w:rFonts w:ascii="Times New Roman" w:eastAsia="Times New Roman" w:hAnsi="Times New Roman" w:cs="Times New Roman"/>
+          <w:sz w:val="24"/>
+          <w:szCs w:val="24"/>
+          <w:lang w:val="en-IN"/>
+        </w:rPr>
+        <w:t xml:space="preserve"> rendering mechanism. The game continues until a player satisfies the winning condition, after which the result is displayed.</w:t>
+      </w:r>
+    </w:p>
+    <w:p>
+      <w:pPr>
+        <w:tabs>
+          <w:tab w:val="left" w:pos="821"/>
+          <w:tab w:val="right" w:leader="dot" w:pos="9440"/>
+        </w:tabs>
+        <w:spacing w:line="360" w:lineRule="auto"/>
+        <w:jc w:val="both"/>
+        <w:rPr>
+          <w:rFonts w:ascii="Times New Roman" w:eastAsia="Times New Roman" w:hAnsi="Times New Roman" w:cs="Times New Roman"/>
+          <w:sz w:val="24"/>
+          <w:szCs w:val="24"/>
+          <w:lang w:val="en-IN"/>
+        </w:rPr>
+      </w:pPr>
+      <w:r>
+        <w:rPr>
+          <w:rFonts w:ascii="Times New Roman" w:eastAsia="Times New Roman" w:hAnsi="Times New Roman" w:cs="Times New Roman"/>
+          <w:sz w:val="24"/>
+          <w:szCs w:val="24"/>
+          <w:lang w:val="en-IN"/>
+        </w:rPr>
+        <w:t xml:space="preserve">Overall, this implementation ensures efficient performance, smooth interaction, and an engaging user experience while preserving the core essence of the traditional </w:t>
+      </w:r>
+      <w:proofErr w:type="spellStart"/>
+      <w:r>
+        <w:rPr>
+          <w:rFonts w:ascii="Times New Roman" w:eastAsia="Times New Roman" w:hAnsi="Times New Roman" w:cs="Times New Roman"/>
+          <w:sz w:val="24"/>
+          <w:szCs w:val="24"/>
+          <w:lang w:val="en-IN"/>
+        </w:rPr>
+        <w:t>Chowka</w:t>
+      </w:r>
+      <w:proofErr w:type="spellEnd"/>
+      <w:r>
+        <w:rPr>
+          <w:rFonts w:ascii="Times New Roman" w:eastAsia="Times New Roman" w:hAnsi="Times New Roman" w:cs="Times New Roman"/>
+          <w:sz w:val="24"/>
+          <w:szCs w:val="24"/>
+          <w:lang w:val="en-IN"/>
+        </w:rPr>
+        <w:t>-Bara game in a modern digital format.</w:t>
+      </w:r>
+    </w:p>
+    <w:p>
+      <w:pPr>
+        <w:tabs>
+          <w:tab w:val="left" w:pos="821"/>
+          <w:tab w:val="right" w:leader="dot" w:pos="9440"/>
+        </w:tabs>
+        <w:spacing w:line="360" w:lineRule="auto"/>
+        <w:jc w:val="both"/>
+        <w:rPr>
+          <w:rFonts w:ascii="Times New Roman" w:eastAsia="Times New Roman" w:hAnsi="Times New Roman" w:cs="Times New Roman"/>
+          <w:b/>
+          <w:bCs/>
+          <w:sz w:val="24"/>
+          <w:szCs w:val="24"/>
+          <w:lang w:val="en-IN"/>
+        </w:rPr>
+      </w:pPr>
+      <w:r>
+        <w:rPr>
+          <w:rFonts w:ascii="Times New Roman" w:eastAsia="Times New Roman" w:hAnsi="Times New Roman" w:cs="Times New Roman"/>
+          <w:b/>
+          <w:bCs/>
+          <w:sz w:val="24"/>
+          <w:szCs w:val="24"/>
+          <w:lang w:val="en-IN"/>
+        </w:rPr>
+        <w:lastRenderedPageBreak/>
+        <w:t>3.1 ALGORITHMS / TECHNOLOGIES USED</w:t>
+      </w:r>
+    </w:p>
+    <w:p>
+      <w:pPr>
+        <w:tabs>
+          <w:tab w:val="left" w:pos="821"/>
+          <w:tab w:val="right" w:leader="dot" w:pos="9440"/>
+        </w:tabs>
+        <w:spacing w:line="360" w:lineRule="auto"/>
+        <w:jc w:val="both"/>
+        <w:rPr>
+          <w:rFonts w:ascii="Times New Roman" w:eastAsia="Times New Roman" w:hAnsi="Times New Roman" w:cs="Times New Roman"/>
+          <w:sz w:val="24"/>
+          <w:szCs w:val="24"/>
+          <w:lang w:val="en-IN"/>
+        </w:rPr>
+      </w:pPr>
+      <w:r>
+        <w:rPr>
+          <w:rFonts w:ascii="Times New Roman" w:eastAsia="Times New Roman" w:hAnsi="Times New Roman" w:cs="Times New Roman"/>
+          <w:sz w:val="24"/>
+          <w:szCs w:val="24"/>
+          <w:lang w:val="en-IN"/>
+        </w:rPr>
+        <w:t>The project uses the following technologies:</w:t>
+      </w:r>
+    </w:p>
+    <w:p>
+      <w:pPr>
+        <w:numPr>
+          <w:ilvl w:val="0"/>
+          <w:numId w:val="54"/>
+        </w:numPr>
+        <w:tabs>
+          <w:tab w:val="left" w:pos="821"/>
+          <w:tab w:val="right" w:leader="dot" w:pos="9440"/>
+        </w:tabs>
+        <w:spacing w:line="360" w:lineRule="auto"/>
+        <w:jc w:val="both"/>
+        <w:rPr>
+          <w:rFonts w:ascii="Times New Roman" w:eastAsia="Times New Roman" w:hAnsi="Times New Roman" w:cs="Times New Roman"/>
+          <w:sz w:val="24"/>
+          <w:szCs w:val="24"/>
+          <w:lang w:val="en-IN"/>
+        </w:rPr>
+      </w:pPr>
+      <w:r>
+        <w:rPr>
+          <w:rFonts w:ascii="Times New Roman" w:eastAsia="Times New Roman" w:hAnsi="Times New Roman" w:cs="Times New Roman"/>
+          <w:b/>
+          <w:bCs/>
+          <w:sz w:val="24"/>
+          <w:szCs w:val="24"/>
+          <w:lang w:val="en-IN"/>
+        </w:rPr>
+        <w:t>React JS:</w:t>
+      </w:r>
+      <w:r>
+        <w:rPr>
+          <w:rFonts w:ascii="Times New Roman" w:eastAsia="Times New Roman" w:hAnsi="Times New Roman" w:cs="Times New Roman"/>
+          <w:sz w:val="24"/>
+          <w:szCs w:val="24"/>
+          <w:lang w:val="en-IN"/>
+        </w:rPr>
+        <w:t xml:space="preserve"> Used to build the user interface with reusable components like Board, Dice, and Player </w:t>
+      </w:r>
+    </w:p>
+    <w:p>
+      <w:pPr>
+        <w:numPr>
+          <w:ilvl w:val="0"/>
+          <w:numId w:val="54"/>
+        </w:numPr>
+        <w:tabs>
+          <w:tab w:val="left" w:pos="821"/>
+          <w:tab w:val="right" w:leader="dot" w:pos="9440"/>
+        </w:tabs>
+        <w:spacing w:line="360" w:lineRule="auto"/>
+        <w:jc w:val="both"/>
+        <w:rPr>
+          <w:rFonts w:ascii="Times New Roman" w:eastAsia="Times New Roman" w:hAnsi="Times New Roman" w:cs="Times New Roman"/>
+          <w:sz w:val="24"/>
+          <w:szCs w:val="24"/>
+          <w:lang w:val="en-IN"/>
+        </w:rPr>
+      </w:pPr>
+      <w:r>
+        <w:rPr>
+          <w:rFonts w:ascii="Times New Roman" w:eastAsia="Times New Roman" w:hAnsi="Times New Roman" w:cs="Times New Roman"/>
+          <w:b/>
+          <w:bCs/>
+          <w:sz w:val="24"/>
+          <w:szCs w:val="24"/>
+          <w:lang w:val="en-IN"/>
+        </w:rPr>
+        <w:t>JavaScript:</w:t>
+      </w:r>
+      <w:r>
+        <w:rPr>
+          <w:rFonts w:ascii="Times New Roman" w:eastAsia="Times New Roman" w:hAnsi="Times New Roman" w:cs="Times New Roman"/>
+          <w:sz w:val="24"/>
+          <w:szCs w:val="24"/>
+          <w:lang w:val="en-IN"/>
+        </w:rPr>
+        <w:t xml:space="preserve"> Implements core logic such as dice rolling, movement, and win conditions </w:t>
+      </w:r>
+    </w:p>
+    <w:p>
+      <w:pPr>
+        <w:numPr>
+          <w:ilvl w:val="0"/>
+          <w:numId w:val="54"/>
+        </w:numPr>
+        <w:tabs>
+          <w:tab w:val="left" w:pos="821"/>
+          <w:tab w:val="right" w:leader="dot" w:pos="9440"/>
+        </w:tabs>
+        <w:spacing w:line="360" w:lineRule="auto"/>
+        <w:jc w:val="both"/>
+        <w:rPr>
+          <w:rFonts w:ascii="Times New Roman" w:eastAsia="Times New Roman" w:hAnsi="Times New Roman" w:cs="Times New Roman"/>
+          <w:sz w:val="24"/>
+          <w:szCs w:val="24"/>
+          <w:lang w:val="en-IN"/>
+        </w:rPr>
+      </w:pPr>
+      <w:r>
+        <w:rPr>
+          <w:rFonts w:ascii="Times New Roman" w:eastAsia="Times New Roman" w:hAnsi="Times New Roman" w:cs="Times New Roman"/>
+          <w:b/>
+          <w:bCs/>
+          <w:sz w:val="24"/>
+          <w:szCs w:val="24"/>
+          <w:lang w:val="en-IN"/>
+        </w:rPr>
+        <w:t>CSS:</w:t>
+      </w:r>
+      <w:r>
+        <w:rPr>
+          <w:rFonts w:ascii="Times New Roman" w:eastAsia="Times New Roman" w:hAnsi="Times New Roman" w:cs="Times New Roman"/>
+          <w:sz w:val="24"/>
+          <w:szCs w:val="24"/>
+          <w:lang w:val="en-IN"/>
+        </w:rPr>
+        <w:t xml:space="preserve"> Used for styling and layout of the game board </w:t>
+      </w:r>
+    </w:p>
+    <w:p>
+      <w:pPr>
+        <w:numPr>
+          <w:ilvl w:val="0"/>
+          <w:numId w:val="54"/>
+        </w:numPr>
+        <w:tabs>
+          <w:tab w:val="left" w:pos="821"/>
+          <w:tab w:val="right" w:leader="dot" w:pos="9440"/>
+        </w:tabs>
+        <w:spacing w:line="360" w:lineRule="auto"/>
+        <w:jc w:val="both"/>
+        <w:rPr>
+          <w:rFonts w:ascii="Times New Roman" w:eastAsia="Times New Roman" w:hAnsi="Times New Roman" w:cs="Times New Roman"/>
+          <w:sz w:val="24"/>
+          <w:szCs w:val="24"/>
+          <w:lang w:val="en-IN"/>
+        </w:rPr>
+      </w:pPr>
+      <w:r>
+        <w:rPr>
+          <w:rFonts w:ascii="Times New Roman" w:eastAsia="Times New Roman" w:hAnsi="Times New Roman" w:cs="Times New Roman"/>
+          <w:b/>
+          <w:bCs/>
+          <w:sz w:val="24"/>
+          <w:szCs w:val="24"/>
+          <w:lang w:val="en-IN"/>
+        </w:rPr>
+        <w:t>HTML:</w:t>
+      </w:r>
+      <w:r>
+        <w:rPr>
+          <w:rFonts w:ascii="Times New Roman" w:eastAsia="Times New Roman" w:hAnsi="Times New Roman" w:cs="Times New Roman"/>
+          <w:sz w:val="24"/>
+          <w:szCs w:val="24"/>
+          <w:lang w:val="en-IN"/>
+        </w:rPr>
+        <w:t xml:space="preserve"> Provides structure for rendering components </w:t>
+      </w:r>
+    </w:p>
+    <w:p>
+      <w:pPr>
+        <w:numPr>
+          <w:ilvl w:val="0"/>
+          <w:numId w:val="54"/>
+        </w:numPr>
+        <w:tabs>
+          <w:tab w:val="left" w:pos="821"/>
+          <w:tab w:val="right" w:leader="dot" w:pos="9440"/>
+        </w:tabs>
+        <w:spacing w:line="360" w:lineRule="auto"/>
+        <w:jc w:val="both"/>
+        <w:rPr>
+          <w:rFonts w:ascii="Times New Roman" w:eastAsia="Times New Roman" w:hAnsi="Times New Roman" w:cs="Times New Roman"/>
+          <w:sz w:val="24"/>
+          <w:szCs w:val="24"/>
+          <w:lang w:val="en-IN"/>
+        </w:rPr>
+      </w:pPr>
+      <w:r>
+        <w:rPr>
+          <w:rFonts w:ascii="Times New Roman" w:eastAsia="Times New Roman" w:hAnsi="Times New Roman" w:cs="Times New Roman"/>
+          <w:b/>
+          <w:bCs/>
+          <w:sz w:val="24"/>
+          <w:szCs w:val="24"/>
+          <w:lang w:val="en-IN"/>
+        </w:rPr>
+        <w:t>(Optional Express/DB):</w:t>
+      </w:r>
+      <w:r>
+        <w:rPr>
+          <w:rFonts w:ascii="Times New Roman" w:eastAsia="Times New Roman" w:hAnsi="Times New Roman" w:cs="Times New Roman"/>
+          <w:sz w:val="24"/>
+          <w:szCs w:val="24"/>
+          <w:lang w:val="en-IN"/>
+        </w:rPr>
+        <w:t xml:space="preserve"> Not required as this is a frontend-only game</w:t>
+      </w:r>
+      <w:r>
+        <w:rPr>
+          <w:rFonts w:ascii="Times New Roman" w:eastAsia="Times New Roman" w:hAnsi="Times New Roman" w:cs="Times New Roman"/>
+          <w:sz w:val="24"/>
+          <w:szCs w:val="24"/>
+          <w:lang w:val="en-IN"/>
+        </w:rPr>
+        <w:t>.</w:t>
+      </w:r>
+      <w:r>
+        <w:rPr>
+          <w:rFonts w:ascii="Times New Roman" w:eastAsia="Times New Roman" w:hAnsi="Times New Roman" w:cs="Times New Roman"/>
+          <w:noProof/>
+          <w:sz w:val="24"/>
+          <w:szCs w:val="24"/>
+          <w:lang w:val="en-IN"/>
+        </w:rPr>
+        <w:t xml:space="preserve"> </w:t>
+      </w:r>
+    </w:p>
+    <w:p>
+      <w:pPr>
+        <w:tabs>
+          <w:tab w:val="left" w:pos="821"/>
+          <w:tab w:val="right" w:leader="dot" w:pos="9440"/>
+        </w:tabs>
+        <w:spacing w:line="360" w:lineRule="auto"/>
+        <w:rPr>
+          <w:rFonts w:ascii="Times New Roman" w:eastAsia="Times New Roman" w:hAnsi="Times New Roman" w:cs="Times New Roman"/>
+          <w:b/>
+          <w:bCs/>
+          <w:sz w:val="24"/>
+          <w:szCs w:val="24"/>
+          <w:lang w:val="en-IN"/>
+        </w:rPr>
+      </w:pPr>
+      <w:proofErr w:type="spellStart"/>
+      <w:r>
+        <w:rPr>
+          <w:rFonts w:ascii="Times New Roman" w:eastAsia="Times New Roman" w:hAnsi="Times New Roman" w:cs="Times New Roman"/>
+          <w:b/>
+          <w:bCs/>
+          <w:sz w:val="24"/>
+          <w:szCs w:val="24"/>
+          <w:lang w:val="en-IN"/>
+        </w:rPr>
+        <w:t>Dice.jsx</w:t>
+      </w:r>
+      <w:proofErr w:type="spellEnd"/>
+      <w:r>
+        <w:rPr>
+          <w:rFonts w:ascii="Times New Roman" w:eastAsia="Times New Roman" w:hAnsi="Times New Roman" w:cs="Times New Roman"/>
+          <w:b/>
+          <w:bCs/>
+          <w:sz w:val="24"/>
+          <w:szCs w:val="24"/>
+          <w:lang w:val="en-IN"/>
+        </w:rPr>
+        <w:t>:</w:t>
+      </w:r>
+    </w:p>
+    <w:p>
+      <w:pPr>
+        <w:tabs>
+          <w:tab w:val="left" w:pos="821"/>
+          <w:tab w:val="right" w:leader="dot" w:pos="9440"/>
+        </w:tabs>
+        <w:spacing w:line="360" w:lineRule="auto"/>
+        <w:rPr>
+          <w:rFonts w:ascii="Times New Roman" w:eastAsia="Times New Roman" w:hAnsi="Times New Roman" w:cs="Times New Roman"/>
+          <w:sz w:val="24"/>
+          <w:szCs w:val="24"/>
+          <w:lang w:val="en-IN"/>
+        </w:rPr>
+      </w:pPr>
+      <w:proofErr w:type="spellStart"/>
+      <w:r>
+        <w:rPr>
+          <w:rFonts w:ascii="Times New Roman" w:eastAsia="Times New Roman" w:hAnsi="Times New Roman" w:cs="Times New Roman"/>
+          <w:sz w:val="24"/>
+          <w:szCs w:val="24"/>
+          <w:lang w:val="en-IN"/>
+        </w:rPr>
+        <w:t>const</w:t>
+      </w:r>
+      <w:proofErr w:type="spellEnd"/>
+      <w:r>
+        <w:rPr>
+          <w:rFonts w:ascii="Times New Roman" w:eastAsia="Times New Roman" w:hAnsi="Times New Roman" w:cs="Times New Roman"/>
+          <w:sz w:val="24"/>
+          <w:szCs w:val="24"/>
+          <w:lang w:val="en-IN"/>
+        </w:rPr>
+        <w:t xml:space="preserve"> Dice = </w:t>
+      </w:r>
+      <w:proofErr w:type="gramStart"/>
+      <w:r>
+        <w:rPr>
+          <w:rFonts w:ascii="Times New Roman" w:eastAsia="Times New Roman" w:hAnsi="Times New Roman" w:cs="Times New Roman"/>
+          <w:sz w:val="24"/>
+          <w:szCs w:val="24"/>
+          <w:lang w:val="en-IN"/>
+        </w:rPr>
+        <w:t xml:space="preserve">({ </w:t>
+      </w:r>
+      <w:proofErr w:type="spellStart"/>
+      <w:r>
+        <w:rPr>
+          <w:rFonts w:ascii="Times New Roman" w:eastAsia="Times New Roman" w:hAnsi="Times New Roman" w:cs="Times New Roman"/>
+          <w:sz w:val="24"/>
+          <w:szCs w:val="24"/>
+          <w:lang w:val="en-IN"/>
+        </w:rPr>
+        <w:t>onRoll</w:t>
+      </w:r>
+      <w:proofErr w:type="spellEnd"/>
+      <w:proofErr w:type="gramEnd"/>
+      <w:r>
+        <w:rPr>
+          <w:rFonts w:ascii="Times New Roman" w:eastAsia="Times New Roman" w:hAnsi="Times New Roman" w:cs="Times New Roman"/>
+          <w:sz w:val="24"/>
+          <w:szCs w:val="24"/>
+          <w:lang w:val="en-IN"/>
+        </w:rPr>
+        <w:t xml:space="preserve">, disabled, </w:t>
+      </w:r>
+      <w:proofErr w:type="spellStart"/>
+      <w:proofErr w:type="gramStart"/>
+      <w:r>
+        <w:rPr>
+          <w:rFonts w:ascii="Times New Roman" w:eastAsia="Times New Roman" w:hAnsi="Times New Roman" w:cs="Times New Roman"/>
+          <w:sz w:val="24"/>
+          <w:szCs w:val="24"/>
+          <w:lang w:val="en-IN"/>
+        </w:rPr>
+        <w:t>currentPlayer</w:t>
+      </w:r>
+      <w:proofErr w:type="spellEnd"/>
+      <w:r>
+        <w:rPr>
+          <w:rFonts w:ascii="Times New Roman" w:eastAsia="Times New Roman" w:hAnsi="Times New Roman" w:cs="Times New Roman"/>
+          <w:sz w:val="24"/>
+          <w:szCs w:val="24"/>
+          <w:lang w:val="en-IN"/>
+        </w:rPr>
+        <w:t xml:space="preserve"> }</w:t>
+      </w:r>
+      <w:proofErr w:type="gramEnd"/>
+      <w:r>
+        <w:rPr>
+          <w:rFonts w:ascii="Times New Roman" w:eastAsia="Times New Roman" w:hAnsi="Times New Roman" w:cs="Times New Roman"/>
+          <w:sz w:val="24"/>
+          <w:szCs w:val="24"/>
+          <w:lang w:val="en-IN"/>
+        </w:rPr>
+        <w:t>) =&gt; {</w:t>
+      </w:r>
+    </w:p>
+    <w:p>
+      <w:pPr>
+        <w:tabs>
+          <w:tab w:val="left" w:pos="821"/>
+          <w:tab w:val="right" w:leader="dot" w:pos="9440"/>
+        </w:tabs>
+        <w:spacing w:line="360" w:lineRule="auto"/>
+        <w:rPr>
+          <w:rFonts w:ascii="Times New Roman" w:eastAsia="Times New Roman" w:hAnsi="Times New Roman" w:cs="Times New Roman"/>
+          <w:sz w:val="24"/>
+          <w:szCs w:val="24"/>
+          <w:lang w:val="en-IN"/>
+        </w:rPr>
+      </w:pPr>
+      <w:r>
+        <w:rPr>
+          <w:rFonts w:ascii="Times New Roman" w:eastAsia="Times New Roman" w:hAnsi="Times New Roman" w:cs="Times New Roman"/>
+          <w:sz w:val="24"/>
+          <w:szCs w:val="24"/>
+          <w:lang w:val="en-IN"/>
+        </w:rPr>
+        <w:t xml:space="preserve">  </w:t>
+      </w:r>
+      <w:proofErr w:type="spellStart"/>
+      <w:r>
+        <w:rPr>
+          <w:rFonts w:ascii="Times New Roman" w:eastAsia="Times New Roman" w:hAnsi="Times New Roman" w:cs="Times New Roman"/>
+          <w:sz w:val="24"/>
+          <w:szCs w:val="24"/>
+          <w:lang w:val="en-IN"/>
+        </w:rPr>
+        <w:t>const</w:t>
+      </w:r>
+      <w:proofErr w:type="spellEnd"/>
+      <w:r>
+        <w:rPr>
+          <w:rFonts w:ascii="Times New Roman" w:eastAsia="Times New Roman" w:hAnsi="Times New Roman" w:cs="Times New Roman"/>
+          <w:sz w:val="24"/>
+          <w:szCs w:val="24"/>
+          <w:lang w:val="en-IN"/>
+        </w:rPr>
+        <w:t xml:space="preserve"> </w:t>
+      </w:r>
+      <w:proofErr w:type="spellStart"/>
+      <w:r>
+        <w:rPr>
+          <w:rFonts w:ascii="Times New Roman" w:eastAsia="Times New Roman" w:hAnsi="Times New Roman" w:cs="Times New Roman"/>
+          <w:sz w:val="24"/>
+          <w:szCs w:val="24"/>
+          <w:lang w:val="en-IN"/>
+        </w:rPr>
+        <w:t>throwShells</w:t>
+      </w:r>
+      <w:proofErr w:type="spellEnd"/>
+      <w:r>
+        <w:rPr>
+          <w:rFonts w:ascii="Times New Roman" w:eastAsia="Times New Roman" w:hAnsi="Times New Roman" w:cs="Times New Roman"/>
+          <w:sz w:val="24"/>
+          <w:szCs w:val="24"/>
+          <w:lang w:val="en-IN"/>
+        </w:rPr>
+        <w:t xml:space="preserve"> = () =&gt; {</w:t>
+      </w:r>
+    </w:p>
+    <w:p>
+      <w:pPr>
+        <w:tabs>
+          <w:tab w:val="left" w:pos="821"/>
+          <w:tab w:val="right" w:leader="dot" w:pos="9440"/>
+        </w:tabs>
+        <w:spacing w:line="360" w:lineRule="auto"/>
+        <w:rPr>
+          <w:rFonts w:ascii="Times New Roman" w:eastAsia="Times New Roman" w:hAnsi="Times New Roman" w:cs="Times New Roman"/>
+          <w:sz w:val="24"/>
+          <w:szCs w:val="24"/>
+          <w:lang w:val="en-IN"/>
+        </w:rPr>
+      </w:pPr>
+      <w:r>
+        <w:rPr>
+          <w:rFonts w:ascii="Times New Roman" w:eastAsia="Times New Roman" w:hAnsi="Times New Roman" w:cs="Times New Roman"/>
+          <w:sz w:val="24"/>
+          <w:szCs w:val="24"/>
+          <w:lang w:val="en-IN"/>
+        </w:rPr>
+        <w:t xml:space="preserve">    // </w:t>
+      </w:r>
+      <w:proofErr w:type="spellStart"/>
+      <w:r>
+        <w:rPr>
+          <w:rFonts w:ascii="Times New Roman" w:eastAsia="Times New Roman" w:hAnsi="Times New Roman" w:cs="Times New Roman"/>
+          <w:sz w:val="24"/>
+          <w:szCs w:val="24"/>
+          <w:lang w:val="en-IN"/>
+        </w:rPr>
+        <w:t>Chowka</w:t>
+      </w:r>
+      <w:proofErr w:type="spellEnd"/>
+      <w:r>
+        <w:rPr>
+          <w:rFonts w:ascii="Times New Roman" w:eastAsia="Times New Roman" w:hAnsi="Times New Roman" w:cs="Times New Roman"/>
+          <w:sz w:val="24"/>
+          <w:szCs w:val="24"/>
+          <w:lang w:val="en-IN"/>
+        </w:rPr>
+        <w:t xml:space="preserve"> Bara shells logic:</w:t>
+      </w:r>
+    </w:p>
+    <w:p>
+      <w:pPr>
+        <w:tabs>
+          <w:tab w:val="left" w:pos="821"/>
+          <w:tab w:val="right" w:leader="dot" w:pos="9440"/>
+        </w:tabs>
+        <w:spacing w:line="360" w:lineRule="auto"/>
+        <w:rPr>
+          <w:rFonts w:ascii="Times New Roman" w:eastAsia="Times New Roman" w:hAnsi="Times New Roman" w:cs="Times New Roman"/>
+          <w:sz w:val="24"/>
+          <w:szCs w:val="24"/>
+          <w:lang w:val="en-IN"/>
+        </w:rPr>
+      </w:pPr>
+      <w:r>
+        <w:rPr>
+          <w:rFonts w:ascii="Times New Roman" w:eastAsia="Times New Roman" w:hAnsi="Times New Roman" w:cs="Times New Roman"/>
+          <w:sz w:val="24"/>
+          <w:szCs w:val="24"/>
+          <w:lang w:val="en-IN"/>
+        </w:rPr>
+        <w:t xml:space="preserve">    // 1 mouth = 1, 2 mouths = 2, 3 mouths = 3, 4 mouths = 4 (</w:t>
+      </w:r>
+      <w:proofErr w:type="spellStart"/>
+      <w:r>
+        <w:rPr>
+          <w:rFonts w:ascii="Times New Roman" w:eastAsia="Times New Roman" w:hAnsi="Times New Roman" w:cs="Times New Roman"/>
+          <w:sz w:val="24"/>
+          <w:szCs w:val="24"/>
+          <w:lang w:val="en-IN"/>
+        </w:rPr>
+        <w:t>Chowka</w:t>
+      </w:r>
+      <w:proofErr w:type="spellEnd"/>
+      <w:r>
+        <w:rPr>
+          <w:rFonts w:ascii="Times New Roman" w:eastAsia="Times New Roman" w:hAnsi="Times New Roman" w:cs="Times New Roman"/>
+          <w:sz w:val="24"/>
+          <w:szCs w:val="24"/>
+          <w:lang w:val="en-IN"/>
+        </w:rPr>
+        <w:t>), 0 mouths = 8 (Baara)</w:t>
+      </w:r>
+    </w:p>
+    <w:p>
+      <w:pPr>
+        <w:tabs>
+          <w:tab w:val="left" w:pos="821"/>
+          <w:tab w:val="right" w:leader="dot" w:pos="9440"/>
+        </w:tabs>
+        <w:spacing w:line="360" w:lineRule="auto"/>
+        <w:rPr>
+          <w:rFonts w:ascii="Times New Roman" w:eastAsia="Times New Roman" w:hAnsi="Times New Roman" w:cs="Times New Roman"/>
+          <w:sz w:val="24"/>
+          <w:szCs w:val="24"/>
+          <w:lang w:val="en-IN"/>
+        </w:rPr>
+      </w:pPr>
+      <w:r>
+        <w:rPr>
+          <w:rFonts w:ascii="Times New Roman" w:eastAsia="Times New Roman" w:hAnsi="Times New Roman" w:cs="Times New Roman"/>
+          <w:sz w:val="24"/>
+          <w:szCs w:val="24"/>
+          <w:lang w:val="en-IN"/>
+        </w:rPr>
+        <w:t xml:space="preserve">    </w:t>
+      </w:r>
+      <w:proofErr w:type="spellStart"/>
+      <w:r>
+        <w:rPr>
+          <w:rFonts w:ascii="Times New Roman" w:eastAsia="Times New Roman" w:hAnsi="Times New Roman" w:cs="Times New Roman"/>
+          <w:sz w:val="24"/>
+          <w:szCs w:val="24"/>
+          <w:lang w:val="en-IN"/>
+        </w:rPr>
+        <w:t>const</w:t>
+      </w:r>
+      <w:proofErr w:type="spellEnd"/>
+      <w:r>
+        <w:rPr>
+          <w:rFonts w:ascii="Times New Roman" w:eastAsia="Times New Roman" w:hAnsi="Times New Roman" w:cs="Times New Roman"/>
+          <w:sz w:val="24"/>
+          <w:szCs w:val="24"/>
+          <w:lang w:val="en-IN"/>
+        </w:rPr>
+        <w:t xml:space="preserve"> options = [1, 2, 3, 4, 8];</w:t>
+      </w:r>
+    </w:p>
+    <w:p>
+      <w:pPr>
+        <w:tabs>
+          <w:tab w:val="left" w:pos="821"/>
+          <w:tab w:val="right" w:leader="dot" w:pos="9440"/>
+        </w:tabs>
+        <w:spacing w:line="360" w:lineRule="auto"/>
+        <w:rPr>
+          <w:rFonts w:ascii="Times New Roman" w:eastAsia="Times New Roman" w:hAnsi="Times New Roman" w:cs="Times New Roman"/>
+          <w:sz w:val="24"/>
+          <w:szCs w:val="24"/>
+          <w:lang w:val="en-IN"/>
+        </w:rPr>
+      </w:pPr>
+      <w:r>
+        <w:rPr>
+          <w:rFonts w:ascii="Times New Roman" w:eastAsia="Times New Roman" w:hAnsi="Times New Roman" w:cs="Times New Roman"/>
+          <w:sz w:val="24"/>
+          <w:szCs w:val="24"/>
+          <w:lang w:val="en-IN"/>
+        </w:rPr>
+        <w:t xml:space="preserve">    </w:t>
+      </w:r>
+      <w:proofErr w:type="spellStart"/>
+      <w:r>
+        <w:rPr>
+          <w:rFonts w:ascii="Times New Roman" w:eastAsia="Times New Roman" w:hAnsi="Times New Roman" w:cs="Times New Roman"/>
+          <w:sz w:val="24"/>
+          <w:szCs w:val="24"/>
+          <w:lang w:val="en-IN"/>
+        </w:rPr>
+        <w:t>const</w:t>
+      </w:r>
+      <w:proofErr w:type="spellEnd"/>
+      <w:r>
+        <w:rPr>
+          <w:rFonts w:ascii="Times New Roman" w:eastAsia="Times New Roman" w:hAnsi="Times New Roman" w:cs="Times New Roman"/>
+          <w:sz w:val="24"/>
+          <w:szCs w:val="24"/>
+          <w:lang w:val="en-IN"/>
+        </w:rPr>
+        <w:t xml:space="preserve"> </w:t>
+      </w:r>
+      <w:proofErr w:type="spellStart"/>
+      <w:r>
+        <w:rPr>
+          <w:rFonts w:ascii="Times New Roman" w:eastAsia="Times New Roman" w:hAnsi="Times New Roman" w:cs="Times New Roman"/>
+          <w:sz w:val="24"/>
+          <w:szCs w:val="24"/>
+          <w:lang w:val="en-IN"/>
+        </w:rPr>
+        <w:t>randomIndex</w:t>
+      </w:r>
+      <w:proofErr w:type="spellEnd"/>
+      <w:r>
+        <w:rPr>
+          <w:rFonts w:ascii="Times New Roman" w:eastAsia="Times New Roman" w:hAnsi="Times New Roman" w:cs="Times New Roman"/>
+          <w:sz w:val="24"/>
+          <w:szCs w:val="24"/>
+          <w:lang w:val="en-IN"/>
+        </w:rPr>
+        <w:t xml:space="preserve"> = </w:t>
+      </w:r>
+      <w:proofErr w:type="spellStart"/>
+      <w:r>
+        <w:rPr>
+          <w:rFonts w:ascii="Times New Roman" w:eastAsia="Times New Roman" w:hAnsi="Times New Roman" w:cs="Times New Roman"/>
+          <w:sz w:val="24"/>
+          <w:szCs w:val="24"/>
+          <w:lang w:val="en-IN"/>
+        </w:rPr>
+        <w:t>Math.floor</w:t>
+      </w:r>
+      <w:proofErr w:type="spellEnd"/>
+      <w:r>
+        <w:rPr>
+          <w:rFonts w:ascii="Times New Roman" w:eastAsia="Times New Roman" w:hAnsi="Times New Roman" w:cs="Times New Roman"/>
+          <w:sz w:val="24"/>
+          <w:szCs w:val="24"/>
+          <w:lang w:val="en-IN"/>
+        </w:rPr>
+        <w:t>(</w:t>
+      </w:r>
+      <w:proofErr w:type="spellStart"/>
+      <w:r>
+        <w:rPr>
+          <w:rFonts w:ascii="Times New Roman" w:eastAsia="Times New Roman" w:hAnsi="Times New Roman" w:cs="Times New Roman"/>
+          <w:sz w:val="24"/>
+          <w:szCs w:val="24"/>
+          <w:lang w:val="en-IN"/>
+        </w:rPr>
+        <w:t>Math.random</w:t>
+      </w:r>
+      <w:proofErr w:type="spellEnd"/>
+      <w:r>
+        <w:rPr>
+          <w:rFonts w:ascii="Times New Roman" w:eastAsia="Times New Roman" w:hAnsi="Times New Roman" w:cs="Times New Roman"/>
+          <w:sz w:val="24"/>
+          <w:szCs w:val="24"/>
+          <w:lang w:val="en-IN"/>
+        </w:rPr>
+        <w:t xml:space="preserve">() * </w:t>
+      </w:r>
+      <w:proofErr w:type="spellStart"/>
+      <w:proofErr w:type="gramStart"/>
+      <w:r>
+        <w:rPr>
+          <w:rFonts w:ascii="Times New Roman" w:eastAsia="Times New Roman" w:hAnsi="Times New Roman" w:cs="Times New Roman"/>
+          <w:sz w:val="24"/>
+          <w:szCs w:val="24"/>
+          <w:lang w:val="en-IN"/>
+        </w:rPr>
+        <w:t>options.length</w:t>
+      </w:r>
+      <w:proofErr w:type="spellEnd"/>
+      <w:proofErr w:type="gramEnd"/>
+      <w:r>
+        <w:rPr>
+          <w:rFonts w:ascii="Times New Roman" w:eastAsia="Times New Roman" w:hAnsi="Times New Roman" w:cs="Times New Roman"/>
+          <w:sz w:val="24"/>
+          <w:szCs w:val="24"/>
+          <w:lang w:val="en-IN"/>
+        </w:rPr>
+        <w:t>);</w:t>
+      </w:r>
+    </w:p>
+    <w:p>
+      <w:pPr>
+        <w:tabs>
+          <w:tab w:val="left" w:pos="821"/>
+          <w:tab w:val="right" w:leader="dot" w:pos="9440"/>
+        </w:tabs>
+        <w:spacing w:line="360" w:lineRule="auto"/>
+        <w:rPr>
+          <w:rFonts w:ascii="Times New Roman" w:eastAsia="Times New Roman" w:hAnsi="Times New Roman" w:cs="Times New Roman"/>
+          <w:sz w:val="24"/>
+          <w:szCs w:val="24"/>
+          <w:lang w:val="en-IN"/>
+        </w:rPr>
+      </w:pPr>
+      <w:r>
+        <w:rPr>
+          <w:rFonts w:ascii="Times New Roman" w:eastAsia="Times New Roman" w:hAnsi="Times New Roman" w:cs="Times New Roman"/>
+          <w:sz w:val="24"/>
+          <w:szCs w:val="24"/>
+          <w:lang w:val="en-IN"/>
+        </w:rPr>
+        <w:t xml:space="preserve">    </w:t>
+      </w:r>
+      <w:proofErr w:type="spellStart"/>
+      <w:r>
+        <w:rPr>
+          <w:rFonts w:ascii="Times New Roman" w:eastAsia="Times New Roman" w:hAnsi="Times New Roman" w:cs="Times New Roman"/>
+          <w:sz w:val="24"/>
+          <w:szCs w:val="24"/>
+          <w:lang w:val="en-IN"/>
+        </w:rPr>
+        <w:t>const</w:t>
+      </w:r>
+      <w:proofErr w:type="spellEnd"/>
+      <w:r>
+        <w:rPr>
+          <w:rFonts w:ascii="Times New Roman" w:eastAsia="Times New Roman" w:hAnsi="Times New Roman" w:cs="Times New Roman"/>
+          <w:sz w:val="24"/>
+          <w:szCs w:val="24"/>
+          <w:lang w:val="en-IN"/>
+        </w:rPr>
+        <w:t xml:space="preserve"> value = options[</w:t>
+      </w:r>
+      <w:proofErr w:type="spellStart"/>
+      <w:r>
+        <w:rPr>
+          <w:rFonts w:ascii="Times New Roman" w:eastAsia="Times New Roman" w:hAnsi="Times New Roman" w:cs="Times New Roman"/>
+          <w:sz w:val="24"/>
+          <w:szCs w:val="24"/>
+          <w:lang w:val="en-IN"/>
+        </w:rPr>
+        <w:t>randomIndex</w:t>
+      </w:r>
+      <w:proofErr w:type="spellEnd"/>
+      <w:r>
+        <w:rPr>
+          <w:rFonts w:ascii="Times New Roman" w:eastAsia="Times New Roman" w:hAnsi="Times New Roman" w:cs="Times New Roman"/>
+          <w:sz w:val="24"/>
+          <w:szCs w:val="24"/>
+          <w:lang w:val="en-IN"/>
+        </w:rPr>
+        <w:t>];</w:t>
+      </w:r>
+    </w:p>
+    <w:p>
+      <w:pPr>
+        <w:tabs>
+          <w:tab w:val="left" w:pos="821"/>
+          <w:tab w:val="right" w:leader="dot" w:pos="9440"/>
+        </w:tabs>
+        <w:spacing w:line="360" w:lineRule="auto"/>
+        <w:rPr>
+          <w:rFonts w:ascii="Times New Roman" w:eastAsia="Times New Roman" w:hAnsi="Times New Roman" w:cs="Times New Roman"/>
+          <w:sz w:val="24"/>
+          <w:szCs w:val="24"/>
+          <w:lang w:val="en-IN"/>
+        </w:rPr>
+      </w:pPr>
+      <w:r>
+        <w:rPr>
+          <w:rFonts w:ascii="Times New Roman" w:eastAsia="Times New Roman" w:hAnsi="Times New Roman" w:cs="Times New Roman"/>
+          <w:sz w:val="24"/>
+          <w:szCs w:val="24"/>
+          <w:lang w:val="en-IN"/>
+        </w:rPr>
+        <w:t xml:space="preserve">    </w:t>
+      </w:r>
+      <w:proofErr w:type="spellStart"/>
+      <w:r>
+        <w:rPr>
+          <w:rFonts w:ascii="Times New Roman" w:eastAsia="Times New Roman" w:hAnsi="Times New Roman" w:cs="Times New Roman"/>
+          <w:sz w:val="24"/>
+          <w:szCs w:val="24"/>
+          <w:lang w:val="en-IN"/>
+        </w:rPr>
+        <w:t>onRoll</w:t>
+      </w:r>
+      <w:proofErr w:type="spellEnd"/>
+      <w:r>
+        <w:rPr>
+          <w:rFonts w:ascii="Times New Roman" w:eastAsia="Times New Roman" w:hAnsi="Times New Roman" w:cs="Times New Roman"/>
+          <w:sz w:val="24"/>
+          <w:szCs w:val="24"/>
+          <w:lang w:val="en-IN"/>
+        </w:rPr>
+        <w:t>(value);</w:t>
+      </w:r>
+    </w:p>
+    <w:p>
+      <w:pPr>
+        <w:tabs>
+          <w:tab w:val="left" w:pos="821"/>
+          <w:tab w:val="right" w:leader="dot" w:pos="9440"/>
+        </w:tabs>
+        <w:spacing w:line="360" w:lineRule="auto"/>
+        <w:rPr>
+          <w:rFonts w:ascii="Times New Roman" w:eastAsia="Times New Roman" w:hAnsi="Times New Roman" w:cs="Times New Roman"/>
+          <w:sz w:val="24"/>
+          <w:szCs w:val="24"/>
+          <w:lang w:val="en-IN"/>
+        </w:rPr>
+      </w:pPr>
+      <w:r>
+        <w:rPr>
+          <w:rFonts w:ascii="Times New Roman" w:eastAsia="Times New Roman" w:hAnsi="Times New Roman" w:cs="Times New Roman"/>
+          <w:sz w:val="24"/>
+          <w:szCs w:val="24"/>
+          <w:lang w:val="en-IN"/>
+        </w:rPr>
+        <w:t xml:space="preserve">  };</w:t>
+      </w:r>
+    </w:p>
+    <w:p>
+      <w:pPr>
+        <w:tabs>
+          <w:tab w:val="left" w:pos="821"/>
+          <w:tab w:val="right" w:leader="dot" w:pos="9440"/>
+        </w:tabs>
+        <w:spacing w:line="360" w:lineRule="auto"/>
+        <w:rPr>
+          <w:rFonts w:ascii="Times New Roman" w:eastAsia="Times New Roman" w:hAnsi="Times New Roman" w:cs="Times New Roman"/>
+          <w:sz w:val="24"/>
+          <w:szCs w:val="24"/>
+          <w:lang w:val="en-IN"/>
+        </w:rPr>
+      </w:pPr>
+    </w:p>
+    <w:p>
+      <w:pPr>
+        <w:tabs>
+          <w:tab w:val="left" w:pos="821"/>
+          <w:tab w:val="right" w:leader="dot" w:pos="9440"/>
+        </w:tabs>
+        <w:spacing w:line="360" w:lineRule="auto"/>
+        <w:rPr>
+          <w:rFonts w:ascii="Times New Roman" w:eastAsia="Times New Roman" w:hAnsi="Times New Roman" w:cs="Times New Roman"/>
+          <w:sz w:val="24"/>
+          <w:szCs w:val="24"/>
+          <w:lang w:val="en-IN"/>
+        </w:rPr>
+      </w:pPr>
+      <w:r>
+        <w:rPr>
+          <w:rFonts w:ascii="Times New Roman" w:eastAsia="Times New Roman" w:hAnsi="Times New Roman" w:cs="Times New Roman"/>
+          <w:sz w:val="24"/>
+          <w:szCs w:val="24"/>
+          <w:lang w:val="en-IN"/>
+        </w:rPr>
+        <w:t xml:space="preserve">  return (</w:t>
+      </w:r>
+    </w:p>
+    <w:p>
+      <w:pPr>
+        <w:tabs>
+          <w:tab w:val="left" w:pos="821"/>
+          <w:tab w:val="right" w:leader="dot" w:pos="9440"/>
+        </w:tabs>
+        <w:spacing w:line="360" w:lineRule="auto"/>
+        <w:rPr>
+          <w:rFonts w:ascii="Times New Roman" w:eastAsia="Times New Roman" w:hAnsi="Times New Roman" w:cs="Times New Roman"/>
+          <w:sz w:val="24"/>
+          <w:szCs w:val="24"/>
+          <w:lang w:val="en-IN"/>
+        </w:rPr>
+      </w:pPr>
+      <w:r>
+        <w:rPr>
+          <w:rFonts w:ascii="Times New Roman" w:eastAsia="Times New Roman" w:hAnsi="Times New Roman" w:cs="Times New Roman"/>
+          <w:sz w:val="24"/>
+          <w:szCs w:val="24"/>
+          <w:lang w:val="en-IN"/>
+        </w:rPr>
+        <w:t xml:space="preserve">    &lt;div </w:t>
+      </w:r>
+      <w:proofErr w:type="spellStart"/>
+      <w:r>
+        <w:rPr>
+          <w:rFonts w:ascii="Times New Roman" w:eastAsia="Times New Roman" w:hAnsi="Times New Roman" w:cs="Times New Roman"/>
+          <w:sz w:val="24"/>
+          <w:szCs w:val="24"/>
+          <w:lang w:val="en-IN"/>
+        </w:rPr>
+        <w:t>className</w:t>
+      </w:r>
+      <w:proofErr w:type="spellEnd"/>
+      <w:r>
+        <w:rPr>
+          <w:rFonts w:ascii="Times New Roman" w:eastAsia="Times New Roman" w:hAnsi="Times New Roman" w:cs="Times New Roman"/>
+          <w:sz w:val="24"/>
+          <w:szCs w:val="24"/>
+          <w:lang w:val="en-IN"/>
+        </w:rPr>
+        <w:t>="dice-container"&gt;</w:t>
+      </w:r>
+    </w:p>
+    <w:p>
+      <w:pPr>
+        <w:tabs>
+          <w:tab w:val="left" w:pos="821"/>
+          <w:tab w:val="right" w:leader="dot" w:pos="9440"/>
+        </w:tabs>
+        <w:spacing w:line="360" w:lineRule="auto"/>
+        <w:rPr>
+          <w:rFonts w:ascii="Times New Roman" w:eastAsia="Times New Roman" w:hAnsi="Times New Roman" w:cs="Times New Roman"/>
+          <w:sz w:val="24"/>
+          <w:szCs w:val="24"/>
+          <w:lang w:val="en-IN"/>
+        </w:rPr>
+      </w:pPr>
+      <w:r>
+        <w:rPr>
+          <w:rFonts w:ascii="Times New Roman" w:eastAsia="Times New Roman" w:hAnsi="Times New Roman" w:cs="Times New Roman"/>
+          <w:sz w:val="24"/>
+          <w:szCs w:val="24"/>
+          <w:lang w:val="en-IN"/>
+        </w:rPr>
+        <w:lastRenderedPageBreak/>
+        <w:t xml:space="preserve">      &lt;h3&gt;Player {</w:t>
+      </w:r>
+      <w:proofErr w:type="spellStart"/>
+      <w:r>
+        <w:rPr>
+          <w:rFonts w:ascii="Times New Roman" w:eastAsia="Times New Roman" w:hAnsi="Times New Roman" w:cs="Times New Roman"/>
+          <w:sz w:val="24"/>
+          <w:szCs w:val="24"/>
+          <w:lang w:val="en-IN"/>
+        </w:rPr>
+        <w:t>currentPlayer</w:t>
+      </w:r>
+      <w:proofErr w:type="spellEnd"/>
+      <w:r>
+        <w:rPr>
+          <w:rFonts w:ascii="Times New Roman" w:eastAsia="Times New Roman" w:hAnsi="Times New Roman" w:cs="Times New Roman"/>
+          <w:sz w:val="24"/>
+          <w:szCs w:val="24"/>
+          <w:lang w:val="en-IN"/>
+        </w:rPr>
+        <w:t>}'s Turn&lt;/h3&gt;</w:t>
+      </w:r>
+    </w:p>
+    <w:p>
+      <w:pPr>
+        <w:tabs>
+          <w:tab w:val="left" w:pos="821"/>
+          <w:tab w:val="right" w:leader="dot" w:pos="9440"/>
+        </w:tabs>
+        <w:spacing w:line="360" w:lineRule="auto"/>
+        <w:rPr>
+          <w:rFonts w:ascii="Times New Roman" w:eastAsia="Times New Roman" w:hAnsi="Times New Roman" w:cs="Times New Roman"/>
+          <w:sz w:val="24"/>
+          <w:szCs w:val="24"/>
+          <w:lang w:val="en-IN"/>
+        </w:rPr>
+      </w:pPr>
+      <w:r>
+        <w:rPr>
+          <w:rFonts w:ascii="Times New Roman" w:eastAsia="Times New Roman" w:hAnsi="Times New Roman" w:cs="Times New Roman"/>
+          <w:sz w:val="24"/>
+          <w:szCs w:val="24"/>
+          <w:lang w:val="en-IN"/>
+        </w:rPr>
+        <w:t xml:space="preserve">      &lt;button </w:t>
+      </w:r>
+    </w:p>
+    <w:p>
+      <w:pPr>
+        <w:tabs>
+          <w:tab w:val="left" w:pos="821"/>
+          <w:tab w:val="right" w:leader="dot" w:pos="9440"/>
+        </w:tabs>
+        <w:spacing w:line="360" w:lineRule="auto"/>
+        <w:rPr>
+          <w:rFonts w:ascii="Times New Roman" w:eastAsia="Times New Roman" w:hAnsi="Times New Roman" w:cs="Times New Roman"/>
+          <w:sz w:val="24"/>
+          <w:szCs w:val="24"/>
+          <w:lang w:val="en-IN"/>
+        </w:rPr>
+      </w:pPr>
+      <w:r>
+        <w:rPr>
+          <w:rFonts w:ascii="Times New Roman" w:eastAsia="Times New Roman" w:hAnsi="Times New Roman" w:cs="Times New Roman"/>
+          <w:sz w:val="24"/>
+          <w:szCs w:val="24"/>
+          <w:lang w:val="en-IN"/>
+        </w:rPr>
+        <w:t xml:space="preserve">        </w:t>
+      </w:r>
+      <w:proofErr w:type="spellStart"/>
+      <w:r>
+        <w:rPr>
+          <w:rFonts w:ascii="Times New Roman" w:eastAsia="Times New Roman" w:hAnsi="Times New Roman" w:cs="Times New Roman"/>
+          <w:sz w:val="24"/>
+          <w:szCs w:val="24"/>
+          <w:lang w:val="en-IN"/>
+        </w:rPr>
+        <w:t>className</w:t>
+      </w:r>
+      <w:proofErr w:type="spellEnd"/>
+      <w:r>
+        <w:rPr>
+          <w:rFonts w:ascii="Times New Roman" w:eastAsia="Times New Roman" w:hAnsi="Times New Roman" w:cs="Times New Roman"/>
+          <w:sz w:val="24"/>
+          <w:szCs w:val="24"/>
+          <w:lang w:val="en-IN"/>
+        </w:rPr>
+        <w:t>="roll-</w:t>
+      </w:r>
+      <w:proofErr w:type="spellStart"/>
+      <w:r>
+        <w:rPr>
+          <w:rFonts w:ascii="Times New Roman" w:eastAsia="Times New Roman" w:hAnsi="Times New Roman" w:cs="Times New Roman"/>
+          <w:sz w:val="24"/>
+          <w:szCs w:val="24"/>
+          <w:lang w:val="en-IN"/>
+        </w:rPr>
+        <w:t>btn</w:t>
+      </w:r>
+      <w:proofErr w:type="spellEnd"/>
+      <w:r>
+        <w:rPr>
+          <w:rFonts w:ascii="Times New Roman" w:eastAsia="Times New Roman" w:hAnsi="Times New Roman" w:cs="Times New Roman"/>
+          <w:sz w:val="24"/>
+          <w:szCs w:val="24"/>
+          <w:lang w:val="en-IN"/>
+        </w:rPr>
+        <w:t xml:space="preserve">" </w:t>
+      </w:r>
+    </w:p>
+    <w:p>
+      <w:pPr>
+        <w:tabs>
+          <w:tab w:val="left" w:pos="821"/>
+          <w:tab w:val="right" w:leader="dot" w:pos="9440"/>
+        </w:tabs>
+        <w:spacing w:line="360" w:lineRule="auto"/>
+        <w:rPr>
+          <w:rFonts w:ascii="Times New Roman" w:eastAsia="Times New Roman" w:hAnsi="Times New Roman" w:cs="Times New Roman"/>
+          <w:sz w:val="24"/>
+          <w:szCs w:val="24"/>
+          <w:lang w:val="en-IN"/>
+        </w:rPr>
+      </w:pPr>
+      <w:r>
+        <w:rPr>
+          <w:rFonts w:ascii="Times New Roman" w:eastAsia="Times New Roman" w:hAnsi="Times New Roman" w:cs="Times New Roman"/>
+          <w:sz w:val="24"/>
+          <w:szCs w:val="24"/>
+          <w:lang w:val="en-IN"/>
+        </w:rPr>
+        <w:t xml:space="preserve">        </w:t>
+      </w:r>
+      <w:proofErr w:type="spellStart"/>
+      <w:r>
+        <w:rPr>
+          <w:rFonts w:ascii="Times New Roman" w:eastAsia="Times New Roman" w:hAnsi="Times New Roman" w:cs="Times New Roman"/>
+          <w:sz w:val="24"/>
+          <w:szCs w:val="24"/>
+          <w:lang w:val="en-IN"/>
+        </w:rPr>
+        <w:t>onClick</w:t>
+      </w:r>
+      <w:proofErr w:type="spellEnd"/>
+      <w:r>
+        <w:rPr>
+          <w:rFonts w:ascii="Times New Roman" w:eastAsia="Times New Roman" w:hAnsi="Times New Roman" w:cs="Times New Roman"/>
+          <w:sz w:val="24"/>
+          <w:szCs w:val="24"/>
+          <w:lang w:val="en-IN"/>
+        </w:rPr>
+        <w:t>={</w:t>
+      </w:r>
+      <w:proofErr w:type="spellStart"/>
+      <w:r>
+        <w:rPr>
+          <w:rFonts w:ascii="Times New Roman" w:eastAsia="Times New Roman" w:hAnsi="Times New Roman" w:cs="Times New Roman"/>
+          <w:sz w:val="24"/>
+          <w:szCs w:val="24"/>
+          <w:lang w:val="en-IN"/>
+        </w:rPr>
+        <w:t>throwShells</w:t>
+      </w:r>
+      <w:proofErr w:type="spellEnd"/>
+      <w:r>
+        <w:rPr>
+          <w:rFonts w:ascii="Times New Roman" w:eastAsia="Times New Roman" w:hAnsi="Times New Roman" w:cs="Times New Roman"/>
+          <w:sz w:val="24"/>
+          <w:szCs w:val="24"/>
+          <w:lang w:val="en-IN"/>
+        </w:rPr>
+        <w:t xml:space="preserve">} </w:t>
+      </w:r>
+    </w:p>
+    <w:p>
+      <w:pPr>
+        <w:tabs>
+          <w:tab w:val="left" w:pos="821"/>
+          <w:tab w:val="right" w:leader="dot" w:pos="9440"/>
+        </w:tabs>
+        <w:spacing w:line="360" w:lineRule="auto"/>
+        <w:rPr>
+          <w:rFonts w:ascii="Times New Roman" w:eastAsia="Times New Roman" w:hAnsi="Times New Roman" w:cs="Times New Roman"/>
+          <w:sz w:val="24"/>
+          <w:szCs w:val="24"/>
+          <w:lang w:val="en-IN"/>
+        </w:rPr>
+      </w:pPr>
+      <w:r>
+        <w:rPr>
+          <w:rFonts w:ascii="Times New Roman" w:eastAsia="Times New Roman" w:hAnsi="Times New Roman" w:cs="Times New Roman"/>
+          <w:sz w:val="24"/>
+          <w:szCs w:val="24"/>
+          <w:lang w:val="en-IN"/>
+        </w:rPr>
+        <w:t xml:space="preserve">        disabled={disabled}</w:t>
+      </w:r>
+    </w:p>
+    <w:p>
+      <w:pPr>
+        <w:tabs>
+          <w:tab w:val="left" w:pos="821"/>
+          <w:tab w:val="right" w:leader="dot" w:pos="9440"/>
+        </w:tabs>
+        <w:spacing w:line="360" w:lineRule="auto"/>
+        <w:rPr>
+          <w:rFonts w:ascii="Times New Roman" w:eastAsia="Times New Roman" w:hAnsi="Times New Roman" w:cs="Times New Roman"/>
+          <w:sz w:val="24"/>
+          <w:szCs w:val="24"/>
+          <w:lang w:val="en-IN"/>
+        </w:rPr>
+      </w:pPr>
+      <w:r>
+        <w:rPr>
+          <w:rFonts w:ascii="Times New Roman" w:eastAsia="Times New Roman" w:hAnsi="Times New Roman" w:cs="Times New Roman"/>
+          <w:sz w:val="24"/>
+          <w:szCs w:val="24"/>
+          <w:lang w:val="en-IN"/>
+        </w:rPr>
+        <w:t xml:space="preserve">      &gt;</w:t>
+      </w:r>
+    </w:p>
+    <w:p>
+      <w:pPr>
+        <w:tabs>
+          <w:tab w:val="left" w:pos="821"/>
+          <w:tab w:val="right" w:leader="dot" w:pos="9440"/>
+        </w:tabs>
+        <w:spacing w:line="360" w:lineRule="auto"/>
+        <w:rPr>
+          <w:rFonts w:ascii="Times New Roman" w:eastAsia="Times New Roman" w:hAnsi="Times New Roman" w:cs="Times New Roman"/>
+          <w:sz w:val="24"/>
+          <w:szCs w:val="24"/>
+          <w:lang w:val="en-IN"/>
+        </w:rPr>
+      </w:pPr>
+      <w:r>
+        <w:rPr>
+          <w:rFonts w:ascii="Times New Roman" w:eastAsia="Times New Roman" w:hAnsi="Times New Roman" w:cs="Times New Roman"/>
+          <w:sz w:val="24"/>
+          <w:szCs w:val="24"/>
+          <w:lang w:val="en-IN"/>
+        </w:rPr>
+        <w:t xml:space="preserve">        Throw Shells</w:t>
+      </w:r>
+    </w:p>
+    <w:p>
+      <w:pPr>
+        <w:tabs>
+          <w:tab w:val="left" w:pos="821"/>
+          <w:tab w:val="right" w:leader="dot" w:pos="9440"/>
+        </w:tabs>
+        <w:spacing w:line="360" w:lineRule="auto"/>
+        <w:rPr>
+          <w:rFonts w:ascii="Times New Roman" w:eastAsia="Times New Roman" w:hAnsi="Times New Roman" w:cs="Times New Roman"/>
+          <w:sz w:val="24"/>
+          <w:szCs w:val="24"/>
+          <w:lang w:val="en-IN"/>
+        </w:rPr>
+      </w:pPr>
+      <w:r>
+        <w:rPr>
+          <w:rFonts w:ascii="Times New Roman" w:eastAsia="Times New Roman" w:hAnsi="Times New Roman" w:cs="Times New Roman"/>
+          <w:sz w:val="24"/>
+          <w:szCs w:val="24"/>
+          <w:lang w:val="en-IN"/>
+        </w:rPr>
+        <w:t xml:space="preserve">      &lt;/button&gt;</w:t>
+      </w:r>
+    </w:p>
+    <w:p>
+      <w:pPr>
+        <w:tabs>
+          <w:tab w:val="left" w:pos="821"/>
+          <w:tab w:val="right" w:leader="dot" w:pos="9440"/>
+        </w:tabs>
+        <w:spacing w:line="360" w:lineRule="auto"/>
+        <w:rPr>
+          <w:rFonts w:ascii="Times New Roman" w:eastAsia="Times New Roman" w:hAnsi="Times New Roman" w:cs="Times New Roman"/>
+          <w:sz w:val="24"/>
+          <w:szCs w:val="24"/>
+          <w:lang w:val="en-IN"/>
+        </w:rPr>
+      </w:pPr>
+      <w:r>
+        <w:rPr>
+          <w:rFonts w:ascii="Times New Roman" w:eastAsia="Times New Roman" w:hAnsi="Times New Roman" w:cs="Times New Roman"/>
+          <w:sz w:val="24"/>
+          <w:szCs w:val="24"/>
+          <w:lang w:val="en-IN"/>
+        </w:rPr>
+        <w:t xml:space="preserve">    &lt;/div&gt;</w:t>
+      </w:r>
+    </w:p>
+    <w:p>
+      <w:pPr>
+        <w:tabs>
+          <w:tab w:val="left" w:pos="821"/>
+          <w:tab w:val="right" w:leader="dot" w:pos="9440"/>
+        </w:tabs>
+        <w:spacing w:line="360" w:lineRule="auto"/>
+        <w:rPr>
+          <w:rFonts w:ascii="Times New Roman" w:eastAsia="Times New Roman" w:hAnsi="Times New Roman" w:cs="Times New Roman"/>
+          <w:sz w:val="24"/>
+          <w:szCs w:val="24"/>
+          <w:lang w:val="en-IN"/>
+        </w:rPr>
+      </w:pPr>
+      <w:r>
+        <w:rPr>
+          <w:rFonts w:ascii="Times New Roman" w:eastAsia="Times New Roman" w:hAnsi="Times New Roman" w:cs="Times New Roman"/>
+          <w:sz w:val="24"/>
+          <w:szCs w:val="24"/>
+          <w:lang w:val="en-IN"/>
+        </w:rPr>
+        <w:t xml:space="preserve">  );</w:t>
+      </w:r>
+    </w:p>
+    <w:p>
+      <w:pPr>
+        <w:tabs>
+          <w:tab w:val="left" w:pos="821"/>
+          <w:tab w:val="right" w:leader="dot" w:pos="9440"/>
+        </w:tabs>
+        <w:spacing w:line="360" w:lineRule="auto"/>
+        <w:rPr>
+          <w:rFonts w:ascii="Times New Roman" w:eastAsia="Times New Roman" w:hAnsi="Times New Roman" w:cs="Times New Roman"/>
+          <w:sz w:val="24"/>
+          <w:szCs w:val="24"/>
+          <w:lang w:val="en-IN"/>
+        </w:rPr>
+      </w:pPr>
+      <w:r>
+        <w:rPr>
+          <w:rFonts w:ascii="Times New Roman" w:eastAsia="Times New Roman" w:hAnsi="Times New Roman" w:cs="Times New Roman"/>
+          <w:sz w:val="24"/>
+          <w:szCs w:val="24"/>
+          <w:lang w:val="en-IN"/>
+        </w:rPr>
+        <w:t>};</w:t>
+      </w:r>
+    </w:p>
+    <w:p>
+      <w:pPr>
+        <w:tabs>
+          <w:tab w:val="left" w:pos="821"/>
+          <w:tab w:val="right" w:leader="dot" w:pos="9440"/>
+        </w:tabs>
+        <w:spacing w:line="360" w:lineRule="auto"/>
+        <w:rPr>
+          <w:rFonts w:ascii="Times New Roman" w:eastAsia="Times New Roman" w:hAnsi="Times New Roman" w:cs="Times New Roman"/>
+          <w:sz w:val="24"/>
+          <w:szCs w:val="24"/>
+          <w:lang w:val="en-IN"/>
+        </w:rPr>
+      </w:pPr>
+    </w:p>
+    <w:p>
+      <w:pPr>
+        <w:tabs>
+          <w:tab w:val="left" w:pos="821"/>
+          <w:tab w:val="right" w:leader="dot" w:pos="9440"/>
+        </w:tabs>
+        <w:spacing w:line="360" w:lineRule="auto"/>
+        <w:rPr>
+          <w:rFonts w:ascii="Times New Roman" w:eastAsia="Times New Roman" w:hAnsi="Times New Roman" w:cs="Times New Roman"/>
+          <w:b/>
+          <w:bCs/>
+          <w:sz w:val="24"/>
+          <w:szCs w:val="24"/>
+          <w:lang w:val="en-IN"/>
+        </w:rPr>
+      </w:pPr>
+      <w:proofErr w:type="spellStart"/>
+      <w:r>
+        <w:rPr>
+          <w:rFonts w:ascii="Times New Roman" w:eastAsia="Times New Roman" w:hAnsi="Times New Roman" w:cs="Times New Roman"/>
+          <w:b/>
+          <w:bCs/>
+          <w:sz w:val="24"/>
+          <w:szCs w:val="24"/>
+          <w:lang w:val="en-IN"/>
+        </w:rPr>
+        <w:t>board.jsx</w:t>
+      </w:r>
+      <w:proofErr w:type="spellEnd"/>
+      <w:r>
+        <w:rPr>
+          <w:rFonts w:ascii="Times New Roman" w:eastAsia="Times New Roman" w:hAnsi="Times New Roman" w:cs="Times New Roman"/>
+          <w:b/>
+          <w:bCs/>
+          <w:sz w:val="24"/>
+          <w:szCs w:val="24"/>
+          <w:lang w:val="en-IN"/>
+        </w:rPr>
+        <w:t>:</w:t>
+      </w:r>
+    </w:p>
+    <w:p>
+      <w:pPr>
+        <w:tabs>
+          <w:tab w:val="left" w:pos="821"/>
+          <w:tab w:val="right" w:leader="dot" w:pos="9440"/>
+        </w:tabs>
+        <w:spacing w:line="360" w:lineRule="auto"/>
+        <w:rPr>
+          <w:rFonts w:ascii="Times New Roman" w:eastAsia="Times New Roman" w:hAnsi="Times New Roman" w:cs="Times New Roman"/>
+          <w:sz w:val="24"/>
+          <w:szCs w:val="24"/>
+          <w:lang w:val="en-IN"/>
+        </w:rPr>
+      </w:pPr>
+      <w:proofErr w:type="spellStart"/>
+      <w:r>
+        <w:rPr>
+          <w:rFonts w:ascii="Times New Roman" w:eastAsia="Times New Roman" w:hAnsi="Times New Roman" w:cs="Times New Roman"/>
+          <w:sz w:val="24"/>
+          <w:szCs w:val="24"/>
+          <w:lang w:val="en-IN"/>
+        </w:rPr>
+        <w:t>const</w:t>
+      </w:r>
+      <w:proofErr w:type="spellEnd"/>
+      <w:r>
+        <w:rPr>
+          <w:rFonts w:ascii="Times New Roman" w:eastAsia="Times New Roman" w:hAnsi="Times New Roman" w:cs="Times New Roman"/>
+          <w:sz w:val="24"/>
+          <w:szCs w:val="24"/>
+          <w:lang w:val="en-IN"/>
+        </w:rPr>
+        <w:t xml:space="preserve"> Board = </w:t>
+      </w:r>
+      <w:proofErr w:type="gramStart"/>
+      <w:r>
+        <w:rPr>
+          <w:rFonts w:ascii="Times New Roman" w:eastAsia="Times New Roman" w:hAnsi="Times New Roman" w:cs="Times New Roman"/>
+          <w:sz w:val="24"/>
+          <w:szCs w:val="24"/>
+          <w:lang w:val="en-IN"/>
+        </w:rPr>
+        <w:t>({ players</w:t>
+      </w:r>
+      <w:proofErr w:type="gramEnd"/>
+      <w:r>
+        <w:rPr>
+          <w:rFonts w:ascii="Times New Roman" w:eastAsia="Times New Roman" w:hAnsi="Times New Roman" w:cs="Times New Roman"/>
+          <w:sz w:val="24"/>
+          <w:szCs w:val="24"/>
+          <w:lang w:val="en-IN"/>
+        </w:rPr>
+        <w:t xml:space="preserve">, </w:t>
+      </w:r>
+      <w:proofErr w:type="spellStart"/>
+      <w:r>
+        <w:rPr>
+          <w:rFonts w:ascii="Times New Roman" w:eastAsia="Times New Roman" w:hAnsi="Times New Roman" w:cs="Times New Roman"/>
+          <w:sz w:val="24"/>
+          <w:szCs w:val="24"/>
+          <w:lang w:val="en-IN"/>
+        </w:rPr>
+        <w:t>onPawnClick</w:t>
+      </w:r>
+      <w:proofErr w:type="spellEnd"/>
+      <w:r>
+        <w:rPr>
+          <w:rFonts w:ascii="Times New Roman" w:eastAsia="Times New Roman" w:hAnsi="Times New Roman" w:cs="Times New Roman"/>
+          <w:sz w:val="24"/>
+          <w:szCs w:val="24"/>
+          <w:lang w:val="en-IN"/>
+        </w:rPr>
+        <w:t xml:space="preserve">, </w:t>
+      </w:r>
+      <w:proofErr w:type="spellStart"/>
+      <w:proofErr w:type="gramStart"/>
+      <w:r>
+        <w:rPr>
+          <w:rFonts w:ascii="Times New Roman" w:eastAsia="Times New Roman" w:hAnsi="Times New Roman" w:cs="Times New Roman"/>
+          <w:sz w:val="24"/>
+          <w:szCs w:val="24"/>
+          <w:lang w:val="en-IN"/>
+        </w:rPr>
+        <w:t>getPlayerPath</w:t>
+      </w:r>
+      <w:proofErr w:type="spellEnd"/>
+      <w:r>
+        <w:rPr>
+          <w:rFonts w:ascii="Times New Roman" w:eastAsia="Times New Roman" w:hAnsi="Times New Roman" w:cs="Times New Roman"/>
+          <w:sz w:val="24"/>
+          <w:szCs w:val="24"/>
+          <w:lang w:val="en-IN"/>
+        </w:rPr>
+        <w:t xml:space="preserve"> }</w:t>
+      </w:r>
+      <w:proofErr w:type="gramEnd"/>
+      <w:r>
+        <w:rPr>
+          <w:rFonts w:ascii="Times New Roman" w:eastAsia="Times New Roman" w:hAnsi="Times New Roman" w:cs="Times New Roman"/>
+          <w:sz w:val="24"/>
+          <w:szCs w:val="24"/>
+          <w:lang w:val="en-IN"/>
+        </w:rPr>
+        <w:t>) =&gt; {</w:t>
+      </w:r>
+    </w:p>
+    <w:p>
+      <w:pPr>
+        <w:tabs>
+          <w:tab w:val="left" w:pos="821"/>
+          <w:tab w:val="right" w:leader="dot" w:pos="9440"/>
+        </w:tabs>
+        <w:spacing w:line="360" w:lineRule="auto"/>
+        <w:rPr>
+          <w:rFonts w:ascii="Times New Roman" w:eastAsia="Times New Roman" w:hAnsi="Times New Roman" w:cs="Times New Roman"/>
+          <w:sz w:val="24"/>
+          <w:szCs w:val="24"/>
+          <w:lang w:val="en-IN"/>
+        </w:rPr>
+      </w:pPr>
+      <w:r>
+        <w:rPr>
+          <w:rFonts w:ascii="Times New Roman" w:eastAsia="Times New Roman" w:hAnsi="Times New Roman" w:cs="Times New Roman"/>
+          <w:sz w:val="24"/>
+          <w:szCs w:val="24"/>
+          <w:lang w:val="en-IN"/>
+        </w:rPr>
+        <w:t xml:space="preserve">  </w:t>
+      </w:r>
+      <w:proofErr w:type="spellStart"/>
+      <w:r>
+        <w:rPr>
+          <w:rFonts w:ascii="Times New Roman" w:eastAsia="Times New Roman" w:hAnsi="Times New Roman" w:cs="Times New Roman"/>
+          <w:sz w:val="24"/>
+          <w:szCs w:val="24"/>
+          <w:lang w:val="en-IN"/>
+        </w:rPr>
+        <w:t>const</w:t>
+      </w:r>
+      <w:proofErr w:type="spellEnd"/>
+      <w:r>
+        <w:rPr>
+          <w:rFonts w:ascii="Times New Roman" w:eastAsia="Times New Roman" w:hAnsi="Times New Roman" w:cs="Times New Roman"/>
+          <w:sz w:val="24"/>
+          <w:szCs w:val="24"/>
+          <w:lang w:val="en-IN"/>
+        </w:rPr>
+        <w:t xml:space="preserve"> grid = Array(25</w:t>
+      </w:r>
+      <w:proofErr w:type="gramStart"/>
+      <w:r>
+        <w:rPr>
+          <w:rFonts w:ascii="Times New Roman" w:eastAsia="Times New Roman" w:hAnsi="Times New Roman" w:cs="Times New Roman"/>
+          <w:sz w:val="24"/>
+          <w:szCs w:val="24"/>
+          <w:lang w:val="en-IN"/>
+        </w:rPr>
+        <w:t>).fill</w:t>
+      </w:r>
+      <w:proofErr w:type="gramEnd"/>
+      <w:r>
+        <w:rPr>
+          <w:rFonts w:ascii="Times New Roman" w:eastAsia="Times New Roman" w:hAnsi="Times New Roman" w:cs="Times New Roman"/>
+          <w:sz w:val="24"/>
+          <w:szCs w:val="24"/>
+          <w:lang w:val="en-IN"/>
+        </w:rPr>
+        <w:t>(null);</w:t>
+      </w:r>
+    </w:p>
+    <w:p>
+      <w:pPr>
+        <w:tabs>
+          <w:tab w:val="left" w:pos="821"/>
+          <w:tab w:val="right" w:leader="dot" w:pos="9440"/>
+        </w:tabs>
+        <w:spacing w:line="360" w:lineRule="auto"/>
+        <w:rPr>
+          <w:rFonts w:ascii="Times New Roman" w:eastAsia="Times New Roman" w:hAnsi="Times New Roman" w:cs="Times New Roman"/>
+          <w:sz w:val="24"/>
+          <w:szCs w:val="24"/>
+          <w:lang w:val="en-IN"/>
+        </w:rPr>
+      </w:pPr>
+      <w:r>
+        <w:rPr>
+          <w:rFonts w:ascii="Times New Roman" w:eastAsia="Times New Roman" w:hAnsi="Times New Roman" w:cs="Times New Roman"/>
+          <w:sz w:val="24"/>
+          <w:szCs w:val="24"/>
+          <w:lang w:val="en-IN"/>
+        </w:rPr>
+        <w:t xml:space="preserve">  </w:t>
+      </w:r>
+      <w:proofErr w:type="spellStart"/>
+      <w:r>
+        <w:rPr>
+          <w:rFonts w:ascii="Times New Roman" w:eastAsia="Times New Roman" w:hAnsi="Times New Roman" w:cs="Times New Roman"/>
+          <w:sz w:val="24"/>
+          <w:szCs w:val="24"/>
+          <w:lang w:val="en-IN"/>
+        </w:rPr>
+        <w:t>const</w:t>
+      </w:r>
+      <w:proofErr w:type="spellEnd"/>
+      <w:r>
+        <w:rPr>
+          <w:rFonts w:ascii="Times New Roman" w:eastAsia="Times New Roman" w:hAnsi="Times New Roman" w:cs="Times New Roman"/>
+          <w:sz w:val="24"/>
+          <w:szCs w:val="24"/>
+          <w:lang w:val="en-IN"/>
+        </w:rPr>
+        <w:t xml:space="preserve"> </w:t>
+      </w:r>
+      <w:proofErr w:type="spellStart"/>
+      <w:r>
+        <w:rPr>
+          <w:rFonts w:ascii="Times New Roman" w:eastAsia="Times New Roman" w:hAnsi="Times New Roman" w:cs="Times New Roman"/>
+          <w:sz w:val="24"/>
+          <w:szCs w:val="24"/>
+          <w:lang w:val="en-IN"/>
+        </w:rPr>
+        <w:t>safeCells</w:t>
+      </w:r>
+      <w:proofErr w:type="spellEnd"/>
+      <w:r>
+        <w:rPr>
+          <w:rFonts w:ascii="Times New Roman" w:eastAsia="Times New Roman" w:hAnsi="Times New Roman" w:cs="Times New Roman"/>
+          <w:sz w:val="24"/>
+          <w:szCs w:val="24"/>
+          <w:lang w:val="en-IN"/>
+        </w:rPr>
+        <w:t xml:space="preserve"> = [2, 10, 14, 22, 12];</w:t>
+      </w:r>
+    </w:p>
+    <w:p>
+      <w:pPr>
+        <w:tabs>
+          <w:tab w:val="left" w:pos="821"/>
+          <w:tab w:val="right" w:leader="dot" w:pos="9440"/>
+        </w:tabs>
+        <w:spacing w:line="360" w:lineRule="auto"/>
+        <w:rPr>
+          <w:rFonts w:ascii="Times New Roman" w:eastAsia="Times New Roman" w:hAnsi="Times New Roman" w:cs="Times New Roman"/>
+          <w:sz w:val="24"/>
+          <w:szCs w:val="24"/>
+          <w:lang w:val="en-IN"/>
+        </w:rPr>
+      </w:pPr>
+    </w:p>
+    <w:p>
+      <w:pPr>
+        <w:tabs>
+          <w:tab w:val="left" w:pos="821"/>
+          <w:tab w:val="right" w:leader="dot" w:pos="9440"/>
+        </w:tabs>
+        <w:spacing w:line="360" w:lineRule="auto"/>
+        <w:rPr>
+          <w:rFonts w:ascii="Times New Roman" w:eastAsia="Times New Roman" w:hAnsi="Times New Roman" w:cs="Times New Roman"/>
+          <w:sz w:val="24"/>
+          <w:szCs w:val="24"/>
+          <w:lang w:val="en-IN"/>
+        </w:rPr>
+      </w:pPr>
+      <w:r>
+        <w:rPr>
+          <w:rFonts w:ascii="Times New Roman" w:eastAsia="Times New Roman" w:hAnsi="Times New Roman" w:cs="Times New Roman"/>
+          <w:sz w:val="24"/>
+          <w:szCs w:val="24"/>
+          <w:lang w:val="en-IN"/>
+        </w:rPr>
+        <w:t xml:space="preserve">  return (</w:t>
+      </w:r>
+    </w:p>
+    <w:p>
+      <w:pPr>
+        <w:tabs>
+          <w:tab w:val="left" w:pos="821"/>
+          <w:tab w:val="right" w:leader="dot" w:pos="9440"/>
+        </w:tabs>
+        <w:spacing w:line="360" w:lineRule="auto"/>
+        <w:rPr>
+          <w:rFonts w:ascii="Times New Roman" w:eastAsia="Times New Roman" w:hAnsi="Times New Roman" w:cs="Times New Roman"/>
+          <w:sz w:val="24"/>
+          <w:szCs w:val="24"/>
+          <w:lang w:val="en-IN"/>
+        </w:rPr>
+      </w:pPr>
+      <w:r>
+        <w:rPr>
+          <w:rFonts w:ascii="Times New Roman" w:eastAsia="Times New Roman" w:hAnsi="Times New Roman" w:cs="Times New Roman"/>
+          <w:sz w:val="24"/>
+          <w:szCs w:val="24"/>
+          <w:lang w:val="en-IN"/>
+        </w:rPr>
+        <w:t xml:space="preserve">    &lt;div </w:t>
+      </w:r>
+      <w:proofErr w:type="spellStart"/>
+      <w:r>
+        <w:rPr>
+          <w:rFonts w:ascii="Times New Roman" w:eastAsia="Times New Roman" w:hAnsi="Times New Roman" w:cs="Times New Roman"/>
+          <w:sz w:val="24"/>
+          <w:szCs w:val="24"/>
+          <w:lang w:val="en-IN"/>
+        </w:rPr>
+        <w:t>className</w:t>
+      </w:r>
+      <w:proofErr w:type="spellEnd"/>
+      <w:r>
+        <w:rPr>
+          <w:rFonts w:ascii="Times New Roman" w:eastAsia="Times New Roman" w:hAnsi="Times New Roman" w:cs="Times New Roman"/>
+          <w:sz w:val="24"/>
+          <w:szCs w:val="24"/>
+          <w:lang w:val="en-IN"/>
+        </w:rPr>
+        <w:t>="board"&gt;</w:t>
+      </w:r>
+    </w:p>
+    <w:p>
+      <w:pPr>
+        <w:tabs>
+          <w:tab w:val="left" w:pos="821"/>
+          <w:tab w:val="right" w:leader="dot" w:pos="9440"/>
+        </w:tabs>
+        <w:spacing w:line="360" w:lineRule="auto"/>
+        <w:rPr>
+          <w:rFonts w:ascii="Times New Roman" w:eastAsia="Times New Roman" w:hAnsi="Times New Roman" w:cs="Times New Roman"/>
+          <w:sz w:val="24"/>
+          <w:szCs w:val="24"/>
+          <w:lang w:val="en-IN"/>
+        </w:rPr>
+      </w:pPr>
+      <w:r>
+        <w:rPr>
+          <w:rFonts w:ascii="Times New Roman" w:eastAsia="Times New Roman" w:hAnsi="Times New Roman" w:cs="Times New Roman"/>
+          <w:sz w:val="24"/>
+          <w:szCs w:val="24"/>
+          <w:lang w:val="en-IN"/>
+        </w:rPr>
+        <w:t xml:space="preserve">      {</w:t>
+      </w:r>
+      <w:proofErr w:type="spellStart"/>
+      <w:proofErr w:type="gramStart"/>
+      <w:r>
+        <w:rPr>
+          <w:rFonts w:ascii="Times New Roman" w:eastAsia="Times New Roman" w:hAnsi="Times New Roman" w:cs="Times New Roman"/>
+          <w:sz w:val="24"/>
+          <w:szCs w:val="24"/>
+          <w:lang w:val="en-IN"/>
+        </w:rPr>
+        <w:t>grid.map</w:t>
+      </w:r>
+      <w:proofErr w:type="spellEnd"/>
+      <w:r>
+        <w:rPr>
+          <w:rFonts w:ascii="Times New Roman" w:eastAsia="Times New Roman" w:hAnsi="Times New Roman" w:cs="Times New Roman"/>
+          <w:sz w:val="24"/>
+          <w:szCs w:val="24"/>
+          <w:lang w:val="en-IN"/>
+        </w:rPr>
+        <w:t>(</w:t>
+      </w:r>
+      <w:proofErr w:type="gramEnd"/>
+      <w:r>
+        <w:rPr>
+          <w:rFonts w:ascii="Times New Roman" w:eastAsia="Times New Roman" w:hAnsi="Times New Roman" w:cs="Times New Roman"/>
+          <w:sz w:val="24"/>
+          <w:szCs w:val="24"/>
+          <w:lang w:val="en-IN"/>
+        </w:rPr>
+        <w:t xml:space="preserve">(_, </w:t>
+      </w:r>
+      <w:proofErr w:type="spellStart"/>
+      <w:r>
+        <w:rPr>
+          <w:rFonts w:ascii="Times New Roman" w:eastAsia="Times New Roman" w:hAnsi="Times New Roman" w:cs="Times New Roman"/>
+          <w:sz w:val="24"/>
+          <w:szCs w:val="24"/>
+          <w:lang w:val="en-IN"/>
+        </w:rPr>
+        <w:t>i</w:t>
+      </w:r>
+      <w:proofErr w:type="spellEnd"/>
+      <w:r>
+        <w:rPr>
+          <w:rFonts w:ascii="Times New Roman" w:eastAsia="Times New Roman" w:hAnsi="Times New Roman" w:cs="Times New Roman"/>
+          <w:sz w:val="24"/>
+          <w:szCs w:val="24"/>
+          <w:lang w:val="en-IN"/>
+        </w:rPr>
+        <w:t>) =&gt; (</w:t>
+      </w:r>
+    </w:p>
+    <w:p>
+      <w:pPr>
+        <w:tabs>
+          <w:tab w:val="left" w:pos="821"/>
+          <w:tab w:val="right" w:leader="dot" w:pos="9440"/>
+        </w:tabs>
+        <w:spacing w:line="360" w:lineRule="auto"/>
+        <w:rPr>
+          <w:rFonts w:ascii="Times New Roman" w:eastAsia="Times New Roman" w:hAnsi="Times New Roman" w:cs="Times New Roman"/>
+          <w:sz w:val="24"/>
+          <w:szCs w:val="24"/>
+          <w:lang w:val="en-IN"/>
+        </w:rPr>
+      </w:pPr>
+      <w:r>
+        <w:rPr>
+          <w:rFonts w:ascii="Times New Roman" w:eastAsia="Times New Roman" w:hAnsi="Times New Roman" w:cs="Times New Roman"/>
+          <w:sz w:val="24"/>
+          <w:szCs w:val="24"/>
+          <w:lang w:val="en-IN"/>
+        </w:rPr>
+        <w:t xml:space="preserve">        &lt;div</w:t>
+      </w:r>
+    </w:p>
+    <w:p>
+      <w:pPr>
+        <w:tabs>
+          <w:tab w:val="left" w:pos="821"/>
+          <w:tab w:val="right" w:leader="dot" w:pos="9440"/>
+        </w:tabs>
+        <w:spacing w:line="360" w:lineRule="auto"/>
+        <w:rPr>
+          <w:rFonts w:ascii="Times New Roman" w:eastAsia="Times New Roman" w:hAnsi="Times New Roman" w:cs="Times New Roman"/>
+          <w:sz w:val="24"/>
+          <w:szCs w:val="24"/>
+          <w:lang w:val="en-IN"/>
+        </w:rPr>
+      </w:pPr>
+      <w:r>
+        <w:rPr>
+          <w:rFonts w:ascii="Times New Roman" w:eastAsia="Times New Roman" w:hAnsi="Times New Roman" w:cs="Times New Roman"/>
+          <w:sz w:val="24"/>
+          <w:szCs w:val="24"/>
+          <w:lang w:val="en-IN"/>
+        </w:rPr>
+        <w:lastRenderedPageBreak/>
+        <w:t xml:space="preserve">          key={</w:t>
+      </w:r>
+      <w:proofErr w:type="spellStart"/>
+      <w:r>
+        <w:rPr>
+          <w:rFonts w:ascii="Times New Roman" w:eastAsia="Times New Roman" w:hAnsi="Times New Roman" w:cs="Times New Roman"/>
+          <w:sz w:val="24"/>
+          <w:szCs w:val="24"/>
+          <w:lang w:val="en-IN"/>
+        </w:rPr>
+        <w:t>i</w:t>
+      </w:r>
+      <w:proofErr w:type="spellEnd"/>
+      <w:r>
+        <w:rPr>
+          <w:rFonts w:ascii="Times New Roman" w:eastAsia="Times New Roman" w:hAnsi="Times New Roman" w:cs="Times New Roman"/>
+          <w:sz w:val="24"/>
+          <w:szCs w:val="24"/>
+          <w:lang w:val="en-IN"/>
+        </w:rPr>
+        <w:t>}</w:t>
+      </w:r>
+    </w:p>
+    <w:p>
+      <w:pPr>
+        <w:tabs>
+          <w:tab w:val="left" w:pos="821"/>
+          <w:tab w:val="right" w:leader="dot" w:pos="9440"/>
+        </w:tabs>
+        <w:spacing w:line="360" w:lineRule="auto"/>
+        <w:rPr>
+          <w:rFonts w:ascii="Times New Roman" w:eastAsia="Times New Roman" w:hAnsi="Times New Roman" w:cs="Times New Roman"/>
+          <w:sz w:val="24"/>
+          <w:szCs w:val="24"/>
+          <w:lang w:val="en-IN"/>
+        </w:rPr>
+      </w:pPr>
+      <w:r>
+        <w:rPr>
+          <w:rFonts w:ascii="Times New Roman" w:eastAsia="Times New Roman" w:hAnsi="Times New Roman" w:cs="Times New Roman"/>
+          <w:sz w:val="24"/>
+          <w:szCs w:val="24"/>
+          <w:lang w:val="en-IN"/>
+        </w:rPr>
+        <w:t xml:space="preserve">          </w:t>
+      </w:r>
+      <w:proofErr w:type="spellStart"/>
+      <w:r>
+        <w:rPr>
+          <w:rFonts w:ascii="Times New Roman" w:eastAsia="Times New Roman" w:hAnsi="Times New Roman" w:cs="Times New Roman"/>
+          <w:sz w:val="24"/>
+          <w:szCs w:val="24"/>
+          <w:lang w:val="en-IN"/>
+        </w:rPr>
+        <w:t>className</w:t>
+      </w:r>
+      <w:proofErr w:type="spellEnd"/>
+      <w:proofErr w:type="gramStart"/>
+      <w:r>
+        <w:rPr>
+          <w:rFonts w:ascii="Times New Roman" w:eastAsia="Times New Roman" w:hAnsi="Times New Roman" w:cs="Times New Roman"/>
+          <w:sz w:val="24"/>
+          <w:szCs w:val="24"/>
+          <w:lang w:val="en-IN"/>
+        </w:rPr>
+        <w:t>={</w:t>
+      </w:r>
+      <w:proofErr w:type="gramEnd"/>
+      <w:r>
+        <w:rPr>
+          <w:rFonts w:ascii="Times New Roman" w:eastAsia="Times New Roman" w:hAnsi="Times New Roman" w:cs="Times New Roman"/>
+          <w:sz w:val="24"/>
+          <w:szCs w:val="24"/>
+          <w:lang w:val="en-IN"/>
+        </w:rPr>
+        <w:t>`cell ${</w:t>
+      </w:r>
+      <w:proofErr w:type="spellStart"/>
+      <w:r>
+        <w:rPr>
+          <w:rFonts w:ascii="Times New Roman" w:eastAsia="Times New Roman" w:hAnsi="Times New Roman" w:cs="Times New Roman"/>
+          <w:sz w:val="24"/>
+          <w:szCs w:val="24"/>
+          <w:lang w:val="en-IN"/>
+        </w:rPr>
+        <w:t>safeCells.includes</w:t>
+      </w:r>
+      <w:proofErr w:type="spellEnd"/>
+      <w:r>
+        <w:rPr>
+          <w:rFonts w:ascii="Times New Roman" w:eastAsia="Times New Roman" w:hAnsi="Times New Roman" w:cs="Times New Roman"/>
+          <w:sz w:val="24"/>
+          <w:szCs w:val="24"/>
+          <w:lang w:val="en-IN"/>
+        </w:rPr>
+        <w:t>(</w:t>
+      </w:r>
+      <w:proofErr w:type="spellStart"/>
+      <w:r>
+        <w:rPr>
+          <w:rFonts w:ascii="Times New Roman" w:eastAsia="Times New Roman" w:hAnsi="Times New Roman" w:cs="Times New Roman"/>
+          <w:sz w:val="24"/>
+          <w:szCs w:val="24"/>
+          <w:lang w:val="en-IN"/>
+        </w:rPr>
+        <w:t>i</w:t>
+      </w:r>
+      <w:proofErr w:type="spellEnd"/>
+      <w:proofErr w:type="gramStart"/>
+      <w:r>
+        <w:rPr>
+          <w:rFonts w:ascii="Times New Roman" w:eastAsia="Times New Roman" w:hAnsi="Times New Roman" w:cs="Times New Roman"/>
+          <w:sz w:val="24"/>
+          <w:szCs w:val="24"/>
+          <w:lang w:val="en-IN"/>
+        </w:rPr>
+        <w:t>) ?</w:t>
+      </w:r>
+      <w:proofErr w:type="gramEnd"/>
+      <w:r>
+        <w:rPr>
+          <w:rFonts w:ascii="Times New Roman" w:eastAsia="Times New Roman" w:hAnsi="Times New Roman" w:cs="Times New Roman"/>
+          <w:sz w:val="24"/>
+          <w:szCs w:val="24"/>
+          <w:lang w:val="en-IN"/>
+        </w:rPr>
+        <w:t xml:space="preserve"> '</w:t>
+      </w:r>
+      <w:proofErr w:type="gramStart"/>
+      <w:r>
+        <w:rPr>
+          <w:rFonts w:ascii="Times New Roman" w:eastAsia="Times New Roman" w:hAnsi="Times New Roman" w:cs="Times New Roman"/>
+          <w:sz w:val="24"/>
+          <w:szCs w:val="24"/>
+          <w:lang w:val="en-IN"/>
+        </w:rPr>
+        <w:t>safe</w:t>
+      </w:r>
+      <w:proofErr w:type="gramEnd"/>
+      <w:r>
+        <w:rPr>
+          <w:rFonts w:ascii="Times New Roman" w:eastAsia="Times New Roman" w:hAnsi="Times New Roman" w:cs="Times New Roman"/>
+          <w:sz w:val="24"/>
+          <w:szCs w:val="24"/>
+          <w:lang w:val="en-IN"/>
+        </w:rPr>
+        <w:t>-zone</w:t>
+      </w:r>
+      <w:proofErr w:type="gramStart"/>
+      <w:r>
+        <w:rPr>
+          <w:rFonts w:ascii="Times New Roman" w:eastAsia="Times New Roman" w:hAnsi="Times New Roman" w:cs="Times New Roman"/>
+          <w:sz w:val="24"/>
+          <w:szCs w:val="24"/>
+          <w:lang w:val="en-IN"/>
+        </w:rPr>
+        <w:t>' :</w:t>
+      </w:r>
+      <w:proofErr w:type="gramEnd"/>
+      <w:r>
+        <w:rPr>
+          <w:rFonts w:ascii="Times New Roman" w:eastAsia="Times New Roman" w:hAnsi="Times New Roman" w:cs="Times New Roman"/>
+          <w:sz w:val="24"/>
+          <w:szCs w:val="24"/>
+          <w:lang w:val="en-IN"/>
+        </w:rPr>
+        <w:t xml:space="preserve"> ''} ${</w:t>
+      </w:r>
+      <w:proofErr w:type="spellStart"/>
+      <w:r>
+        <w:rPr>
+          <w:rFonts w:ascii="Times New Roman" w:eastAsia="Times New Roman" w:hAnsi="Times New Roman" w:cs="Times New Roman"/>
+          <w:sz w:val="24"/>
+          <w:szCs w:val="24"/>
+          <w:lang w:val="en-IN"/>
+        </w:rPr>
+        <w:t>i</w:t>
+      </w:r>
+      <w:proofErr w:type="spellEnd"/>
+      <w:r>
+        <w:rPr>
+          <w:rFonts w:ascii="Times New Roman" w:eastAsia="Times New Roman" w:hAnsi="Times New Roman" w:cs="Times New Roman"/>
+          <w:sz w:val="24"/>
+          <w:szCs w:val="24"/>
+          <w:lang w:val="en-IN"/>
+        </w:rPr>
+        <w:t xml:space="preserve"> === </w:t>
+      </w:r>
+      <w:proofErr w:type="gramStart"/>
+      <w:r>
+        <w:rPr>
+          <w:rFonts w:ascii="Times New Roman" w:eastAsia="Times New Roman" w:hAnsi="Times New Roman" w:cs="Times New Roman"/>
+          <w:sz w:val="24"/>
+          <w:szCs w:val="24"/>
+          <w:lang w:val="en-IN"/>
+        </w:rPr>
+        <w:t>12 ?</w:t>
+      </w:r>
+      <w:proofErr w:type="gramEnd"/>
+      <w:r>
+        <w:rPr>
+          <w:rFonts w:ascii="Times New Roman" w:eastAsia="Times New Roman" w:hAnsi="Times New Roman" w:cs="Times New Roman"/>
+          <w:sz w:val="24"/>
+          <w:szCs w:val="24"/>
+          <w:lang w:val="en-IN"/>
+        </w:rPr>
+        <w:t xml:space="preserve"> '</w:t>
+      </w:r>
+      <w:proofErr w:type="spellStart"/>
+      <w:proofErr w:type="gramStart"/>
+      <w:r>
+        <w:rPr>
+          <w:rFonts w:ascii="Times New Roman" w:eastAsia="Times New Roman" w:hAnsi="Times New Roman" w:cs="Times New Roman"/>
+          <w:sz w:val="24"/>
+          <w:szCs w:val="24"/>
+          <w:lang w:val="en-IN"/>
+        </w:rPr>
+        <w:t>center</w:t>
+      </w:r>
+      <w:proofErr w:type="spellEnd"/>
+      <w:proofErr w:type="gramEnd"/>
+      <w:r>
+        <w:rPr>
+          <w:rFonts w:ascii="Times New Roman" w:eastAsia="Times New Roman" w:hAnsi="Times New Roman" w:cs="Times New Roman"/>
+          <w:sz w:val="24"/>
+          <w:szCs w:val="24"/>
+          <w:lang w:val="en-IN"/>
+        </w:rPr>
+        <w:t>-zone</w:t>
+      </w:r>
+      <w:proofErr w:type="gramStart"/>
+      <w:r>
+        <w:rPr>
+          <w:rFonts w:ascii="Times New Roman" w:eastAsia="Times New Roman" w:hAnsi="Times New Roman" w:cs="Times New Roman"/>
+          <w:sz w:val="24"/>
+          <w:szCs w:val="24"/>
+          <w:lang w:val="en-IN"/>
+        </w:rPr>
+        <w:t>' :</w:t>
+      </w:r>
+      <w:proofErr w:type="gramEnd"/>
+      <w:r>
+        <w:rPr>
+          <w:rFonts w:ascii="Times New Roman" w:eastAsia="Times New Roman" w:hAnsi="Times New Roman" w:cs="Times New Roman"/>
+          <w:sz w:val="24"/>
+          <w:szCs w:val="24"/>
+          <w:lang w:val="en-IN"/>
+        </w:rPr>
+        <w:t xml:space="preserve"> '</w:t>
+      </w:r>
+      <w:proofErr w:type="gramStart"/>
+      <w:r>
+        <w:rPr>
+          <w:rFonts w:ascii="Times New Roman" w:eastAsia="Times New Roman" w:hAnsi="Times New Roman" w:cs="Times New Roman"/>
+          <w:sz w:val="24"/>
+          <w:szCs w:val="24"/>
+          <w:lang w:val="en-IN"/>
+        </w:rPr>
+        <w:t>'}`</w:t>
+      </w:r>
+      <w:proofErr w:type="gramEnd"/>
+      <w:r>
+        <w:rPr>
+          <w:rFonts w:ascii="Times New Roman" w:eastAsia="Times New Roman" w:hAnsi="Times New Roman" w:cs="Times New Roman"/>
+          <w:sz w:val="24"/>
+          <w:szCs w:val="24"/>
+          <w:lang w:val="en-IN"/>
+        </w:rPr>
+        <w:t>}</w:t>
+      </w:r>
+    </w:p>
+    <w:p>
+      <w:pPr>
+        <w:tabs>
+          <w:tab w:val="left" w:pos="821"/>
+          <w:tab w:val="right" w:leader="dot" w:pos="9440"/>
+        </w:tabs>
+        <w:spacing w:line="360" w:lineRule="auto"/>
+        <w:rPr>
+          <w:rFonts w:ascii="Times New Roman" w:eastAsia="Times New Roman" w:hAnsi="Times New Roman" w:cs="Times New Roman"/>
+          <w:sz w:val="24"/>
+          <w:szCs w:val="24"/>
+          <w:lang w:val="en-IN"/>
+        </w:rPr>
+      </w:pPr>
+      <w:r>
+        <w:rPr>
+          <w:rFonts w:ascii="Times New Roman" w:eastAsia="Times New Roman" w:hAnsi="Times New Roman" w:cs="Times New Roman"/>
+          <w:sz w:val="24"/>
+          <w:szCs w:val="24"/>
+          <w:lang w:val="en-IN"/>
+        </w:rPr>
+        <w:t xml:space="preserve">        &gt;</w:t>
+      </w:r>
+    </w:p>
+    <w:p>
+      <w:pPr>
+        <w:tabs>
+          <w:tab w:val="left" w:pos="821"/>
+          <w:tab w:val="right" w:leader="dot" w:pos="9440"/>
+        </w:tabs>
+        <w:spacing w:line="360" w:lineRule="auto"/>
+        <w:rPr>
+          <w:rFonts w:ascii="Times New Roman" w:eastAsia="Times New Roman" w:hAnsi="Times New Roman" w:cs="Times New Roman"/>
+          <w:sz w:val="24"/>
+          <w:szCs w:val="24"/>
+          <w:lang w:val="en-IN"/>
+        </w:rPr>
+      </w:pPr>
+      <w:r>
+        <w:rPr>
+          <w:rFonts w:ascii="Times New Roman" w:eastAsia="Times New Roman" w:hAnsi="Times New Roman" w:cs="Times New Roman"/>
+          <w:sz w:val="24"/>
+          <w:szCs w:val="24"/>
+          <w:lang w:val="en-IN"/>
+        </w:rPr>
+        <w:t xml:space="preserve">          {</w:t>
+      </w:r>
+      <w:proofErr w:type="spellStart"/>
+      <w:r>
+        <w:rPr>
+          <w:rFonts w:ascii="Times New Roman" w:eastAsia="Times New Roman" w:hAnsi="Times New Roman" w:cs="Times New Roman"/>
+          <w:sz w:val="24"/>
+          <w:szCs w:val="24"/>
+          <w:lang w:val="en-IN"/>
+        </w:rPr>
+        <w:t>safeCells.includes</w:t>
+      </w:r>
+      <w:proofErr w:type="spellEnd"/>
+      <w:r>
+        <w:rPr>
+          <w:rFonts w:ascii="Times New Roman" w:eastAsia="Times New Roman" w:hAnsi="Times New Roman" w:cs="Times New Roman"/>
+          <w:sz w:val="24"/>
+          <w:szCs w:val="24"/>
+          <w:lang w:val="en-IN"/>
+        </w:rPr>
+        <w:t>(</w:t>
+      </w:r>
+      <w:proofErr w:type="spellStart"/>
+      <w:r>
+        <w:rPr>
+          <w:rFonts w:ascii="Times New Roman" w:eastAsia="Times New Roman" w:hAnsi="Times New Roman" w:cs="Times New Roman"/>
+          <w:sz w:val="24"/>
+          <w:szCs w:val="24"/>
+          <w:lang w:val="en-IN"/>
+        </w:rPr>
+        <w:t>i</w:t>
+      </w:r>
+      <w:proofErr w:type="spellEnd"/>
+      <w:r>
+        <w:rPr>
+          <w:rFonts w:ascii="Times New Roman" w:eastAsia="Times New Roman" w:hAnsi="Times New Roman" w:cs="Times New Roman"/>
+          <w:sz w:val="24"/>
+          <w:szCs w:val="24"/>
+          <w:lang w:val="en-IN"/>
+        </w:rPr>
+        <w:t xml:space="preserve">) &amp;&amp; &lt;div </w:t>
+      </w:r>
+      <w:proofErr w:type="spellStart"/>
+      <w:r>
+        <w:rPr>
+          <w:rFonts w:ascii="Times New Roman" w:eastAsia="Times New Roman" w:hAnsi="Times New Roman" w:cs="Times New Roman"/>
+          <w:sz w:val="24"/>
+          <w:szCs w:val="24"/>
+          <w:lang w:val="en-IN"/>
+        </w:rPr>
+        <w:t>className</w:t>
+      </w:r>
+      <w:proofErr w:type="spellEnd"/>
+      <w:r>
+        <w:rPr>
+          <w:rFonts w:ascii="Times New Roman" w:eastAsia="Times New Roman" w:hAnsi="Times New Roman" w:cs="Times New Roman"/>
+          <w:sz w:val="24"/>
+          <w:szCs w:val="24"/>
+          <w:lang w:val="en-IN"/>
+        </w:rPr>
+        <w:t>="</w:t>
+      </w:r>
+      <w:proofErr w:type="gramStart"/>
+      <w:r>
+        <w:rPr>
+          <w:rFonts w:ascii="Times New Roman" w:eastAsia="Times New Roman" w:hAnsi="Times New Roman" w:cs="Times New Roman"/>
+          <w:sz w:val="24"/>
+          <w:szCs w:val="24"/>
+          <w:lang w:val="en-IN"/>
+        </w:rPr>
+        <w:t>safe-mark</w:t>
+      </w:r>
+      <w:proofErr w:type="gramEnd"/>
+      <w:r>
+        <w:rPr>
+          <w:rFonts w:ascii="Times New Roman" w:eastAsia="Times New Roman" w:hAnsi="Times New Roman" w:cs="Times New Roman"/>
+          <w:sz w:val="24"/>
+          <w:szCs w:val="24"/>
+          <w:lang w:val="en-IN"/>
+        </w:rPr>
+        <w:t>"&gt;X&lt;/div&gt;}</w:t>
+      </w:r>
+    </w:p>
+    <w:p>
+      <w:pPr>
+        <w:tabs>
+          <w:tab w:val="left" w:pos="821"/>
+          <w:tab w:val="right" w:leader="dot" w:pos="9440"/>
+        </w:tabs>
+        <w:spacing w:line="360" w:lineRule="auto"/>
+        <w:rPr>
+          <w:rFonts w:ascii="Times New Roman" w:eastAsia="Times New Roman" w:hAnsi="Times New Roman" w:cs="Times New Roman"/>
+          <w:sz w:val="24"/>
+          <w:szCs w:val="24"/>
+          <w:lang w:val="en-IN"/>
+        </w:rPr>
+      </w:pPr>
+    </w:p>
+    <w:p>
+      <w:pPr>
+        <w:tabs>
+          <w:tab w:val="left" w:pos="821"/>
+          <w:tab w:val="right" w:leader="dot" w:pos="9440"/>
+        </w:tabs>
+        <w:spacing w:line="360" w:lineRule="auto"/>
+        <w:rPr>
+          <w:rFonts w:ascii="Times New Roman" w:eastAsia="Times New Roman" w:hAnsi="Times New Roman" w:cs="Times New Roman"/>
+          <w:sz w:val="24"/>
+          <w:szCs w:val="24"/>
+          <w:lang w:val="en-IN"/>
+        </w:rPr>
+      </w:pPr>
+      <w:r>
+        <w:rPr>
+          <w:rFonts w:ascii="Times New Roman" w:eastAsia="Times New Roman" w:hAnsi="Times New Roman" w:cs="Times New Roman"/>
+          <w:sz w:val="24"/>
+          <w:szCs w:val="24"/>
+          <w:lang w:val="en-IN"/>
+        </w:rPr>
+        <w:t xml:space="preserve">          {</w:t>
+      </w:r>
+      <w:proofErr w:type="spellStart"/>
+      <w:proofErr w:type="gramStart"/>
+      <w:r>
+        <w:rPr>
+          <w:rFonts w:ascii="Times New Roman" w:eastAsia="Times New Roman" w:hAnsi="Times New Roman" w:cs="Times New Roman"/>
+          <w:sz w:val="24"/>
+          <w:szCs w:val="24"/>
+          <w:lang w:val="en-IN"/>
+        </w:rPr>
+        <w:t>players.map</w:t>
+      </w:r>
+      <w:proofErr w:type="spellEnd"/>
+      <w:r>
+        <w:rPr>
+          <w:rFonts w:ascii="Times New Roman" w:eastAsia="Times New Roman" w:hAnsi="Times New Roman" w:cs="Times New Roman"/>
+          <w:sz w:val="24"/>
+          <w:szCs w:val="24"/>
+          <w:lang w:val="en-IN"/>
+        </w:rPr>
+        <w:t>(</w:t>
+      </w:r>
+      <w:proofErr w:type="gramEnd"/>
+      <w:r>
+        <w:rPr>
+          <w:rFonts w:ascii="Times New Roman" w:eastAsia="Times New Roman" w:hAnsi="Times New Roman" w:cs="Times New Roman"/>
+          <w:sz w:val="24"/>
+          <w:szCs w:val="24"/>
+          <w:lang w:val="en-IN"/>
+        </w:rPr>
+        <w:t>p =&gt; {</w:t>
+      </w:r>
+    </w:p>
+    <w:p>
+      <w:pPr>
+        <w:tabs>
+          <w:tab w:val="left" w:pos="821"/>
+          <w:tab w:val="right" w:leader="dot" w:pos="9440"/>
+        </w:tabs>
+        <w:spacing w:line="360" w:lineRule="auto"/>
+        <w:rPr>
+          <w:rFonts w:ascii="Times New Roman" w:eastAsia="Times New Roman" w:hAnsi="Times New Roman" w:cs="Times New Roman"/>
+          <w:sz w:val="24"/>
+          <w:szCs w:val="24"/>
+          <w:lang w:val="en-IN"/>
+        </w:rPr>
+      </w:pPr>
+      <w:r>
+        <w:rPr>
+          <w:rFonts w:ascii="Times New Roman" w:eastAsia="Times New Roman" w:hAnsi="Times New Roman" w:cs="Times New Roman"/>
+          <w:sz w:val="24"/>
+          <w:szCs w:val="24"/>
+          <w:lang w:val="en-IN"/>
+        </w:rPr>
+        <w:t xml:space="preserve">            </w:t>
+      </w:r>
+      <w:proofErr w:type="spellStart"/>
+      <w:r>
+        <w:rPr>
+          <w:rFonts w:ascii="Times New Roman" w:eastAsia="Times New Roman" w:hAnsi="Times New Roman" w:cs="Times New Roman"/>
+          <w:sz w:val="24"/>
+          <w:szCs w:val="24"/>
+          <w:lang w:val="en-IN"/>
+        </w:rPr>
+        <w:t>const</w:t>
+      </w:r>
+      <w:proofErr w:type="spellEnd"/>
+      <w:r>
+        <w:rPr>
+          <w:rFonts w:ascii="Times New Roman" w:eastAsia="Times New Roman" w:hAnsi="Times New Roman" w:cs="Times New Roman"/>
+          <w:sz w:val="24"/>
+          <w:szCs w:val="24"/>
+          <w:lang w:val="en-IN"/>
+        </w:rPr>
+        <w:t xml:space="preserve"> path = </w:t>
+      </w:r>
+      <w:proofErr w:type="spellStart"/>
+      <w:r>
+        <w:rPr>
+          <w:rFonts w:ascii="Times New Roman" w:eastAsia="Times New Roman" w:hAnsi="Times New Roman" w:cs="Times New Roman"/>
+          <w:sz w:val="24"/>
+          <w:szCs w:val="24"/>
+          <w:lang w:val="en-IN"/>
+        </w:rPr>
+        <w:t>getPlayerPath</w:t>
+      </w:r>
+      <w:proofErr w:type="spellEnd"/>
+      <w:r>
+        <w:rPr>
+          <w:rFonts w:ascii="Times New Roman" w:eastAsia="Times New Roman" w:hAnsi="Times New Roman" w:cs="Times New Roman"/>
+          <w:sz w:val="24"/>
+          <w:szCs w:val="24"/>
+          <w:lang w:val="en-IN"/>
+        </w:rPr>
+        <w:t>(p.id);</w:t>
+      </w:r>
+    </w:p>
+    <w:p>
+      <w:pPr>
+        <w:tabs>
+          <w:tab w:val="left" w:pos="821"/>
+          <w:tab w:val="right" w:leader="dot" w:pos="9440"/>
+        </w:tabs>
+        <w:spacing w:line="360" w:lineRule="auto"/>
+        <w:rPr>
+          <w:rFonts w:ascii="Times New Roman" w:eastAsia="Times New Roman" w:hAnsi="Times New Roman" w:cs="Times New Roman"/>
+          <w:sz w:val="24"/>
+          <w:szCs w:val="24"/>
+          <w:lang w:val="en-IN"/>
+        </w:rPr>
+      </w:pPr>
+      <w:r>
+        <w:rPr>
+          <w:rFonts w:ascii="Times New Roman" w:eastAsia="Times New Roman" w:hAnsi="Times New Roman" w:cs="Times New Roman"/>
+          <w:sz w:val="24"/>
+          <w:szCs w:val="24"/>
+          <w:lang w:val="en-IN"/>
+        </w:rPr>
+        <w:t xml:space="preserve">            return </w:t>
+      </w:r>
+      <w:proofErr w:type="spellStart"/>
+      <w:proofErr w:type="gramStart"/>
+      <w:r>
+        <w:rPr>
+          <w:rFonts w:ascii="Times New Roman" w:eastAsia="Times New Roman" w:hAnsi="Times New Roman" w:cs="Times New Roman"/>
+          <w:sz w:val="24"/>
+          <w:szCs w:val="24"/>
+          <w:lang w:val="en-IN"/>
+        </w:rPr>
+        <w:t>p.positions.map</w:t>
+      </w:r>
+      <w:proofErr w:type="spellEnd"/>
+      <w:r>
+        <w:rPr>
+          <w:rFonts w:ascii="Times New Roman" w:eastAsia="Times New Roman" w:hAnsi="Times New Roman" w:cs="Times New Roman"/>
+          <w:sz w:val="24"/>
+          <w:szCs w:val="24"/>
+          <w:lang w:val="en-IN"/>
+        </w:rPr>
+        <w:t>(</w:t>
+      </w:r>
+      <w:proofErr w:type="gramEnd"/>
+      <w:r>
+        <w:rPr>
+          <w:rFonts w:ascii="Times New Roman" w:eastAsia="Times New Roman" w:hAnsi="Times New Roman" w:cs="Times New Roman"/>
+          <w:sz w:val="24"/>
+          <w:szCs w:val="24"/>
+          <w:lang w:val="en-IN"/>
+        </w:rPr>
+        <w:t xml:space="preserve">(step, </w:t>
+      </w:r>
+      <w:proofErr w:type="spellStart"/>
+      <w:r>
+        <w:rPr>
+          <w:rFonts w:ascii="Times New Roman" w:eastAsia="Times New Roman" w:hAnsi="Times New Roman" w:cs="Times New Roman"/>
+          <w:sz w:val="24"/>
+          <w:szCs w:val="24"/>
+          <w:lang w:val="en-IN"/>
+        </w:rPr>
+        <w:t>pawnIndex</w:t>
+      </w:r>
+      <w:proofErr w:type="spellEnd"/>
+      <w:r>
+        <w:rPr>
+          <w:rFonts w:ascii="Times New Roman" w:eastAsia="Times New Roman" w:hAnsi="Times New Roman" w:cs="Times New Roman"/>
+          <w:sz w:val="24"/>
+          <w:szCs w:val="24"/>
+          <w:lang w:val="en-IN"/>
+        </w:rPr>
+        <w:t>) =&gt; {</w:t>
+      </w:r>
+    </w:p>
+    <w:p>
+      <w:pPr>
+        <w:tabs>
+          <w:tab w:val="left" w:pos="821"/>
+          <w:tab w:val="right" w:leader="dot" w:pos="9440"/>
+        </w:tabs>
+        <w:spacing w:line="360" w:lineRule="auto"/>
+        <w:rPr>
+          <w:rFonts w:ascii="Times New Roman" w:eastAsia="Times New Roman" w:hAnsi="Times New Roman" w:cs="Times New Roman"/>
+          <w:sz w:val="24"/>
+          <w:szCs w:val="24"/>
+          <w:lang w:val="en-IN"/>
+        </w:rPr>
+      </w:pPr>
+      <w:r>
+        <w:rPr>
+          <w:rFonts w:ascii="Times New Roman" w:eastAsia="Times New Roman" w:hAnsi="Times New Roman" w:cs="Times New Roman"/>
+          <w:sz w:val="24"/>
+          <w:szCs w:val="24"/>
+          <w:lang w:val="en-IN"/>
+        </w:rPr>
+        <w:t xml:space="preserve">              if (</w:t>
+      </w:r>
+      <w:proofErr w:type="gramStart"/>
+      <w:r>
+        <w:rPr>
+          <w:rFonts w:ascii="Times New Roman" w:eastAsia="Times New Roman" w:hAnsi="Times New Roman" w:cs="Times New Roman"/>
+          <w:sz w:val="24"/>
+          <w:szCs w:val="24"/>
+          <w:lang w:val="en-IN"/>
+        </w:rPr>
+        <w:t>step !</w:t>
+      </w:r>
+      <w:proofErr w:type="gramEnd"/>
+      <w:r>
+        <w:rPr>
+          <w:rFonts w:ascii="Times New Roman" w:eastAsia="Times New Roman" w:hAnsi="Times New Roman" w:cs="Times New Roman"/>
+          <w:sz w:val="24"/>
+          <w:szCs w:val="24"/>
+          <w:lang w:val="en-IN"/>
+        </w:rPr>
+        <w:t xml:space="preserve">== -1 &amp;&amp; path[step] === </w:t>
+      </w:r>
+      <w:proofErr w:type="spellStart"/>
+      <w:r>
+        <w:rPr>
+          <w:rFonts w:ascii="Times New Roman" w:eastAsia="Times New Roman" w:hAnsi="Times New Roman" w:cs="Times New Roman"/>
+          <w:sz w:val="24"/>
+          <w:szCs w:val="24"/>
+          <w:lang w:val="en-IN"/>
+        </w:rPr>
+        <w:t>i</w:t>
+      </w:r>
+      <w:proofErr w:type="spellEnd"/>
+      <w:r>
+        <w:rPr>
+          <w:rFonts w:ascii="Times New Roman" w:eastAsia="Times New Roman" w:hAnsi="Times New Roman" w:cs="Times New Roman"/>
+          <w:sz w:val="24"/>
+          <w:szCs w:val="24"/>
+          <w:lang w:val="en-IN"/>
+        </w:rPr>
+        <w:t>) {</w:t>
+      </w:r>
+    </w:p>
+    <w:p>
+      <w:pPr>
+        <w:tabs>
+          <w:tab w:val="left" w:pos="821"/>
+          <w:tab w:val="right" w:leader="dot" w:pos="9440"/>
+        </w:tabs>
+        <w:spacing w:line="360" w:lineRule="auto"/>
+        <w:rPr>
+          <w:rFonts w:ascii="Times New Roman" w:eastAsia="Times New Roman" w:hAnsi="Times New Roman" w:cs="Times New Roman"/>
+          <w:sz w:val="24"/>
+          <w:szCs w:val="24"/>
+          <w:lang w:val="en-IN"/>
+        </w:rPr>
+      </w:pPr>
+      <w:r>
+        <w:rPr>
+          <w:rFonts w:ascii="Times New Roman" w:eastAsia="Times New Roman" w:hAnsi="Times New Roman" w:cs="Times New Roman"/>
+          <w:sz w:val="24"/>
+          <w:szCs w:val="24"/>
+          <w:lang w:val="en-IN"/>
+        </w:rPr>
+        <w:t xml:space="preserve">                return (</w:t>
+      </w:r>
+    </w:p>
+    <w:p>
+      <w:pPr>
+        <w:tabs>
+          <w:tab w:val="left" w:pos="821"/>
+          <w:tab w:val="right" w:leader="dot" w:pos="9440"/>
+        </w:tabs>
+        <w:spacing w:line="360" w:lineRule="auto"/>
+        <w:rPr>
+          <w:rFonts w:ascii="Times New Roman" w:eastAsia="Times New Roman" w:hAnsi="Times New Roman" w:cs="Times New Roman"/>
+          <w:sz w:val="24"/>
+          <w:szCs w:val="24"/>
+          <w:lang w:val="en-IN"/>
+        </w:rPr>
+      </w:pPr>
+      <w:r>
+        <w:rPr>
+          <w:rFonts w:ascii="Times New Roman" w:eastAsia="Times New Roman" w:hAnsi="Times New Roman" w:cs="Times New Roman"/>
+          <w:sz w:val="24"/>
+          <w:szCs w:val="24"/>
+          <w:lang w:val="en-IN"/>
+        </w:rPr>
+        <w:t xml:space="preserve">                  &lt;div</w:t>
+      </w:r>
+    </w:p>
+    <w:p>
+      <w:pPr>
+        <w:tabs>
+          <w:tab w:val="left" w:pos="821"/>
+          <w:tab w:val="right" w:leader="dot" w:pos="9440"/>
+        </w:tabs>
+        <w:spacing w:line="360" w:lineRule="auto"/>
+        <w:rPr>
+          <w:rFonts w:ascii="Times New Roman" w:eastAsia="Times New Roman" w:hAnsi="Times New Roman" w:cs="Times New Roman"/>
+          <w:sz w:val="24"/>
+          <w:szCs w:val="24"/>
+          <w:lang w:val="en-IN"/>
+        </w:rPr>
+      </w:pPr>
+      <w:r>
+        <w:rPr>
+          <w:rFonts w:ascii="Times New Roman" w:eastAsia="Times New Roman" w:hAnsi="Times New Roman" w:cs="Times New Roman"/>
+          <w:sz w:val="24"/>
+          <w:szCs w:val="24"/>
+          <w:lang w:val="en-IN"/>
+        </w:rPr>
+        <w:t xml:space="preserve">                    key={`${p.id}-${</w:t>
+      </w:r>
+      <w:proofErr w:type="spellStart"/>
+      <w:r>
+        <w:rPr>
+          <w:rFonts w:ascii="Times New Roman" w:eastAsia="Times New Roman" w:hAnsi="Times New Roman" w:cs="Times New Roman"/>
+          <w:sz w:val="24"/>
+          <w:szCs w:val="24"/>
+          <w:lang w:val="en-IN"/>
+        </w:rPr>
+        <w:t>pawnIndex</w:t>
+      </w:r>
+      <w:proofErr w:type="spellEnd"/>
+      <w:r>
+        <w:rPr>
+          <w:rFonts w:ascii="Times New Roman" w:eastAsia="Times New Roman" w:hAnsi="Times New Roman" w:cs="Times New Roman"/>
+          <w:sz w:val="24"/>
+          <w:szCs w:val="24"/>
+          <w:lang w:val="en-IN"/>
+        </w:rPr>
+        <w:t>}`}</w:t>
+      </w:r>
+    </w:p>
+    <w:p>
+      <w:pPr>
+        <w:tabs>
+          <w:tab w:val="left" w:pos="821"/>
+          <w:tab w:val="right" w:leader="dot" w:pos="9440"/>
+        </w:tabs>
+        <w:spacing w:line="360" w:lineRule="auto"/>
+        <w:rPr>
+          <w:rFonts w:ascii="Times New Roman" w:eastAsia="Times New Roman" w:hAnsi="Times New Roman" w:cs="Times New Roman"/>
+          <w:sz w:val="24"/>
+          <w:szCs w:val="24"/>
+          <w:lang w:val="en-IN"/>
+        </w:rPr>
+      </w:pPr>
+      <w:r>
+        <w:rPr>
+          <w:rFonts w:ascii="Times New Roman" w:eastAsia="Times New Roman" w:hAnsi="Times New Roman" w:cs="Times New Roman"/>
+          <w:sz w:val="24"/>
+          <w:szCs w:val="24"/>
+          <w:lang w:val="en-IN"/>
+        </w:rPr>
+        <w:t xml:space="preserve">                    </w:t>
+      </w:r>
+      <w:proofErr w:type="spellStart"/>
+      <w:r>
+        <w:rPr>
+          <w:rFonts w:ascii="Times New Roman" w:eastAsia="Times New Roman" w:hAnsi="Times New Roman" w:cs="Times New Roman"/>
+          <w:sz w:val="24"/>
+          <w:szCs w:val="24"/>
+          <w:lang w:val="en-IN"/>
+        </w:rPr>
+        <w:t>className</w:t>
+      </w:r>
+      <w:proofErr w:type="spellEnd"/>
+      <w:r>
+        <w:rPr>
+          <w:rFonts w:ascii="Times New Roman" w:eastAsia="Times New Roman" w:hAnsi="Times New Roman" w:cs="Times New Roman"/>
+          <w:sz w:val="24"/>
+          <w:szCs w:val="24"/>
+          <w:lang w:val="en-IN"/>
+        </w:rPr>
+        <w:t>="pawn"</w:t>
+      </w:r>
+    </w:p>
+    <w:p>
+      <w:pPr>
+        <w:tabs>
+          <w:tab w:val="left" w:pos="821"/>
+          <w:tab w:val="right" w:leader="dot" w:pos="9440"/>
+        </w:tabs>
+        <w:spacing w:line="360" w:lineRule="auto"/>
+        <w:rPr>
+          <w:rFonts w:ascii="Times New Roman" w:eastAsia="Times New Roman" w:hAnsi="Times New Roman" w:cs="Times New Roman"/>
+          <w:sz w:val="24"/>
+          <w:szCs w:val="24"/>
+          <w:lang w:val="en-IN"/>
+        </w:rPr>
+      </w:pPr>
+      <w:r>
+        <w:rPr>
+          <w:rFonts w:ascii="Times New Roman" w:eastAsia="Times New Roman" w:hAnsi="Times New Roman" w:cs="Times New Roman"/>
+          <w:sz w:val="24"/>
+          <w:szCs w:val="24"/>
+          <w:lang w:val="en-IN"/>
+        </w:rPr>
+        <w:t xml:space="preserve">                    style</w:t>
+      </w:r>
+      <w:proofErr w:type="gramStart"/>
+      <w:r>
+        <w:rPr>
+          <w:rFonts w:ascii="Times New Roman" w:eastAsia="Times New Roman" w:hAnsi="Times New Roman" w:cs="Times New Roman"/>
+          <w:sz w:val="24"/>
+          <w:szCs w:val="24"/>
+          <w:lang w:val="en-IN"/>
+        </w:rPr>
+        <w:t xml:space="preserve">={{ </w:t>
+      </w:r>
+      <w:proofErr w:type="spellStart"/>
+      <w:r>
+        <w:rPr>
+          <w:rFonts w:ascii="Times New Roman" w:eastAsia="Times New Roman" w:hAnsi="Times New Roman" w:cs="Times New Roman"/>
+          <w:sz w:val="24"/>
+          <w:szCs w:val="24"/>
+          <w:lang w:val="en-IN"/>
+        </w:rPr>
+        <w:t>backgroundColor</w:t>
+      </w:r>
+      <w:proofErr w:type="spellEnd"/>
+      <w:proofErr w:type="gramEnd"/>
+      <w:r>
+        <w:rPr>
+          <w:rFonts w:ascii="Times New Roman" w:eastAsia="Times New Roman" w:hAnsi="Times New Roman" w:cs="Times New Roman"/>
+          <w:sz w:val="24"/>
+          <w:szCs w:val="24"/>
+          <w:lang w:val="en-IN"/>
+        </w:rPr>
+        <w:t xml:space="preserve">: </w:t>
+      </w:r>
+      <w:proofErr w:type="spellStart"/>
+      <w:proofErr w:type="gramStart"/>
+      <w:r>
+        <w:rPr>
+          <w:rFonts w:ascii="Times New Roman" w:eastAsia="Times New Roman" w:hAnsi="Times New Roman" w:cs="Times New Roman"/>
+          <w:sz w:val="24"/>
+          <w:szCs w:val="24"/>
+          <w:lang w:val="en-IN"/>
+        </w:rPr>
+        <w:t>p.color</w:t>
+      </w:r>
+      <w:proofErr w:type="spellEnd"/>
+      <w:proofErr w:type="gramEnd"/>
+      <w:r>
+        <w:rPr>
+          <w:rFonts w:ascii="Times New Roman" w:eastAsia="Times New Roman" w:hAnsi="Times New Roman" w:cs="Times New Roman"/>
+          <w:sz w:val="24"/>
+          <w:szCs w:val="24"/>
+          <w:lang w:val="en-IN"/>
+        </w:rPr>
+        <w:t xml:space="preserve"> }}</w:t>
+      </w:r>
+    </w:p>
+    <w:p>
+      <w:pPr>
+        <w:tabs>
+          <w:tab w:val="left" w:pos="821"/>
+          <w:tab w:val="right" w:leader="dot" w:pos="9440"/>
+        </w:tabs>
+        <w:spacing w:line="360" w:lineRule="auto"/>
+        <w:rPr>
+          <w:rFonts w:ascii="Times New Roman" w:eastAsia="Times New Roman" w:hAnsi="Times New Roman" w:cs="Times New Roman"/>
+          <w:sz w:val="24"/>
+          <w:szCs w:val="24"/>
+          <w:lang w:val="en-IN"/>
+        </w:rPr>
+      </w:pPr>
+      <w:r>
+        <w:rPr>
+          <w:rFonts w:ascii="Times New Roman" w:eastAsia="Times New Roman" w:hAnsi="Times New Roman" w:cs="Times New Roman"/>
+          <w:sz w:val="24"/>
+          <w:szCs w:val="24"/>
+          <w:lang w:val="en-IN"/>
+        </w:rPr>
+        <w:t xml:space="preserve">                    </w:t>
+      </w:r>
+      <w:proofErr w:type="spellStart"/>
+      <w:r>
+        <w:rPr>
+          <w:rFonts w:ascii="Times New Roman" w:eastAsia="Times New Roman" w:hAnsi="Times New Roman" w:cs="Times New Roman"/>
+          <w:sz w:val="24"/>
+          <w:szCs w:val="24"/>
+          <w:lang w:val="en-IN"/>
+        </w:rPr>
+        <w:t>onClick</w:t>
+      </w:r>
+      <w:proofErr w:type="spellEnd"/>
+      <w:proofErr w:type="gramStart"/>
+      <w:r>
+        <w:rPr>
+          <w:rFonts w:ascii="Times New Roman" w:eastAsia="Times New Roman" w:hAnsi="Times New Roman" w:cs="Times New Roman"/>
+          <w:sz w:val="24"/>
+          <w:szCs w:val="24"/>
+          <w:lang w:val="en-IN"/>
+        </w:rPr>
+        <w:t>={</w:t>
+      </w:r>
+      <w:proofErr w:type="gramEnd"/>
+      <w:r>
+        <w:rPr>
+          <w:rFonts w:ascii="Times New Roman" w:eastAsia="Times New Roman" w:hAnsi="Times New Roman" w:cs="Times New Roman"/>
+          <w:sz w:val="24"/>
+          <w:szCs w:val="24"/>
+          <w:lang w:val="en-IN"/>
+        </w:rPr>
+        <w:t xml:space="preserve">() =&gt; </w:t>
+      </w:r>
+      <w:proofErr w:type="spellStart"/>
+      <w:proofErr w:type="gramStart"/>
+      <w:r>
+        <w:rPr>
+          <w:rFonts w:ascii="Times New Roman" w:eastAsia="Times New Roman" w:hAnsi="Times New Roman" w:cs="Times New Roman"/>
+          <w:sz w:val="24"/>
+          <w:szCs w:val="24"/>
+          <w:lang w:val="en-IN"/>
+        </w:rPr>
+        <w:t>onPawnClick</w:t>
+      </w:r>
+      <w:proofErr w:type="spellEnd"/>
+      <w:r>
+        <w:rPr>
+          <w:rFonts w:ascii="Times New Roman" w:eastAsia="Times New Roman" w:hAnsi="Times New Roman" w:cs="Times New Roman"/>
+          <w:sz w:val="24"/>
+          <w:szCs w:val="24"/>
+          <w:lang w:val="en-IN"/>
+        </w:rPr>
+        <w:t>(</w:t>
+      </w:r>
+      <w:proofErr w:type="gramEnd"/>
+      <w:r>
+        <w:rPr>
+          <w:rFonts w:ascii="Times New Roman" w:eastAsia="Times New Roman" w:hAnsi="Times New Roman" w:cs="Times New Roman"/>
+          <w:sz w:val="24"/>
+          <w:szCs w:val="24"/>
+          <w:lang w:val="en-IN"/>
+        </w:rPr>
+        <w:t xml:space="preserve">p.id, </w:t>
+      </w:r>
+      <w:proofErr w:type="spellStart"/>
+      <w:r>
+        <w:rPr>
+          <w:rFonts w:ascii="Times New Roman" w:eastAsia="Times New Roman" w:hAnsi="Times New Roman" w:cs="Times New Roman"/>
+          <w:sz w:val="24"/>
+          <w:szCs w:val="24"/>
+          <w:lang w:val="en-IN"/>
+        </w:rPr>
+        <w:t>pawnIndex</w:t>
+      </w:r>
+      <w:proofErr w:type="spellEnd"/>
+      <w:r>
+        <w:rPr>
+          <w:rFonts w:ascii="Times New Roman" w:eastAsia="Times New Roman" w:hAnsi="Times New Roman" w:cs="Times New Roman"/>
+          <w:sz w:val="24"/>
+          <w:szCs w:val="24"/>
+          <w:lang w:val="en-IN"/>
+        </w:rPr>
+        <w:t>)}</w:t>
+      </w:r>
+    </w:p>
+    <w:p>
+      <w:pPr>
+        <w:tabs>
+          <w:tab w:val="left" w:pos="821"/>
+          <w:tab w:val="right" w:leader="dot" w:pos="9440"/>
+        </w:tabs>
+        <w:spacing w:line="360" w:lineRule="auto"/>
+        <w:rPr>
+          <w:rFonts w:ascii="Times New Roman" w:eastAsia="Times New Roman" w:hAnsi="Times New Roman" w:cs="Times New Roman"/>
+          <w:sz w:val="24"/>
+          <w:szCs w:val="24"/>
+          <w:lang w:val="en-IN"/>
+        </w:rPr>
+      </w:pPr>
+      <w:r>
+        <w:rPr>
+          <w:rFonts w:ascii="Times New Roman" w:eastAsia="Times New Roman" w:hAnsi="Times New Roman" w:cs="Times New Roman"/>
+          <w:sz w:val="24"/>
+          <w:szCs w:val="24"/>
+          <w:lang w:val="en-IN"/>
+        </w:rPr>
+        <w:t xml:space="preserve">                    title={`${p.name} Pawn ${</w:t>
+      </w:r>
+      <w:proofErr w:type="spellStart"/>
+      <w:r>
+        <w:rPr>
+          <w:rFonts w:ascii="Times New Roman" w:eastAsia="Times New Roman" w:hAnsi="Times New Roman" w:cs="Times New Roman"/>
+          <w:sz w:val="24"/>
+          <w:szCs w:val="24"/>
+          <w:lang w:val="en-IN"/>
+        </w:rPr>
+        <w:t>pawnIndex</w:t>
+      </w:r>
+      <w:proofErr w:type="spellEnd"/>
+      <w:r>
+        <w:rPr>
+          <w:rFonts w:ascii="Times New Roman" w:eastAsia="Times New Roman" w:hAnsi="Times New Roman" w:cs="Times New Roman"/>
+          <w:sz w:val="24"/>
+          <w:szCs w:val="24"/>
+          <w:lang w:val="en-IN"/>
+        </w:rPr>
+        <w:t xml:space="preserve"> + </w:t>
+      </w:r>
+      <w:proofErr w:type="gramStart"/>
+      <w:r>
+        <w:rPr>
+          <w:rFonts w:ascii="Times New Roman" w:eastAsia="Times New Roman" w:hAnsi="Times New Roman" w:cs="Times New Roman"/>
+          <w:sz w:val="24"/>
+          <w:szCs w:val="24"/>
+          <w:lang w:val="en-IN"/>
+        </w:rPr>
+        <w:t>1}`</w:t>
+      </w:r>
+      <w:proofErr w:type="gramEnd"/>
+      <w:r>
+        <w:rPr>
+          <w:rFonts w:ascii="Times New Roman" w:eastAsia="Times New Roman" w:hAnsi="Times New Roman" w:cs="Times New Roman"/>
+          <w:sz w:val="24"/>
+          <w:szCs w:val="24"/>
+          <w:lang w:val="en-IN"/>
+        </w:rPr>
+        <w:t>}</w:t>
+      </w:r>
+    </w:p>
+    <w:p>
+      <w:pPr>
+        <w:tabs>
+          <w:tab w:val="left" w:pos="821"/>
+          <w:tab w:val="right" w:leader="dot" w:pos="9440"/>
+        </w:tabs>
+        <w:spacing w:line="360" w:lineRule="auto"/>
+        <w:rPr>
+          <w:rFonts w:ascii="Times New Roman" w:eastAsia="Times New Roman" w:hAnsi="Times New Roman" w:cs="Times New Roman"/>
+          <w:sz w:val="24"/>
+          <w:szCs w:val="24"/>
+          <w:lang w:val="en-IN"/>
+        </w:rPr>
+      </w:pPr>
+      <w:r>
+        <w:rPr>
+          <w:rFonts w:ascii="Times New Roman" w:eastAsia="Times New Roman" w:hAnsi="Times New Roman" w:cs="Times New Roman"/>
+          <w:sz w:val="24"/>
+          <w:szCs w:val="24"/>
+          <w:lang w:val="en-IN"/>
+        </w:rPr>
+        <w:t xml:space="preserve">                  &gt;</w:t>
+      </w:r>
+    </w:p>
+    <w:p>
+      <w:pPr>
+        <w:tabs>
+          <w:tab w:val="left" w:pos="821"/>
+          <w:tab w:val="right" w:leader="dot" w:pos="9440"/>
+        </w:tabs>
+        <w:spacing w:line="360" w:lineRule="auto"/>
+        <w:rPr>
+          <w:rFonts w:ascii="Times New Roman" w:eastAsia="Times New Roman" w:hAnsi="Times New Roman" w:cs="Times New Roman"/>
+          <w:sz w:val="24"/>
+          <w:szCs w:val="24"/>
+          <w:lang w:val="en-IN"/>
+        </w:rPr>
+      </w:pPr>
+      <w:r>
+        <w:rPr>
+          <w:rFonts w:ascii="Times New Roman" w:eastAsia="Times New Roman" w:hAnsi="Times New Roman" w:cs="Times New Roman"/>
+          <w:sz w:val="24"/>
+          <w:szCs w:val="24"/>
+          <w:lang w:val="en-IN"/>
+        </w:rPr>
+        <w:t xml:space="preserve">                    {p.id}</w:t>
+      </w:r>
+    </w:p>
+    <w:p>
+      <w:pPr>
+        <w:tabs>
+          <w:tab w:val="left" w:pos="821"/>
+          <w:tab w:val="right" w:leader="dot" w:pos="9440"/>
+        </w:tabs>
+        <w:spacing w:line="360" w:lineRule="auto"/>
+        <w:rPr>
+          <w:rFonts w:ascii="Times New Roman" w:eastAsia="Times New Roman" w:hAnsi="Times New Roman" w:cs="Times New Roman"/>
+          <w:sz w:val="24"/>
+          <w:szCs w:val="24"/>
+          <w:lang w:val="en-IN"/>
+        </w:rPr>
+      </w:pPr>
+      <w:r>
+        <w:rPr>
+          <w:rFonts w:ascii="Times New Roman" w:eastAsia="Times New Roman" w:hAnsi="Times New Roman" w:cs="Times New Roman"/>
+          <w:sz w:val="24"/>
+          <w:szCs w:val="24"/>
+          <w:lang w:val="en-IN"/>
+        </w:rPr>
+        <w:t xml:space="preserve">                  &lt;/div&gt;</w:t>
+      </w:r>
+    </w:p>
+    <w:p>
+      <w:pPr>
+        <w:tabs>
+          <w:tab w:val="left" w:pos="821"/>
+          <w:tab w:val="right" w:leader="dot" w:pos="9440"/>
+        </w:tabs>
+        <w:spacing w:line="360" w:lineRule="auto"/>
+        <w:rPr>
+          <w:rFonts w:ascii="Times New Roman" w:eastAsia="Times New Roman" w:hAnsi="Times New Roman" w:cs="Times New Roman"/>
+          <w:sz w:val="24"/>
+          <w:szCs w:val="24"/>
+          <w:lang w:val="en-IN"/>
+        </w:rPr>
+      </w:pPr>
+      <w:r>
+        <w:rPr>
+          <w:rFonts w:ascii="Times New Roman" w:eastAsia="Times New Roman" w:hAnsi="Times New Roman" w:cs="Times New Roman"/>
+          <w:sz w:val="24"/>
+          <w:szCs w:val="24"/>
+          <w:lang w:val="en-IN"/>
+        </w:rPr>
+        <w:t xml:space="preserve">                );</w:t>
+      </w:r>
+    </w:p>
+    <w:p>
+      <w:pPr>
+        <w:tabs>
+          <w:tab w:val="left" w:pos="821"/>
+          <w:tab w:val="right" w:leader="dot" w:pos="9440"/>
+        </w:tabs>
+        <w:spacing w:line="360" w:lineRule="auto"/>
+        <w:rPr>
+          <w:rFonts w:ascii="Times New Roman" w:eastAsia="Times New Roman" w:hAnsi="Times New Roman" w:cs="Times New Roman"/>
+          <w:sz w:val="24"/>
+          <w:szCs w:val="24"/>
+          <w:lang w:val="en-IN"/>
+        </w:rPr>
+      </w:pPr>
+      <w:r>
+        <w:rPr>
+          <w:rFonts w:ascii="Times New Roman" w:eastAsia="Times New Roman" w:hAnsi="Times New Roman" w:cs="Times New Roman"/>
+          <w:sz w:val="24"/>
+          <w:szCs w:val="24"/>
+          <w:lang w:val="en-IN"/>
+        </w:rPr>
+        <w:t xml:space="preserve">              }</w:t>
+      </w:r>
+    </w:p>
+    <w:p>
+      <w:pPr>
+        <w:tabs>
+          <w:tab w:val="left" w:pos="821"/>
+          <w:tab w:val="right" w:leader="dot" w:pos="9440"/>
+        </w:tabs>
+        <w:spacing w:line="360" w:lineRule="auto"/>
+        <w:rPr>
+          <w:rFonts w:ascii="Times New Roman" w:eastAsia="Times New Roman" w:hAnsi="Times New Roman" w:cs="Times New Roman"/>
+          <w:sz w:val="24"/>
+          <w:szCs w:val="24"/>
+          <w:lang w:val="en-IN"/>
+        </w:rPr>
+      </w:pPr>
+      <w:r>
+        <w:rPr>
+          <w:rFonts w:ascii="Times New Roman" w:eastAsia="Times New Roman" w:hAnsi="Times New Roman" w:cs="Times New Roman"/>
+          <w:sz w:val="24"/>
+          <w:szCs w:val="24"/>
+          <w:lang w:val="en-IN"/>
+        </w:rPr>
+        <w:lastRenderedPageBreak/>
+        <w:t xml:space="preserve">              return null;</w:t>
+      </w:r>
+    </w:p>
+    <w:p>
+      <w:pPr>
+        <w:tabs>
+          <w:tab w:val="left" w:pos="821"/>
+          <w:tab w:val="right" w:leader="dot" w:pos="9440"/>
+        </w:tabs>
+        <w:spacing w:line="360" w:lineRule="auto"/>
+        <w:rPr>
+          <w:rFonts w:ascii="Times New Roman" w:eastAsia="Times New Roman" w:hAnsi="Times New Roman" w:cs="Times New Roman"/>
+          <w:sz w:val="24"/>
+          <w:szCs w:val="24"/>
+          <w:lang w:val="en-IN"/>
+        </w:rPr>
+      </w:pPr>
+      <w:r>
+        <w:rPr>
+          <w:rFonts w:ascii="Times New Roman" w:eastAsia="Times New Roman" w:hAnsi="Times New Roman" w:cs="Times New Roman"/>
+          <w:sz w:val="24"/>
+          <w:szCs w:val="24"/>
+          <w:lang w:val="en-IN"/>
+        </w:rPr>
+        <w:t xml:space="preserve">            });</w:t>
+      </w:r>
+    </w:p>
+    <w:p>
+      <w:pPr>
+        <w:tabs>
+          <w:tab w:val="left" w:pos="821"/>
+          <w:tab w:val="right" w:leader="dot" w:pos="9440"/>
+        </w:tabs>
+        <w:spacing w:line="360" w:lineRule="auto"/>
+        <w:rPr>
+          <w:rFonts w:ascii="Times New Roman" w:eastAsia="Times New Roman" w:hAnsi="Times New Roman" w:cs="Times New Roman"/>
+          <w:sz w:val="24"/>
+          <w:szCs w:val="24"/>
+          <w:lang w:val="en-IN"/>
+        </w:rPr>
+      </w:pPr>
+      <w:r>
+        <w:rPr>
+          <w:rFonts w:ascii="Times New Roman" w:eastAsia="Times New Roman" w:hAnsi="Times New Roman" w:cs="Times New Roman"/>
+          <w:sz w:val="24"/>
+          <w:szCs w:val="24"/>
+          <w:lang w:val="en-IN"/>
+        </w:rPr>
+        <w:t xml:space="preserve">          })}</w:t>
+      </w:r>
+    </w:p>
+    <w:p>
+      <w:pPr>
+        <w:tabs>
+          <w:tab w:val="left" w:pos="821"/>
+          <w:tab w:val="right" w:leader="dot" w:pos="9440"/>
+        </w:tabs>
+        <w:spacing w:line="360" w:lineRule="auto"/>
+        <w:rPr>
+          <w:rFonts w:ascii="Times New Roman" w:eastAsia="Times New Roman" w:hAnsi="Times New Roman" w:cs="Times New Roman"/>
+          <w:sz w:val="24"/>
+          <w:szCs w:val="24"/>
+          <w:lang w:val="en-IN"/>
+        </w:rPr>
+      </w:pPr>
+    </w:p>
+    <w:p>
+      <w:pPr>
+        <w:tabs>
+          <w:tab w:val="left" w:pos="821"/>
+          <w:tab w:val="right" w:leader="dot" w:pos="9440"/>
+        </w:tabs>
+        <w:spacing w:line="360" w:lineRule="auto"/>
+        <w:rPr>
+          <w:rFonts w:ascii="Times New Roman" w:eastAsia="Times New Roman" w:hAnsi="Times New Roman" w:cs="Times New Roman"/>
+          <w:sz w:val="24"/>
+          <w:szCs w:val="24"/>
+          <w:lang w:val="en-IN"/>
+        </w:rPr>
+      </w:pPr>
+      <w:r>
+        <w:rPr>
+          <w:rFonts w:ascii="Times New Roman" w:eastAsia="Times New Roman" w:hAnsi="Times New Roman" w:cs="Times New Roman"/>
+          <w:sz w:val="24"/>
+          <w:szCs w:val="24"/>
+          <w:lang w:val="en-IN"/>
+        </w:rPr>
+        <w:t xml:space="preserve">          {/* Start markers for players */}</w:t>
+      </w:r>
+    </w:p>
+    <w:p>
+      <w:pPr>
+        <w:tabs>
+          <w:tab w:val="left" w:pos="821"/>
+          <w:tab w:val="right" w:leader="dot" w:pos="9440"/>
+        </w:tabs>
+        <w:spacing w:line="360" w:lineRule="auto"/>
+        <w:rPr>
+          <w:rFonts w:ascii="Times New Roman" w:eastAsia="Times New Roman" w:hAnsi="Times New Roman" w:cs="Times New Roman"/>
+          <w:sz w:val="24"/>
+          <w:szCs w:val="24"/>
+          <w:lang w:val="en-IN"/>
+        </w:rPr>
+      </w:pPr>
+      <w:r>
+        <w:rPr>
+          <w:rFonts w:ascii="Times New Roman" w:eastAsia="Times New Roman" w:hAnsi="Times New Roman" w:cs="Times New Roman"/>
+          <w:sz w:val="24"/>
+          <w:szCs w:val="24"/>
+          <w:lang w:val="en-IN"/>
+        </w:rPr>
+        <w:t xml:space="preserve">          {</w:t>
+      </w:r>
+      <w:proofErr w:type="spellStart"/>
+      <w:proofErr w:type="gramStart"/>
+      <w:r>
+        <w:rPr>
+          <w:rFonts w:ascii="Times New Roman" w:eastAsia="Times New Roman" w:hAnsi="Times New Roman" w:cs="Times New Roman"/>
+          <w:sz w:val="24"/>
+          <w:szCs w:val="24"/>
+          <w:lang w:val="en-IN"/>
+        </w:rPr>
+        <w:t>players.map</w:t>
+      </w:r>
+      <w:proofErr w:type="spellEnd"/>
+      <w:r>
+        <w:rPr>
+          <w:rFonts w:ascii="Times New Roman" w:eastAsia="Times New Roman" w:hAnsi="Times New Roman" w:cs="Times New Roman"/>
+          <w:sz w:val="24"/>
+          <w:szCs w:val="24"/>
+          <w:lang w:val="en-IN"/>
+        </w:rPr>
+        <w:t>(</w:t>
+      </w:r>
+      <w:proofErr w:type="gramEnd"/>
+      <w:r>
+        <w:rPr>
+          <w:rFonts w:ascii="Times New Roman" w:eastAsia="Times New Roman" w:hAnsi="Times New Roman" w:cs="Times New Roman"/>
+          <w:sz w:val="24"/>
+          <w:szCs w:val="24"/>
+          <w:lang w:val="en-IN"/>
+        </w:rPr>
+        <w:t xml:space="preserve">p =&gt; </w:t>
+      </w:r>
+      <w:proofErr w:type="spellStart"/>
+      <w:proofErr w:type="gramStart"/>
+      <w:r>
+        <w:rPr>
+          <w:rFonts w:ascii="Times New Roman" w:eastAsia="Times New Roman" w:hAnsi="Times New Roman" w:cs="Times New Roman"/>
+          <w:sz w:val="24"/>
+          <w:szCs w:val="24"/>
+          <w:lang w:val="en-IN"/>
+        </w:rPr>
+        <w:t>p.homeCell</w:t>
+      </w:r>
+      <w:proofErr w:type="spellEnd"/>
+      <w:proofErr w:type="gramEnd"/>
+      <w:r>
+        <w:rPr>
+          <w:rFonts w:ascii="Times New Roman" w:eastAsia="Times New Roman" w:hAnsi="Times New Roman" w:cs="Times New Roman"/>
+          <w:sz w:val="24"/>
+          <w:szCs w:val="24"/>
+          <w:lang w:val="en-IN"/>
+        </w:rPr>
+        <w:t xml:space="preserve"> === </w:t>
+      </w:r>
+      <w:proofErr w:type="spellStart"/>
+      <w:r>
+        <w:rPr>
+          <w:rFonts w:ascii="Times New Roman" w:eastAsia="Times New Roman" w:hAnsi="Times New Roman" w:cs="Times New Roman"/>
+          <w:sz w:val="24"/>
+          <w:szCs w:val="24"/>
+          <w:lang w:val="en-IN"/>
+        </w:rPr>
+        <w:t>i</w:t>
+      </w:r>
+      <w:proofErr w:type="spellEnd"/>
+      <w:r>
+        <w:rPr>
+          <w:rFonts w:ascii="Times New Roman" w:eastAsia="Times New Roman" w:hAnsi="Times New Roman" w:cs="Times New Roman"/>
+          <w:sz w:val="24"/>
+          <w:szCs w:val="24"/>
+          <w:lang w:val="en-IN"/>
+        </w:rPr>
+        <w:t xml:space="preserve"> &amp;&amp; (</w:t>
+      </w:r>
+    </w:p>
+    <w:p>
+      <w:pPr>
+        <w:tabs>
+          <w:tab w:val="left" w:pos="821"/>
+          <w:tab w:val="right" w:leader="dot" w:pos="9440"/>
+        </w:tabs>
+        <w:spacing w:line="360" w:lineRule="auto"/>
+        <w:rPr>
+          <w:rFonts w:ascii="Times New Roman" w:eastAsia="Times New Roman" w:hAnsi="Times New Roman" w:cs="Times New Roman"/>
+          <w:sz w:val="24"/>
+          <w:szCs w:val="24"/>
+          <w:lang w:val="en-IN"/>
+        </w:rPr>
+      </w:pPr>
+      <w:r>
+        <w:rPr>
+          <w:rFonts w:ascii="Times New Roman" w:eastAsia="Times New Roman" w:hAnsi="Times New Roman" w:cs="Times New Roman"/>
+          <w:sz w:val="24"/>
+          <w:szCs w:val="24"/>
+          <w:lang w:val="en-IN"/>
+        </w:rPr>
+        <w:t xml:space="preserve">            &lt;div key={`home-${p.</w:t>
+      </w:r>
+      <w:proofErr w:type="gramStart"/>
+      <w:r>
+        <w:rPr>
+          <w:rFonts w:ascii="Times New Roman" w:eastAsia="Times New Roman" w:hAnsi="Times New Roman" w:cs="Times New Roman"/>
+          <w:sz w:val="24"/>
+          <w:szCs w:val="24"/>
+          <w:lang w:val="en-IN"/>
+        </w:rPr>
+        <w:t>id}`</w:t>
+      </w:r>
+      <w:proofErr w:type="gramEnd"/>
+      <w:r>
+        <w:rPr>
+          <w:rFonts w:ascii="Times New Roman" w:eastAsia="Times New Roman" w:hAnsi="Times New Roman" w:cs="Times New Roman"/>
+          <w:sz w:val="24"/>
+          <w:szCs w:val="24"/>
+          <w:lang w:val="en-IN"/>
+        </w:rPr>
+        <w:t xml:space="preserve">} </w:t>
+      </w:r>
+      <w:proofErr w:type="spellStart"/>
+      <w:r>
+        <w:rPr>
+          <w:rFonts w:ascii="Times New Roman" w:eastAsia="Times New Roman" w:hAnsi="Times New Roman" w:cs="Times New Roman"/>
+          <w:sz w:val="24"/>
+          <w:szCs w:val="24"/>
+          <w:lang w:val="en-IN"/>
+        </w:rPr>
+        <w:t>className</w:t>
+      </w:r>
+      <w:proofErr w:type="spellEnd"/>
+      <w:r>
+        <w:rPr>
+          <w:rFonts w:ascii="Times New Roman" w:eastAsia="Times New Roman" w:hAnsi="Times New Roman" w:cs="Times New Roman"/>
+          <w:sz w:val="24"/>
+          <w:szCs w:val="24"/>
+          <w:lang w:val="en-IN"/>
+        </w:rPr>
+        <w:t>="home-marker" style</w:t>
+      </w:r>
+      <w:proofErr w:type="gramStart"/>
+      <w:r>
+        <w:rPr>
+          <w:rFonts w:ascii="Times New Roman" w:eastAsia="Times New Roman" w:hAnsi="Times New Roman" w:cs="Times New Roman"/>
+          <w:sz w:val="24"/>
+          <w:szCs w:val="24"/>
+          <w:lang w:val="en-IN"/>
+        </w:rPr>
+        <w:t xml:space="preserve">={{ </w:t>
+      </w:r>
+      <w:proofErr w:type="spellStart"/>
+      <w:r>
+        <w:rPr>
+          <w:rFonts w:ascii="Times New Roman" w:eastAsia="Times New Roman" w:hAnsi="Times New Roman" w:cs="Times New Roman"/>
+          <w:sz w:val="24"/>
+          <w:szCs w:val="24"/>
+          <w:lang w:val="en-IN"/>
+        </w:rPr>
+        <w:t>borderColor</w:t>
+      </w:r>
+      <w:proofErr w:type="spellEnd"/>
+      <w:proofErr w:type="gramEnd"/>
+      <w:r>
+        <w:rPr>
+          <w:rFonts w:ascii="Times New Roman" w:eastAsia="Times New Roman" w:hAnsi="Times New Roman" w:cs="Times New Roman"/>
+          <w:sz w:val="24"/>
+          <w:szCs w:val="24"/>
+          <w:lang w:val="en-IN"/>
+        </w:rPr>
+        <w:t xml:space="preserve">: </w:t>
+      </w:r>
+      <w:proofErr w:type="spellStart"/>
+      <w:proofErr w:type="gramStart"/>
+      <w:r>
+        <w:rPr>
+          <w:rFonts w:ascii="Times New Roman" w:eastAsia="Times New Roman" w:hAnsi="Times New Roman" w:cs="Times New Roman"/>
+          <w:sz w:val="24"/>
+          <w:szCs w:val="24"/>
+          <w:lang w:val="en-IN"/>
+        </w:rPr>
+        <w:t>p.color</w:t>
+      </w:r>
+      <w:proofErr w:type="spellEnd"/>
+      <w:proofErr w:type="gramEnd"/>
+      <w:r>
+        <w:rPr>
+          <w:rFonts w:ascii="Times New Roman" w:eastAsia="Times New Roman" w:hAnsi="Times New Roman" w:cs="Times New Roman"/>
+          <w:sz w:val="24"/>
+          <w:szCs w:val="24"/>
+          <w:lang w:val="en-IN"/>
+        </w:rPr>
+        <w:t xml:space="preserve"> }}&gt;&lt;/div&gt;</w:t>
+      </w:r>
+    </w:p>
+    <w:p>
+      <w:pPr>
+        <w:tabs>
+          <w:tab w:val="left" w:pos="821"/>
+          <w:tab w:val="right" w:leader="dot" w:pos="9440"/>
+        </w:tabs>
+        <w:spacing w:line="360" w:lineRule="auto"/>
+        <w:rPr>
+          <w:rFonts w:ascii="Times New Roman" w:eastAsia="Times New Roman" w:hAnsi="Times New Roman" w:cs="Times New Roman"/>
+          <w:sz w:val="24"/>
+          <w:szCs w:val="24"/>
+          <w:lang w:val="en-IN"/>
+        </w:rPr>
+      </w:pPr>
+      <w:r>
+        <w:rPr>
+          <w:rFonts w:ascii="Times New Roman" w:eastAsia="Times New Roman" w:hAnsi="Times New Roman" w:cs="Times New Roman"/>
+          <w:sz w:val="24"/>
+          <w:szCs w:val="24"/>
+          <w:lang w:val="en-IN"/>
+        </w:rPr>
+        <w:t xml:space="preserve">          ))}</w:t>
+      </w:r>
+    </w:p>
+    <w:p>
+      <w:pPr>
+        <w:tabs>
+          <w:tab w:val="left" w:pos="821"/>
+          <w:tab w:val="right" w:leader="dot" w:pos="9440"/>
+        </w:tabs>
+        <w:spacing w:line="360" w:lineRule="auto"/>
+        <w:rPr>
+          <w:rFonts w:ascii="Times New Roman" w:eastAsia="Times New Roman" w:hAnsi="Times New Roman" w:cs="Times New Roman"/>
+          <w:sz w:val="24"/>
+          <w:szCs w:val="24"/>
+          <w:lang w:val="en-IN"/>
+        </w:rPr>
+      </w:pPr>
+      <w:r>
+        <w:rPr>
+          <w:rFonts w:ascii="Times New Roman" w:eastAsia="Times New Roman" w:hAnsi="Times New Roman" w:cs="Times New Roman"/>
+          <w:sz w:val="24"/>
+          <w:szCs w:val="24"/>
+          <w:lang w:val="en-IN"/>
+        </w:rPr>
+        <w:t xml:space="preserve">        &lt;/div&gt;</w:t>
+      </w:r>
+    </w:p>
+    <w:p>
+      <w:pPr>
+        <w:tabs>
+          <w:tab w:val="left" w:pos="821"/>
+          <w:tab w:val="right" w:leader="dot" w:pos="9440"/>
+        </w:tabs>
+        <w:spacing w:line="360" w:lineRule="auto"/>
+        <w:rPr>
+          <w:rFonts w:ascii="Times New Roman" w:eastAsia="Times New Roman" w:hAnsi="Times New Roman" w:cs="Times New Roman"/>
+          <w:sz w:val="24"/>
+          <w:szCs w:val="24"/>
+          <w:lang w:val="en-IN"/>
+        </w:rPr>
+      </w:pPr>
+      <w:r>
+        <w:rPr>
+          <w:rFonts w:ascii="Times New Roman" w:eastAsia="Times New Roman" w:hAnsi="Times New Roman" w:cs="Times New Roman"/>
+          <w:sz w:val="24"/>
+          <w:szCs w:val="24"/>
+          <w:lang w:val="en-IN"/>
+        </w:rPr>
+        <w:t xml:space="preserve">      ))}</w:t>
+      </w:r>
+    </w:p>
+    <w:p>
+      <w:pPr>
+        <w:tabs>
+          <w:tab w:val="left" w:pos="821"/>
+          <w:tab w:val="right" w:leader="dot" w:pos="9440"/>
+        </w:tabs>
+        <w:spacing w:line="360" w:lineRule="auto"/>
+        <w:rPr>
+          <w:rFonts w:ascii="Times New Roman" w:eastAsia="Times New Roman" w:hAnsi="Times New Roman" w:cs="Times New Roman"/>
+          <w:sz w:val="24"/>
+          <w:szCs w:val="24"/>
+          <w:lang w:val="en-IN"/>
+        </w:rPr>
+      </w:pPr>
+      <w:r>
+        <w:rPr>
+          <w:rFonts w:ascii="Times New Roman" w:eastAsia="Times New Roman" w:hAnsi="Times New Roman" w:cs="Times New Roman"/>
+          <w:sz w:val="24"/>
+          <w:szCs w:val="24"/>
+          <w:lang w:val="en-IN"/>
+        </w:rPr>
+        <w:t xml:space="preserve">    &lt;/div&gt;</w:t>
+      </w:r>
+    </w:p>
+    <w:p>
+      <w:pPr>
+        <w:tabs>
+          <w:tab w:val="left" w:pos="821"/>
+          <w:tab w:val="right" w:leader="dot" w:pos="9440"/>
+        </w:tabs>
+        <w:spacing w:line="360" w:lineRule="auto"/>
+        <w:rPr>
+          <w:rFonts w:ascii="Times New Roman" w:eastAsia="Times New Roman" w:hAnsi="Times New Roman" w:cs="Times New Roman"/>
+          <w:sz w:val="24"/>
+          <w:szCs w:val="24"/>
+          <w:lang w:val="en-IN"/>
+        </w:rPr>
+      </w:pPr>
+      <w:r>
+        <w:rPr>
+          <w:rFonts w:ascii="Times New Roman" w:eastAsia="Times New Roman" w:hAnsi="Times New Roman" w:cs="Times New Roman"/>
+          <w:sz w:val="24"/>
+          <w:szCs w:val="24"/>
+          <w:lang w:val="en-IN"/>
+        </w:rPr>
+        <w:t xml:space="preserve">  );</w:t>
+      </w:r>
+    </w:p>
+    <w:p>
+      <w:pPr>
+        <w:tabs>
+          <w:tab w:val="left" w:pos="821"/>
+          <w:tab w:val="right" w:leader="dot" w:pos="9440"/>
+        </w:tabs>
+        <w:spacing w:line="360" w:lineRule="auto"/>
+        <w:rPr>
+          <w:rFonts w:ascii="Times New Roman" w:eastAsia="Times New Roman" w:hAnsi="Times New Roman" w:cs="Times New Roman"/>
+          <w:sz w:val="24"/>
+          <w:szCs w:val="24"/>
+          <w:lang w:val="en-IN"/>
+        </w:rPr>
+      </w:pPr>
+      <w:r>
+        <w:rPr>
+          <w:rFonts w:ascii="Times New Roman" w:eastAsia="Times New Roman" w:hAnsi="Times New Roman" w:cs="Times New Roman"/>
+          <w:sz w:val="24"/>
+          <w:szCs w:val="24"/>
+          <w:lang w:val="en-IN"/>
+        </w:rPr>
+        <w:t>};</w:t>
+      </w:r>
+    </w:p>
+    <w:p>
+      <w:pPr>
+        <w:tabs>
+          <w:tab w:val="left" w:pos="821"/>
+          <w:tab w:val="right" w:leader="dot" w:pos="9440"/>
+        </w:tabs>
+        <w:spacing w:line="360" w:lineRule="auto"/>
+        <w:jc w:val="center"/>
+        <w:rPr>
+          <w:rFonts w:ascii="Times New Roman" w:eastAsia="Times New Roman" w:hAnsi="Times New Roman" w:cs="Times New Roman"/>
+          <w:sz w:val="24"/>
+          <w:szCs w:val="24"/>
+          <w:lang w:val="en-IN"/>
+        </w:rPr>
+      </w:pPr>
+    </w:p>
+    <w:p>
+      <w:pPr>
+        <w:tabs>
+          <w:tab w:val="left" w:pos="821"/>
+          <w:tab w:val="right" w:leader="dot" w:pos="9440"/>
+        </w:tabs>
+        <w:spacing w:line="360" w:lineRule="auto"/>
+        <w:jc w:val="both"/>
+        <w:rPr>
+          <w:rFonts w:ascii="Times New Roman" w:eastAsia="Times New Roman" w:hAnsi="Times New Roman" w:cs="Times New Roman"/>
+          <w:b/>
+          <w:bCs/>
+          <w:sz w:val="24"/>
+          <w:szCs w:val="24"/>
+          <w:lang w:val="en-IN"/>
+        </w:rPr>
+      </w:pPr>
+      <w:r>
+        <w:rPr>
+          <w:rFonts w:ascii="Times New Roman" w:eastAsia="Times New Roman" w:hAnsi="Times New Roman" w:cs="Times New Roman"/>
+          <w:b/>
+          <w:bCs/>
+          <w:sz w:val="24"/>
+          <w:szCs w:val="24"/>
+          <w:lang w:val="en-IN"/>
+        </w:rPr>
+        <w:t>Technique Used:</w:t>
+      </w:r>
+    </w:p>
+    <w:p>
+      <w:pPr>
+        <w:numPr>
+          <w:ilvl w:val="0"/>
+          <w:numId w:val="55"/>
+        </w:numPr>
+        <w:tabs>
+          <w:tab w:val="left" w:pos="821"/>
+          <w:tab w:val="right" w:leader="dot" w:pos="9440"/>
+        </w:tabs>
+        <w:spacing w:line="360" w:lineRule="auto"/>
+        <w:jc w:val="both"/>
+        <w:rPr>
+          <w:rFonts w:ascii="Times New Roman" w:eastAsia="Times New Roman" w:hAnsi="Times New Roman" w:cs="Times New Roman"/>
+          <w:sz w:val="24"/>
+          <w:szCs w:val="24"/>
+          <w:lang w:val="en-IN"/>
+        </w:rPr>
+      </w:pPr>
+      <w:r>
+        <w:rPr>
+          <w:rFonts w:ascii="Times New Roman" w:eastAsia="Times New Roman" w:hAnsi="Times New Roman" w:cs="Times New Roman"/>
+          <w:sz w:val="24"/>
+          <w:szCs w:val="24"/>
+          <w:lang w:val="en-IN"/>
+        </w:rPr>
+        <w:t xml:space="preserve">Component-Based Design </w:t>
+      </w:r>
+    </w:p>
+    <w:p>
+      <w:pPr>
+        <w:numPr>
+          <w:ilvl w:val="0"/>
+          <w:numId w:val="55"/>
+        </w:numPr>
+        <w:tabs>
+          <w:tab w:val="left" w:pos="821"/>
+          <w:tab w:val="right" w:leader="dot" w:pos="9440"/>
+        </w:tabs>
+        <w:spacing w:line="360" w:lineRule="auto"/>
+        <w:jc w:val="both"/>
+        <w:rPr>
+          <w:rFonts w:ascii="Times New Roman" w:eastAsia="Times New Roman" w:hAnsi="Times New Roman" w:cs="Times New Roman"/>
+          <w:sz w:val="24"/>
+          <w:szCs w:val="24"/>
+          <w:lang w:val="en-IN"/>
+        </w:rPr>
+      </w:pPr>
+      <w:r>
+        <w:rPr>
+          <w:rFonts w:ascii="Times New Roman" w:eastAsia="Times New Roman" w:hAnsi="Times New Roman" w:cs="Times New Roman"/>
+          <w:sz w:val="24"/>
+          <w:szCs w:val="24"/>
+          <w:lang w:val="en-IN"/>
+        </w:rPr>
+        <w:t>Event Handling (</w:t>
+      </w:r>
+      <w:proofErr w:type="spellStart"/>
+      <w:r>
+        <w:rPr>
+          <w:rFonts w:ascii="Times New Roman" w:eastAsia="Times New Roman" w:hAnsi="Times New Roman" w:cs="Times New Roman"/>
+          <w:sz w:val="24"/>
+          <w:szCs w:val="24"/>
+          <w:lang w:val="en-IN"/>
+        </w:rPr>
+        <w:t>onClick</w:t>
+      </w:r>
+      <w:proofErr w:type="spellEnd"/>
+      <w:r>
+        <w:rPr>
+          <w:rFonts w:ascii="Times New Roman" w:eastAsia="Times New Roman" w:hAnsi="Times New Roman" w:cs="Times New Roman"/>
+          <w:sz w:val="24"/>
+          <w:szCs w:val="24"/>
+          <w:lang w:val="en-IN"/>
+        </w:rPr>
+        <w:t xml:space="preserve"> for dice roll) </w:t>
+      </w:r>
+    </w:p>
+    <w:p>
+      <w:pPr>
+        <w:numPr>
+          <w:ilvl w:val="0"/>
+          <w:numId w:val="55"/>
+        </w:numPr>
+        <w:tabs>
+          <w:tab w:val="left" w:pos="821"/>
+          <w:tab w:val="right" w:leader="dot" w:pos="9440"/>
+        </w:tabs>
+        <w:spacing w:line="360" w:lineRule="auto"/>
+        <w:jc w:val="both"/>
+        <w:rPr>
+          <w:rFonts w:ascii="Times New Roman" w:eastAsia="Times New Roman" w:hAnsi="Times New Roman" w:cs="Times New Roman"/>
+          <w:sz w:val="24"/>
+          <w:szCs w:val="24"/>
+          <w:lang w:val="en-IN"/>
+        </w:rPr>
+      </w:pPr>
+      <w:r>
+        <w:rPr>
+          <w:rFonts w:ascii="Times New Roman" w:eastAsia="Times New Roman" w:hAnsi="Times New Roman" w:cs="Times New Roman"/>
+          <w:sz w:val="24"/>
+          <w:szCs w:val="24"/>
+          <w:lang w:val="en-IN"/>
+        </w:rPr>
+        <w:t xml:space="preserve">State Management using React Hooks </w:t>
+      </w:r>
+    </w:p>
+    <w:p>
+      <w:pPr>
+        <w:tabs>
+          <w:tab w:val="left" w:pos="821"/>
+          <w:tab w:val="right" w:leader="dot" w:pos="9440"/>
+        </w:tabs>
+        <w:spacing w:line="360" w:lineRule="auto"/>
+        <w:jc w:val="both"/>
+        <w:rPr>
+          <w:rFonts w:ascii="Times New Roman" w:eastAsia="Times New Roman" w:hAnsi="Times New Roman" w:cs="Times New Roman"/>
+          <w:b/>
+          <w:bCs/>
+          <w:sz w:val="24"/>
+          <w:szCs w:val="24"/>
+          <w:lang w:val="en-IN"/>
+        </w:rPr>
+      </w:pPr>
+      <w:r>
+        <w:rPr>
+          <w:rFonts w:ascii="Times New Roman" w:eastAsia="Times New Roman" w:hAnsi="Times New Roman" w:cs="Times New Roman"/>
+          <w:b/>
+          <w:bCs/>
+          <w:sz w:val="24"/>
+          <w:szCs w:val="24"/>
+          <w:lang w:val="en-IN"/>
+        </w:rPr>
+        <w:t>3.2 DATA COLLECTION PROCESS</w:t>
+      </w:r>
+    </w:p>
+    <w:p>
+      <w:pPr>
+        <w:tabs>
+          <w:tab w:val="left" w:pos="821"/>
+          <w:tab w:val="right" w:leader="dot" w:pos="9440"/>
+        </w:tabs>
+        <w:spacing w:line="360" w:lineRule="auto"/>
+        <w:jc w:val="both"/>
+        <w:rPr>
+          <w:rFonts w:ascii="Times New Roman" w:eastAsia="Times New Roman" w:hAnsi="Times New Roman" w:cs="Times New Roman"/>
+          <w:sz w:val="24"/>
+          <w:szCs w:val="24"/>
+          <w:lang w:val="en-IN"/>
+        </w:rPr>
+      </w:pPr>
+      <w:r>
+        <w:rPr>
+          <w:rFonts w:ascii="Times New Roman" w:eastAsia="Times New Roman" w:hAnsi="Times New Roman" w:cs="Times New Roman"/>
+          <w:sz w:val="24"/>
+          <w:szCs w:val="24"/>
+          <w:lang w:val="en-IN"/>
+        </w:rPr>
+        <w:t>Since this is a game-based application, no external data collection is required.</w:t>
+      </w:r>
+    </w:p>
+    <w:p>
+      <w:pPr>
+        <w:tabs>
+          <w:tab w:val="left" w:pos="821"/>
+          <w:tab w:val="right" w:leader="dot" w:pos="9440"/>
+        </w:tabs>
+        <w:spacing w:line="360" w:lineRule="auto"/>
+        <w:jc w:val="both"/>
+        <w:rPr>
+          <w:rFonts w:ascii="Times New Roman" w:eastAsia="Times New Roman" w:hAnsi="Times New Roman" w:cs="Times New Roman"/>
+          <w:sz w:val="24"/>
+          <w:szCs w:val="24"/>
+          <w:lang w:val="en-IN"/>
+        </w:rPr>
+      </w:pPr>
+      <w:r>
+        <w:rPr>
+          <w:rFonts w:ascii="Times New Roman" w:eastAsia="Times New Roman" w:hAnsi="Times New Roman" w:cs="Times New Roman"/>
+          <w:sz w:val="24"/>
+          <w:szCs w:val="24"/>
+          <w:lang w:val="en-IN"/>
+        </w:rPr>
+        <w:lastRenderedPageBreak/>
+        <w:t>All data used in the system is:</w:t>
+      </w:r>
+    </w:p>
+    <w:p>
+      <w:pPr>
+        <w:numPr>
+          <w:ilvl w:val="0"/>
+          <w:numId w:val="56"/>
+        </w:numPr>
+        <w:tabs>
+          <w:tab w:val="left" w:pos="821"/>
+          <w:tab w:val="right" w:leader="dot" w:pos="9440"/>
+        </w:tabs>
+        <w:spacing w:line="360" w:lineRule="auto"/>
+        <w:jc w:val="both"/>
+        <w:rPr>
+          <w:rFonts w:ascii="Times New Roman" w:eastAsia="Times New Roman" w:hAnsi="Times New Roman" w:cs="Times New Roman"/>
+          <w:sz w:val="24"/>
+          <w:szCs w:val="24"/>
+          <w:lang w:val="en-IN"/>
+        </w:rPr>
+      </w:pPr>
+      <w:r>
+        <w:rPr>
+          <w:rFonts w:ascii="Times New Roman" w:eastAsia="Times New Roman" w:hAnsi="Times New Roman" w:cs="Times New Roman"/>
+          <w:sz w:val="24"/>
+          <w:szCs w:val="24"/>
+          <w:lang w:val="en-IN"/>
+        </w:rPr>
+        <w:t xml:space="preserve">Generated internally (dice values using random function) </w:t>
+      </w:r>
+    </w:p>
+    <w:p>
+      <w:pPr>
+        <w:numPr>
+          <w:ilvl w:val="0"/>
+          <w:numId w:val="56"/>
+        </w:numPr>
+        <w:tabs>
+          <w:tab w:val="left" w:pos="821"/>
+          <w:tab w:val="right" w:leader="dot" w:pos="9440"/>
+        </w:tabs>
+        <w:spacing w:line="360" w:lineRule="auto"/>
+        <w:jc w:val="both"/>
+        <w:rPr>
+          <w:rFonts w:ascii="Times New Roman" w:eastAsia="Times New Roman" w:hAnsi="Times New Roman" w:cs="Times New Roman"/>
+          <w:sz w:val="24"/>
+          <w:szCs w:val="24"/>
+          <w:lang w:val="en-IN"/>
+        </w:rPr>
+      </w:pPr>
+      <w:r>
+        <w:rPr>
+          <w:rFonts w:ascii="Times New Roman" w:eastAsia="Times New Roman" w:hAnsi="Times New Roman" w:cs="Times New Roman"/>
+          <w:sz w:val="24"/>
+          <w:szCs w:val="24"/>
+          <w:lang w:val="en-IN"/>
+        </w:rPr>
+        <w:t xml:space="preserve">Stored temporarily using React state </w:t>
+      </w:r>
+    </w:p>
+    <w:p>
+      <w:pPr>
+        <w:numPr>
+          <w:ilvl w:val="0"/>
+          <w:numId w:val="56"/>
+        </w:numPr>
+        <w:tabs>
+          <w:tab w:val="left" w:pos="821"/>
+          <w:tab w:val="right" w:leader="dot" w:pos="9440"/>
+        </w:tabs>
+        <w:spacing w:line="360" w:lineRule="auto"/>
+        <w:jc w:val="both"/>
+        <w:rPr>
+          <w:rFonts w:ascii="Times New Roman" w:eastAsia="Times New Roman" w:hAnsi="Times New Roman" w:cs="Times New Roman"/>
+          <w:sz w:val="24"/>
+          <w:szCs w:val="24"/>
+          <w:lang w:val="en-IN"/>
+        </w:rPr>
+      </w:pPr>
+      <w:r>
+        <w:rPr>
+          <w:rFonts w:ascii="Times New Roman" w:eastAsia="Times New Roman" w:hAnsi="Times New Roman" w:cs="Times New Roman"/>
+          <w:sz w:val="24"/>
+          <w:szCs w:val="24"/>
+          <w:lang w:val="en-IN"/>
+        </w:rPr>
+        <w:t xml:space="preserve">Reset after game completion </w:t>
+      </w:r>
+    </w:p>
+    <w:p>
+      <w:pPr>
+        <w:tabs>
+          <w:tab w:val="left" w:pos="821"/>
+          <w:tab w:val="right" w:leader="dot" w:pos="9440"/>
+        </w:tabs>
+        <w:spacing w:line="360" w:lineRule="auto"/>
+        <w:jc w:val="both"/>
+        <w:rPr>
+          <w:rFonts w:ascii="Times New Roman" w:eastAsia="Times New Roman" w:hAnsi="Times New Roman" w:cs="Times New Roman"/>
+          <w:sz w:val="24"/>
+          <w:szCs w:val="24"/>
+          <w:lang w:val="en-IN"/>
+        </w:rPr>
+      </w:pPr>
+      <w:r>
+        <w:rPr>
+          <w:rFonts w:ascii="Times New Roman" w:eastAsia="Times New Roman" w:hAnsi="Times New Roman" w:cs="Times New Roman"/>
+          <w:sz w:val="24"/>
+          <w:szCs w:val="24"/>
+          <w:lang w:val="en-IN"/>
+        </w:rPr>
+        <w:t>Thus, the system does not depend on any database or external API.</w:t>
+      </w:r>
+    </w:p>
+    <w:p>
+      <w:pPr>
+        <w:tabs>
+          <w:tab w:val="left" w:pos="821"/>
+          <w:tab w:val="right" w:leader="dot" w:pos="9440"/>
+        </w:tabs>
+        <w:spacing w:line="360" w:lineRule="auto"/>
+        <w:jc w:val="both"/>
+        <w:rPr>
+          <w:rFonts w:ascii="Times New Roman" w:eastAsia="Times New Roman" w:hAnsi="Times New Roman" w:cs="Times New Roman"/>
+          <w:b/>
+          <w:bCs/>
+          <w:sz w:val="24"/>
+          <w:szCs w:val="24"/>
+          <w:lang w:val="en-IN"/>
+        </w:rPr>
+      </w:pPr>
+      <w:r>
+        <w:rPr>
+          <w:rFonts w:ascii="Times New Roman" w:eastAsia="Times New Roman" w:hAnsi="Times New Roman" w:cs="Times New Roman"/>
+          <w:b/>
+          <w:bCs/>
+          <w:sz w:val="24"/>
+          <w:szCs w:val="24"/>
+          <w:lang w:val="en-IN"/>
+        </w:rPr>
+        <w:t>3.3 CORE MODULE IMPLEMENTATION</w:t>
+      </w:r>
+    </w:p>
+    <w:p>
+      <w:pPr>
+        <w:tabs>
+          <w:tab w:val="left" w:pos="821"/>
+          <w:tab w:val="right" w:leader="dot" w:pos="9440"/>
+        </w:tabs>
+        <w:spacing w:line="360" w:lineRule="auto"/>
+        <w:jc w:val="both"/>
+        <w:rPr>
+          <w:rFonts w:ascii="Times New Roman" w:eastAsia="Times New Roman" w:hAnsi="Times New Roman" w:cs="Times New Roman"/>
+          <w:sz w:val="24"/>
+          <w:szCs w:val="24"/>
+          <w:lang w:val="en-IN"/>
+        </w:rPr>
+      </w:pPr>
+      <w:r>
+        <w:rPr>
+          <w:rFonts w:ascii="Times New Roman" w:eastAsia="Times New Roman" w:hAnsi="Times New Roman" w:cs="Times New Roman"/>
+          <w:sz w:val="24"/>
+          <w:szCs w:val="24"/>
+          <w:lang w:val="en-IN"/>
+        </w:rPr>
+        <w:t>The system is divided into the following modules:</w:t>
+      </w:r>
+    </w:p>
+    <w:p>
+      <w:pPr>
+        <w:tabs>
+          <w:tab w:val="left" w:pos="821"/>
+          <w:tab w:val="right" w:leader="dot" w:pos="9440"/>
+        </w:tabs>
+        <w:spacing w:line="360" w:lineRule="auto"/>
+        <w:jc w:val="both"/>
+        <w:rPr>
+          <w:rFonts w:ascii="Times New Roman" w:eastAsia="Times New Roman" w:hAnsi="Times New Roman" w:cs="Times New Roman"/>
+          <w:b/>
+          <w:bCs/>
+          <w:sz w:val="24"/>
+          <w:szCs w:val="24"/>
+          <w:lang w:val="en-IN"/>
+        </w:rPr>
+      </w:pPr>
+      <w:r>
+        <w:rPr>
+          <w:rFonts w:ascii="Times New Roman" w:eastAsia="Times New Roman" w:hAnsi="Times New Roman" w:cs="Times New Roman"/>
+          <w:b/>
+          <w:bCs/>
+          <w:sz w:val="24"/>
+          <w:szCs w:val="24"/>
+          <w:lang w:val="en-IN"/>
+        </w:rPr>
+        <w:t>1. Game Board Module</w:t>
+      </w:r>
+    </w:p>
+    <w:p>
+      <w:pPr>
+        <w:numPr>
+          <w:ilvl w:val="0"/>
+          <w:numId w:val="57"/>
+        </w:numPr>
+        <w:tabs>
+          <w:tab w:val="left" w:pos="821"/>
+          <w:tab w:val="right" w:leader="dot" w:pos="9440"/>
+        </w:tabs>
+        <w:spacing w:line="360" w:lineRule="auto"/>
+        <w:jc w:val="both"/>
+        <w:rPr>
+          <w:rFonts w:ascii="Times New Roman" w:eastAsia="Times New Roman" w:hAnsi="Times New Roman" w:cs="Times New Roman"/>
+          <w:sz w:val="24"/>
+          <w:szCs w:val="24"/>
+          <w:lang w:val="en-IN"/>
+        </w:rPr>
+      </w:pPr>
+      <w:r>
+        <w:rPr>
+          <w:rFonts w:ascii="Times New Roman" w:eastAsia="Times New Roman" w:hAnsi="Times New Roman" w:cs="Times New Roman"/>
+          <w:sz w:val="24"/>
+          <w:szCs w:val="24"/>
+          <w:lang w:val="en-IN"/>
+        </w:rPr>
+        <w:t xml:space="preserve">Displays 4×4 grid </w:t>
+      </w:r>
+    </w:p>
+    <w:p>
+      <w:pPr>
+        <w:numPr>
+          <w:ilvl w:val="0"/>
+          <w:numId w:val="57"/>
+        </w:numPr>
+        <w:tabs>
+          <w:tab w:val="left" w:pos="821"/>
+          <w:tab w:val="right" w:leader="dot" w:pos="9440"/>
+        </w:tabs>
+        <w:spacing w:line="360" w:lineRule="auto"/>
+        <w:jc w:val="both"/>
+        <w:rPr>
+          <w:rFonts w:ascii="Times New Roman" w:eastAsia="Times New Roman" w:hAnsi="Times New Roman" w:cs="Times New Roman"/>
+          <w:sz w:val="24"/>
+          <w:szCs w:val="24"/>
+          <w:lang w:val="en-IN"/>
+        </w:rPr>
+      </w:pPr>
+      <w:r>
+        <w:rPr>
+          <w:rFonts w:ascii="Times New Roman" w:eastAsia="Times New Roman" w:hAnsi="Times New Roman" w:cs="Times New Roman"/>
+          <w:sz w:val="24"/>
+          <w:szCs w:val="24"/>
+          <w:lang w:val="en-IN"/>
+        </w:rPr>
+        <w:t xml:space="preserve">Handles layout using CSS Grid </w:t>
+      </w:r>
+    </w:p>
+    <w:p>
+      <w:pPr>
+        <w:tabs>
+          <w:tab w:val="left" w:pos="821"/>
+          <w:tab w:val="right" w:leader="dot" w:pos="9440"/>
+        </w:tabs>
+        <w:spacing w:line="360" w:lineRule="auto"/>
+        <w:jc w:val="both"/>
+        <w:rPr>
+          <w:rFonts w:ascii="Times New Roman" w:eastAsia="Times New Roman" w:hAnsi="Times New Roman" w:cs="Times New Roman"/>
+          <w:b/>
+          <w:bCs/>
+          <w:sz w:val="24"/>
+          <w:szCs w:val="24"/>
+          <w:lang w:val="en-IN"/>
+        </w:rPr>
+      </w:pPr>
+      <w:r>
+        <w:rPr>
+          <w:rFonts w:ascii="Times New Roman" w:eastAsia="Times New Roman" w:hAnsi="Times New Roman" w:cs="Times New Roman"/>
+          <w:b/>
+          <w:bCs/>
+          <w:sz w:val="24"/>
+          <w:szCs w:val="24"/>
+          <w:lang w:val="en-IN"/>
+        </w:rPr>
+        <w:t>2. Dice Module</w:t>
+      </w:r>
+    </w:p>
+    <w:p>
+      <w:pPr>
+        <w:numPr>
+          <w:ilvl w:val="0"/>
+          <w:numId w:val="58"/>
+        </w:numPr>
+        <w:tabs>
+          <w:tab w:val="left" w:pos="821"/>
+          <w:tab w:val="right" w:leader="dot" w:pos="9440"/>
+        </w:tabs>
+        <w:spacing w:line="360" w:lineRule="auto"/>
+        <w:jc w:val="both"/>
+        <w:rPr>
+          <w:rFonts w:ascii="Times New Roman" w:eastAsia="Times New Roman" w:hAnsi="Times New Roman" w:cs="Times New Roman"/>
+          <w:sz w:val="24"/>
+          <w:szCs w:val="24"/>
+          <w:lang w:val="en-IN"/>
+        </w:rPr>
+      </w:pPr>
+      <w:r>
+        <w:rPr>
+          <w:rFonts w:ascii="Times New Roman" w:eastAsia="Times New Roman" w:hAnsi="Times New Roman" w:cs="Times New Roman"/>
+          <w:sz w:val="24"/>
+          <w:szCs w:val="24"/>
+          <w:lang w:val="en-IN"/>
+        </w:rPr>
+        <w:t xml:space="preserve">Generates random number (1–6) </w:t>
+      </w:r>
+    </w:p>
+    <w:p>
+      <w:pPr>
+        <w:numPr>
+          <w:ilvl w:val="0"/>
+          <w:numId w:val="58"/>
+        </w:numPr>
+        <w:tabs>
+          <w:tab w:val="left" w:pos="821"/>
+          <w:tab w:val="right" w:leader="dot" w:pos="9440"/>
+        </w:tabs>
+        <w:spacing w:line="360" w:lineRule="auto"/>
+        <w:jc w:val="both"/>
+        <w:rPr>
+          <w:rFonts w:ascii="Times New Roman" w:eastAsia="Times New Roman" w:hAnsi="Times New Roman" w:cs="Times New Roman"/>
+          <w:sz w:val="24"/>
+          <w:szCs w:val="24"/>
+          <w:lang w:val="en-IN"/>
+        </w:rPr>
+      </w:pPr>
+      <w:r>
+        <w:rPr>
+          <w:rFonts w:ascii="Times New Roman" w:eastAsia="Times New Roman" w:hAnsi="Times New Roman" w:cs="Times New Roman"/>
+          <w:sz w:val="24"/>
+          <w:szCs w:val="24"/>
+          <w:lang w:val="en-IN"/>
+        </w:rPr>
+        <w:t xml:space="preserve">Triggered by user click </w:t>
+      </w:r>
+    </w:p>
+    <w:p>
+      <w:pPr>
+        <w:tabs>
+          <w:tab w:val="left" w:pos="821"/>
+          <w:tab w:val="right" w:leader="dot" w:pos="9440"/>
+        </w:tabs>
+        <w:spacing w:line="360" w:lineRule="auto"/>
+        <w:jc w:val="both"/>
+        <w:rPr>
+          <w:rFonts w:ascii="Times New Roman" w:eastAsia="Times New Roman" w:hAnsi="Times New Roman" w:cs="Times New Roman"/>
+          <w:b/>
+          <w:bCs/>
+          <w:sz w:val="24"/>
+          <w:szCs w:val="24"/>
+          <w:lang w:val="en-IN"/>
+        </w:rPr>
+      </w:pPr>
+      <w:r>
+        <w:rPr>
+          <w:rFonts w:ascii="Times New Roman" w:eastAsia="Times New Roman" w:hAnsi="Times New Roman" w:cs="Times New Roman"/>
+          <w:b/>
+          <w:bCs/>
+          <w:sz w:val="24"/>
+          <w:szCs w:val="24"/>
+          <w:lang w:val="en-IN"/>
+        </w:rPr>
+        <w:t>3. Player Module</w:t>
+      </w:r>
+    </w:p>
+    <w:p>
+      <w:pPr>
+        <w:numPr>
+          <w:ilvl w:val="0"/>
+          <w:numId w:val="59"/>
+        </w:numPr>
+        <w:tabs>
+          <w:tab w:val="left" w:pos="821"/>
+          <w:tab w:val="right" w:leader="dot" w:pos="9440"/>
+        </w:tabs>
+        <w:spacing w:line="360" w:lineRule="auto"/>
+        <w:jc w:val="both"/>
+        <w:rPr>
+          <w:rFonts w:ascii="Times New Roman" w:eastAsia="Times New Roman" w:hAnsi="Times New Roman" w:cs="Times New Roman"/>
+          <w:sz w:val="24"/>
+          <w:szCs w:val="24"/>
+          <w:lang w:val="en-IN"/>
+        </w:rPr>
+      </w:pPr>
+      <w:r>
+        <w:rPr>
+          <w:rFonts w:ascii="Times New Roman" w:eastAsia="Times New Roman" w:hAnsi="Times New Roman" w:cs="Times New Roman"/>
+          <w:sz w:val="24"/>
+          <w:szCs w:val="24"/>
+          <w:lang w:val="en-IN"/>
+        </w:rPr>
+        <w:t xml:space="preserve">Tracks player positions </w:t>
+      </w:r>
+    </w:p>
+    <w:p>
+      <w:pPr>
+        <w:numPr>
+          <w:ilvl w:val="0"/>
+          <w:numId w:val="59"/>
+        </w:numPr>
+        <w:tabs>
+          <w:tab w:val="left" w:pos="821"/>
+          <w:tab w:val="right" w:leader="dot" w:pos="9440"/>
+        </w:tabs>
+        <w:spacing w:line="360" w:lineRule="auto"/>
+        <w:jc w:val="both"/>
+        <w:rPr>
+          <w:rFonts w:ascii="Times New Roman" w:eastAsia="Times New Roman" w:hAnsi="Times New Roman" w:cs="Times New Roman"/>
+          <w:sz w:val="24"/>
+          <w:szCs w:val="24"/>
+          <w:lang w:val="en-IN"/>
+        </w:rPr>
+      </w:pPr>
+      <w:r>
+        <w:rPr>
+          <w:rFonts w:ascii="Times New Roman" w:eastAsia="Times New Roman" w:hAnsi="Times New Roman" w:cs="Times New Roman"/>
+          <w:sz w:val="24"/>
+          <w:szCs w:val="24"/>
+          <w:lang w:val="en-IN"/>
+        </w:rPr>
+        <w:t xml:space="preserve">Handles movement logic </w:t>
+      </w:r>
+    </w:p>
+    <w:p>
+      <w:pPr>
+        <w:tabs>
+          <w:tab w:val="left" w:pos="821"/>
+          <w:tab w:val="right" w:leader="dot" w:pos="9440"/>
+        </w:tabs>
+        <w:spacing w:line="360" w:lineRule="auto"/>
+        <w:jc w:val="both"/>
+        <w:rPr>
+          <w:rFonts w:ascii="Times New Roman" w:eastAsia="Times New Roman" w:hAnsi="Times New Roman" w:cs="Times New Roman"/>
+          <w:b/>
+          <w:bCs/>
+          <w:sz w:val="24"/>
+          <w:szCs w:val="24"/>
+          <w:lang w:val="en-IN"/>
+        </w:rPr>
+      </w:pPr>
+      <w:r>
+        <w:rPr>
+          <w:rFonts w:ascii="Times New Roman" w:eastAsia="Times New Roman" w:hAnsi="Times New Roman" w:cs="Times New Roman"/>
+          <w:b/>
+          <w:bCs/>
+          <w:sz w:val="24"/>
+          <w:szCs w:val="24"/>
+          <w:lang w:val="en-IN"/>
+        </w:rPr>
+        <w:t>4. Game Logic Module</w:t>
+      </w:r>
+    </w:p>
+    <w:p>
+      <w:pPr>
+        <w:numPr>
+          <w:ilvl w:val="0"/>
+          <w:numId w:val="60"/>
+        </w:numPr>
+        <w:tabs>
+          <w:tab w:val="left" w:pos="821"/>
+          <w:tab w:val="right" w:leader="dot" w:pos="9440"/>
+        </w:tabs>
+        <w:spacing w:line="360" w:lineRule="auto"/>
+        <w:jc w:val="both"/>
+        <w:rPr>
+          <w:rFonts w:ascii="Times New Roman" w:eastAsia="Times New Roman" w:hAnsi="Times New Roman" w:cs="Times New Roman"/>
+          <w:sz w:val="24"/>
+          <w:szCs w:val="24"/>
+          <w:lang w:val="en-IN"/>
+        </w:rPr>
+      </w:pPr>
+      <w:r>
+        <w:rPr>
+          <w:rFonts w:ascii="Times New Roman" w:eastAsia="Times New Roman" w:hAnsi="Times New Roman" w:cs="Times New Roman"/>
+          <w:sz w:val="24"/>
+          <w:szCs w:val="24"/>
+          <w:lang w:val="en-IN"/>
+        </w:rPr>
+        <w:t xml:space="preserve">Controls turns </w:t>
+      </w:r>
+    </w:p>
+    <w:p>
+      <w:pPr>
+        <w:numPr>
+          <w:ilvl w:val="0"/>
+          <w:numId w:val="60"/>
+        </w:numPr>
+        <w:tabs>
+          <w:tab w:val="left" w:pos="821"/>
+          <w:tab w:val="right" w:leader="dot" w:pos="9440"/>
+        </w:tabs>
+        <w:spacing w:line="360" w:lineRule="auto"/>
+        <w:jc w:val="both"/>
+        <w:rPr>
+          <w:rFonts w:ascii="Times New Roman" w:eastAsia="Times New Roman" w:hAnsi="Times New Roman" w:cs="Times New Roman"/>
+          <w:sz w:val="24"/>
+          <w:szCs w:val="24"/>
+          <w:lang w:val="en-IN"/>
+        </w:rPr>
+      </w:pPr>
+      <w:r>
+        <w:rPr>
+          <w:rFonts w:ascii="Times New Roman" w:eastAsia="Times New Roman" w:hAnsi="Times New Roman" w:cs="Times New Roman"/>
+          <w:sz w:val="24"/>
+          <w:szCs w:val="24"/>
+          <w:lang w:val="en-IN"/>
+        </w:rPr>
+        <w:t xml:space="preserve">Validates moves </w:t>
+      </w:r>
+    </w:p>
+    <w:p>
+      <w:pPr>
+        <w:numPr>
+          <w:ilvl w:val="0"/>
+          <w:numId w:val="60"/>
+        </w:numPr>
+        <w:tabs>
+          <w:tab w:val="left" w:pos="821"/>
+          <w:tab w:val="right" w:leader="dot" w:pos="9440"/>
+        </w:tabs>
+        <w:spacing w:line="360" w:lineRule="auto"/>
+        <w:jc w:val="both"/>
+        <w:rPr>
+          <w:rFonts w:ascii="Times New Roman" w:eastAsia="Times New Roman" w:hAnsi="Times New Roman" w:cs="Times New Roman"/>
+          <w:sz w:val="24"/>
+          <w:szCs w:val="24"/>
+          <w:lang w:val="en-IN"/>
+        </w:rPr>
+      </w:pPr>
+      <w:r>
+        <w:rPr>
+          <w:rFonts w:ascii="Times New Roman" w:eastAsia="Times New Roman" w:hAnsi="Times New Roman" w:cs="Times New Roman"/>
+          <w:sz w:val="24"/>
+          <w:szCs w:val="24"/>
+          <w:lang w:val="en-IN"/>
+        </w:rPr>
+        <w:t>Checks winning condition</w:t>
+      </w:r>
+    </w:p>
+    <w:p>
+      <w:pPr>
+        <w:tabs>
+          <w:tab w:val="left" w:pos="821"/>
+          <w:tab w:val="right" w:leader="dot" w:pos="9440"/>
+        </w:tabs>
+        <w:spacing w:line="360" w:lineRule="auto"/>
+        <w:jc w:val="both"/>
+        <w:rPr>
+          <w:rFonts w:ascii="Times New Roman" w:eastAsia="Times New Roman" w:hAnsi="Times New Roman" w:cs="Times New Roman"/>
+          <w:b/>
+          <w:bCs/>
+          <w:sz w:val="24"/>
+          <w:szCs w:val="24"/>
+        </w:rPr>
+      </w:pPr>
+      <w:r>
+        <w:rPr>
+          <w:rFonts w:ascii="Times New Roman" w:eastAsia="Times New Roman" w:hAnsi="Times New Roman" w:cs="Times New Roman"/>
+          <w:b/>
+          <w:bCs/>
+          <w:sz w:val="24"/>
+          <w:szCs w:val="24"/>
+        </w:rPr>
+        <w:t>3.4 WORKFLOW DIAGRAM</w:t>
+      </w:r>
+    </w:p>
+    <w:p>
+      <w:pPr>
+        <w:tabs>
+          <w:tab w:val="left" w:pos="821"/>
+          <w:tab w:val="right" w:leader="dot" w:pos="9440"/>
+        </w:tabs>
+        <w:spacing w:line="360" w:lineRule="auto"/>
+        <w:jc w:val="both"/>
+        <w:rPr>
+          <w:rFonts w:ascii="Times New Roman" w:eastAsia="Times New Roman" w:hAnsi="Times New Roman" w:cs="Times New Roman"/>
+          <w:sz w:val="24"/>
+          <w:szCs w:val="24"/>
+        </w:rPr>
+        <w:sectPr>
+          <w:pgSz w:w="12240" w:h="15840"/>
+          <w:pgMar w:top="1440" w:right="1440" w:bottom="1440" w:left="1440" w:header="720" w:footer="720" w:gutter="0"/>
+          <w:pgNumType w:start="1"/>
+          <w:cols w:space="720"/>
+          <w:docGrid w:linePitch="360"/>
+        </w:sectPr>
+      </w:pPr>
+      <w:r>
+        <w:rPr>
+          <w:rFonts w:ascii="Times New Roman" w:eastAsia="Times New Roman" w:hAnsi="Times New Roman" w:cs="Times New Roman"/>
+          <w:sz w:val="24"/>
+          <w:szCs w:val="24"/>
+        </w:rPr>
+        <w:lastRenderedPageBreak/>
         <w:t>The workflow of the system begins with the user starting the game. The player rolls the dice, and based on the result, the token moves forward. The system checks if the move is valid and updates the game state. The process continues until a player reaches the winning condition</w:t>
       </w:r>
     </w:p>
@@ -12839,7 +15677,7 @@
                     <pic:cNvPicPr/>
                   </pic:nvPicPr>
                   <pic:blipFill>
-                    <a:blip r:embed="rId17">
+                    <a:blip r:embed="rId15">
                       <a:extLst>
                         <a:ext uri="{28A0092B-C50C-407E-A947-70E740481C1C}">
                           <a14:useLocalDpi xmlns:a14="http://schemas.microsoft.com/office/drawing/2010/main" val="0"/>
@@ -13179,7 +16017,7 @@
                     <pic:cNvPicPr/>
                   </pic:nvPicPr>
                   <pic:blipFill>
-                    <a:blip r:embed="rId18">
+                    <a:blip r:embed="rId16">
                       <a:extLst>
                         <a:ext uri="{28A0092B-C50C-407E-A947-70E740481C1C}">
                           <a14:useLocalDpi xmlns:a14="http://schemas.microsoft.com/office/drawing/2010/main" val="0"/>
@@ -14842,7 +17680,27 @@
         <w:sz w:val="20"/>
         <w:szCs w:val="20"/>
       </w:rPr>
-      <w:t>-Bara 4X4 game using JS React</w:t>
+      <w:t xml:space="preserve">-Bara </w:t>
+    </w:r>
+    <w:r>
+      <w:rPr>
+        <w:rFonts w:ascii="Times New Roman" w:hAnsi="Times New Roman"/>
+        <w:bCs/>
+        <w:color w:val="000000" w:themeColor="text1"/>
+        <w:sz w:val="20"/>
+        <w:szCs w:val="20"/>
+      </w:rPr>
+      <w:t>5X5</w:t>
+    </w:r>
+    <w:r>
+      <w:rPr>
+        <w:rFonts w:ascii="Times New Roman" w:hAnsi="Times New Roman"/>
+        <w:bCs/>
+        <w:color w:val="000000" w:themeColor="text1"/>
+        <w:sz w:val="20"/>
+        <w:szCs w:val="20"/>
+      </w:rPr>
+      <w:t xml:space="preserve"> game using JS React</w:t>
     </w:r>
   </w:p>
   <w:p>
